--- a/docs/Level1/高中英语语法切片-Level1-第01课-词类总览.docx
+++ b/docs/Level1/高中英语语法切片-Level1-第01课-词类总览.docx
@@ -1135,6 +1135,272 @@
           <w:sz w:val="24"/>
           <w:szCs w:val="24"/>
         </w:rPr>
+        <w:t xml:space="preserve">这三个位置里，宾语是最复杂的，也是考得最多的，老师专门给大家展开讲一下。</w:t>
+      </w:r>
+    </w:p>
+    <w:p>
+      <w:pPr>
+        <w:spacing w:after="160" w:line="380"/>
+        <w:ind w:firstLine="480"/>
+      </w:pPr>
+      <w:r>
+        <w:rPr>
+          <w:rFonts w:ascii="SimSun" w:cs="SimSun" w:eastAsia="SimSun" w:hAnsi="SimSun"/>
+          <w:sz w:val="24"/>
+          <w:szCs w:val="24"/>
+        </w:rPr>
+        <w:t xml:space="preserve">先记住一条铁律：宾语只能是名词。说得更准确一点，只能是名词性成分——名词、代词，或者动名词。形容词不能当宾语，副词不能当宾语，动词原形也不能当宾语。</w:t>
+      </w:r>
+    </w:p>
+    <w:p>
+      <w:pPr>
+        <w:spacing w:after="160" w:line="380"/>
+        <w:ind w:firstLine="480"/>
+      </w:pPr>
+      <w:r>
+        <w:rPr>
+          <w:rFonts w:ascii="SimSun" w:cs="SimSun" w:eastAsia="SimSun" w:hAnsi="SimSun"/>
+          <w:sz w:val="24"/>
+          <w:szCs w:val="24"/>
+        </w:rPr>
+        <w:t xml:space="preserve">举个例子。I enjoy music，music 是名词，可以当宾语。I enjoy swimming，swimming 是动名词，也可以。但你不能说 I enjoy swim，因为 swim 是动词原形，它站不住宾语这个位置。你想在宾语位置放一个动作，就必须先把这个动词变成动名词，加 ing 变成名词性的形式。</w:t>
+      </w:r>
+    </w:p>
+    <w:p>
+      <w:pPr>
+        <w:spacing w:after="160" w:line="380"/>
+        <w:ind w:firstLine="480"/>
+      </w:pPr>
+      <w:r>
+        <w:rPr>
+          <w:rFonts w:ascii="SimSun" w:cs="SimSun" w:eastAsia="SimSun" w:hAnsi="SimSun"/>
+          <w:sz w:val="24"/>
+          <w:szCs w:val="24"/>
+        </w:rPr>
+        <w:t xml:space="preserve">接下来是关于宾语的第二件事，这一点很多同学从来没搞清楚过：宾语其实分两种，一种叫直接宾语，一种叫间接宾语。</w:t>
+      </w:r>
+    </w:p>
+    <w:p>
+      <w:pPr>
+        <w:spacing w:after="160" w:line="380"/>
+        <w:ind w:firstLine="480"/>
+      </w:pPr>
+      <w:r>
+        <w:rPr>
+          <w:rFonts w:ascii="SimSun" w:cs="SimSun" w:eastAsia="SimSun" w:hAnsi="SimSun"/>
+          <w:sz w:val="24"/>
+          <w:szCs w:val="24"/>
+        </w:rPr>
+        <w:t xml:space="preserve">我们看一个句子：My father bought me a bike. 我爸爸给我买了一辆自行车。大家注意，bought 后面跟了两个东西，一个是 me，一个是 a bike。</w:t>
+      </w:r>
+    </w:p>
+    <w:p>
+      <w:pPr>
+        <w:spacing w:after="160" w:line="380"/>
+        <w:ind w:firstLine="480"/>
+      </w:pPr>
+      <w:r>
+        <w:rPr>
+          <w:rFonts w:ascii="SimSun" w:cs="SimSun" w:eastAsia="SimSun" w:hAnsi="SimSun"/>
+          <w:sz w:val="24"/>
+          <w:szCs w:val="24"/>
+        </w:rPr>
+        <w:t xml:space="preserve">a bike，自行车，它是真正被买的那个东西，是动作直接作用的对象，所以叫直接宾语。因为它通常是物，我们平时也管它叫物宾。</w:t>
+      </w:r>
+    </w:p>
+    <w:p>
+      <w:pPr>
+        <w:spacing w:after="160" w:line="380"/>
+        <w:ind w:firstLine="480"/>
+      </w:pPr>
+      <w:r>
+        <w:rPr>
+          <w:rFonts w:ascii="SimSun" w:cs="SimSun" w:eastAsia="SimSun" w:hAnsi="SimSun"/>
+          <w:sz w:val="24"/>
+          <w:szCs w:val="24"/>
+        </w:rPr>
+        <w:t xml:space="preserve">me，我，我不是被买的东西，我是这个动作的接受者、受益人，所以叫间接宾语。因为它通常是人，我们平时也管它叫人宾。</w:t>
+      </w:r>
+    </w:p>
+    <w:p>
+      <w:pPr>
+        <w:spacing w:after="160" w:line="380"/>
+        <w:ind w:firstLine="480"/>
+      </w:pPr>
+      <w:r>
+        <w:rPr>
+          <w:rFonts w:ascii="SimSun" w:cs="SimSun" w:eastAsia="SimSun" w:hAnsi="SimSun"/>
+          <w:sz w:val="24"/>
+          <w:szCs w:val="24"/>
+        </w:rPr>
+        <w:t xml:space="preserve">记的时候很简单：sb 是人宾，就是间接宾语；sth 是物宾，就是直接宾语。这类句型的公式就是——动词加 sb 加 sth，人在前，物在后。</w:t>
+      </w:r>
+    </w:p>
+    <w:p>
+      <w:pPr>
+        <w:spacing w:after="160" w:line="380"/>
+        <w:ind w:firstLine="480"/>
+      </w:pPr>
+      <w:r>
+        <w:rPr>
+          <w:rFonts w:ascii="SimSun" w:cs="SimSun" w:eastAsia="SimSun" w:hAnsi="SimSun"/>
+          <w:sz w:val="24"/>
+          <w:szCs w:val="24"/>
+        </w:rPr>
+        <w:t xml:space="preserve">哪些动词能这么用？老师给大家举几个最常用的，都要背下来。</w:t>
+      </w:r>
+    </w:p>
+    <w:p>
+      <w:pPr>
+        <w:spacing w:after="160" w:line="380"/>
+        <w:ind w:firstLine="480"/>
+      </w:pPr>
+      <w:r>
+        <w:rPr>
+          <w:rFonts w:ascii="SimSun" w:cs="SimSun" w:eastAsia="SimSun" w:hAnsi="SimSun"/>
+          <w:sz w:val="24"/>
+          <w:szCs w:val="24"/>
+        </w:rPr>
+        <w:t xml:space="preserve">give sb sth，给某人某物。例句：He gave me a book. 他给了我一本书。me 是人宾，a book 是物宾。</w:t>
+      </w:r>
+    </w:p>
+    <w:p>
+      <w:pPr>
+        <w:spacing w:after="160" w:line="380"/>
+        <w:ind w:firstLine="480"/>
+      </w:pPr>
+      <w:r>
+        <w:rPr>
+          <w:rFonts w:ascii="SimSun" w:cs="SimSun" w:eastAsia="SimSun" w:hAnsi="SimSun"/>
+          <w:sz w:val="24"/>
+          <w:szCs w:val="24"/>
+        </w:rPr>
+        <w:t xml:space="preserve">lend sb sth，借给某人某物。例句：Can you lend me your pen? 你能把你的笔借给我吗？me 是人宾，your pen 是物宾。</w:t>
+      </w:r>
+    </w:p>
+    <w:p>
+      <w:pPr>
+        <w:spacing w:after="160" w:line="380"/>
+        <w:ind w:firstLine="480"/>
+      </w:pPr>
+      <w:r>
+        <w:rPr>
+          <w:rFonts w:ascii="SimSun" w:cs="SimSun" w:eastAsia="SimSun" w:hAnsi="SimSun"/>
+          <w:sz w:val="24"/>
+          <w:szCs w:val="24"/>
+        </w:rPr>
+        <w:t xml:space="preserve">buy sb sth，给某人买某物。例句：She bought her son a watch. 她给她儿子买了块手表。her son 是人宾，a watch 是物宾。</w:t>
+      </w:r>
+    </w:p>
+    <w:p>
+      <w:pPr>
+        <w:spacing w:after="160" w:line="380"/>
+        <w:ind w:firstLine="480"/>
+      </w:pPr>
+      <w:r>
+        <w:rPr>
+          <w:rFonts w:ascii="SimSun" w:cs="SimSun" w:eastAsia="SimSun" w:hAnsi="SimSun"/>
+          <w:sz w:val="24"/>
+          <w:szCs w:val="24"/>
+        </w:rPr>
+        <w:t xml:space="preserve">send sb sth，寄给某人某物。例句：I sent him a message. 我给他发了条消息。him 是人宾，a message 是物宾。</w:t>
+      </w:r>
+    </w:p>
+    <w:p>
+      <w:pPr>
+        <w:spacing w:after="160" w:line="380"/>
+        <w:ind w:firstLine="480"/>
+      </w:pPr>
+      <w:r>
+        <w:rPr>
+          <w:rFonts w:ascii="SimSun" w:cs="SimSun" w:eastAsia="SimSun" w:hAnsi="SimSun"/>
+          <w:sz w:val="24"/>
+          <w:szCs w:val="24"/>
+        </w:rPr>
+        <w:t xml:space="preserve">tell sb sth，告诉某人某事。例句：He told us the truth. 他告诉了我们真相。us 是人宾，the truth 是物宾。</w:t>
+      </w:r>
+    </w:p>
+    <w:p>
+      <w:pPr>
+        <w:spacing w:after="160" w:line="380"/>
+        <w:ind w:firstLine="480"/>
+      </w:pPr>
+      <w:r>
+        <w:rPr>
+          <w:rFonts w:ascii="SimSun" w:cs="SimSun" w:eastAsia="SimSun" w:hAnsi="SimSun"/>
+          <w:sz w:val="24"/>
+          <w:szCs w:val="24"/>
+        </w:rPr>
+        <w:t xml:space="preserve">show sb sth，给某人看某物。例句：She showed me her photos. 她给我看了她的照片。me 是人宾，her photos 是物宾。</w:t>
+      </w:r>
+    </w:p>
+    <w:p>
+      <w:pPr>
+        <w:spacing w:after="160" w:line="380"/>
+        <w:ind w:firstLine="480"/>
+      </w:pPr>
+      <w:r>
+        <w:rPr>
+          <w:rFonts w:ascii="SimSun" w:cs="SimSun" w:eastAsia="SimSun" w:hAnsi="SimSun"/>
+          <w:sz w:val="24"/>
+          <w:szCs w:val="24"/>
+        </w:rPr>
+        <w:t xml:space="preserve">teach sb sth，教某人某科目。例句：Mr. Li teaches us English. 李老师教我们英语。us 是人宾，English 是物宾。</w:t>
+      </w:r>
+    </w:p>
+    <w:p>
+      <w:pPr>
+        <w:spacing w:after="160" w:line="380"/>
+        <w:ind w:firstLine="480"/>
+      </w:pPr>
+      <w:r>
+        <w:rPr>
+          <w:rFonts w:ascii="SimSun" w:cs="SimSun" w:eastAsia="SimSun" w:hAnsi="SimSun"/>
+          <w:sz w:val="24"/>
+          <w:szCs w:val="24"/>
+        </w:rPr>
+        <w:t xml:space="preserve">pass sb sth，把某物递给某人。例句：Please pass me the salt. 请把盐递给我。me 是人宾，the salt 是物宾。</w:t>
+      </w:r>
+    </w:p>
+    <w:p>
+      <w:pPr>
+        <w:spacing w:after="160" w:line="380"/>
+        <w:ind w:firstLine="480"/>
+      </w:pPr>
+      <w:r>
+        <w:rPr>
+          <w:rFonts w:ascii="SimSun" w:cs="SimSun" w:eastAsia="SimSun" w:hAnsi="SimSun"/>
+          <w:sz w:val="24"/>
+          <w:szCs w:val="24"/>
+        </w:rPr>
+        <w:t xml:space="preserve">这八个动词是双宾语句型里最高频的，大家找个本子抄下来。另外补充一句：这类句子还有另一种说法，把物放前面、人放后面，中间加一个介词。比如 He gave a book to me，She bought a watch for her son。到底用 to 还是用 for，取决于前面那个动词，这个我们在第五课讲五大基本句型的时候会专门细讲，今天你先知道有这么回事。</w:t>
+      </w:r>
+    </w:p>
+    <w:p>
+      <w:pPr>
+        <w:spacing w:after="160" w:line="380"/>
+        <w:ind w:firstLine="480"/>
+      </w:pPr>
+      <w:r>
+        <w:rPr>
+          <w:rFonts w:ascii="SimSun" w:cs="SimSun" w:eastAsia="SimSun" w:hAnsi="SimSun"/>
+          <w:sz w:val="24"/>
+          <w:szCs w:val="24"/>
+        </w:rPr>
+        <w:t xml:space="preserve">回到我们今天的判断标准。为什么要跟大家讲这些？因为不管是直接宾语还是间接宾语，它们都是宾语，都必须是名词性成分。所以你在做题时，一旦判断出某个空是宾语位置，不用去纠结它是人宾还是物宾，直接填名词就对了。</w:t>
+      </w:r>
+    </w:p>
+    <w:p>
+      <w:pPr>
+        <w:spacing w:after="160" w:line="380"/>
+        <w:ind w:firstLine="480"/>
+      </w:pPr>
+      <w:r>
+        <w:rPr>
+          <w:rFonts w:ascii="SimSun" w:cs="SimSun" w:eastAsia="SimSun" w:hAnsi="SimSun"/>
+          <w:sz w:val="24"/>
+          <w:szCs w:val="24"/>
+        </w:rPr>
         <w:t xml:space="preserve">第二条，如果这个空在名词前面，或者在 be 动词、系动词后面，那就填形容词。名词前面的位置叫定语，be 动词后面的位置叫表语，这两个位置最常见的住户就是形容词。除了 be，还要注意 look、seem、become、feel、sound、taste、stay、remain 这些系动词，它们后面同样跟形容词。</w:t>
       </w:r>
     </w:p>
@@ -1261,7 +1527,7 @@
           <w:sz w:val="24"/>
           <w:szCs w:val="24"/>
         </w:rPr>
-        <w:t xml:space="preserve">第一条，空缺的是主语、宾语或者表语，填名词。</w:t>
+        <w:t xml:space="preserve">第一条，空缺的是主语、宾语或者表语，填名词。宾语包括直接宾语和间接宾语，两个都算，都必须是名词性成分。</w:t>
       </w:r>
     </w:p>
     <w:p>
@@ -1375,7 +1641,7 @@
           <w:sz w:val="24"/>
           <w:szCs w:val="24"/>
         </w:rPr>
-        <w:t xml:space="preserve">请大家先自己想二十秒。好，我们按刚才的四条标准走。第一步，看空的位置。空前面是 some，some 是限定词，后面必须跟名词；同时这个空是 gave 的直接宾语，宾语位置也是名词性成分。两条都指向名词。第二步，把括号里的动词 suggest 变成名词，加后缀 ion，变成 suggestion。第三步，也是最容易丢分的一步，检查数。suggestion 是可数名词，前面有 some，表示一些建议，所以必须用复数。</w:t>
+        <w:t xml:space="preserve">请大家先自己想二十秒。好，我们按刚才的四条标准走。第一步，看空的位置。空前面是 some，some 是限定词，后面必须跟名词；同时，这句话正好就是我们刚讲的双宾语句型——give sb sth。gave 后面的 us 是人宾，也就是间接宾语；而这个空所在的 some ______ 是物宾，也就是直接宾语。不管人宾物宾，宾语都必须是名词性成分。两条线索都指向名词。第二步，把括号里的动词 suggest 变成名词，加后缀 ion，变成 suggestion。第三步，也是最容易丢分的一步，检查数。suggestion 是可数名词，前面有 some，表示一些建议，所以必须用复数。</w:t>
       </w:r>
     </w:p>
     <w:p>
@@ -1518,6 +1784,20 @@
           <w:szCs w:val="24"/>
         </w:rPr>
         <w:t xml:space="preserve">第三，也是最重要的一条，看空的位置定词性：主语、宾语、表语的位置填名词；名词前面、be 动词后面填形容词；修饰动词、形容词和整句话，填副词。</w:t>
+      </w:r>
+    </w:p>
+    <w:p>
+      <w:pPr>
+        <w:spacing w:after="160" w:line="380"/>
+        <w:ind w:firstLine="480"/>
+      </w:pPr>
+      <w:r>
+        <w:rPr>
+          <w:rFonts w:ascii="SimSun" w:cs="SimSun" w:eastAsia="SimSun" w:hAnsi="SimSun"/>
+          <w:sz w:val="24"/>
+          <w:szCs w:val="24"/>
+        </w:rPr>
+        <w:t xml:space="preserve">这里再把宾语单独拎出来强调一次：宾语只能是名词、代词或者动名词，形容词和动词原形都不行。宾语还分直接宾语和间接宾语，也就是物宾和人宾，give sb sth、buy sb sth、tell sb sth 这类句型里，人在前物在后，两个都是宾语，两个都得是名词。</w:t>
       </w:r>
     </w:p>
     <w:p>

--- a/docs/Level1/高中英语语法切片-Level1-第01课-词类总览.docx
+++ b/docs/Level1/高中英语语法切片-Level1-第01课-词类总览.docx
@@ -1135,259 +1135,105 @@
           <w:sz w:val="24"/>
           <w:szCs w:val="24"/>
         </w:rPr>
-        <w:t xml:space="preserve">这三个位置里，宾语是最复杂的，也是考得最多的，老师专门给大家展开讲一下。</w:t>
-      </w:r>
-    </w:p>
-    <w:p>
-      <w:pPr>
-        <w:spacing w:after="160" w:line="380"/>
-        <w:ind w:firstLine="480"/>
-      </w:pPr>
-      <w:r>
-        <w:rPr>
-          <w:rFonts w:ascii="SimSun" w:cs="SimSun" w:eastAsia="SimSun" w:hAnsi="SimSun"/>
-          <w:sz w:val="24"/>
-          <w:szCs w:val="24"/>
-        </w:rPr>
-        <w:t xml:space="preserve">先记住一条铁律：宾语只能是名词。说得更准确一点，只能是名词性成分——名词、代词，或者动名词。形容词不能当宾语，副词不能当宾语，动词原形也不能当宾语。</w:t>
-      </w:r>
-    </w:p>
-    <w:p>
-      <w:pPr>
-        <w:spacing w:after="160" w:line="380"/>
-        <w:ind w:firstLine="480"/>
-      </w:pPr>
-      <w:r>
-        <w:rPr>
-          <w:rFonts w:ascii="SimSun" w:cs="SimSun" w:eastAsia="SimSun" w:hAnsi="SimSun"/>
-          <w:sz w:val="24"/>
-          <w:szCs w:val="24"/>
-        </w:rPr>
-        <w:t xml:space="preserve">举个例子。I enjoy music，music 是名词，可以当宾语。I enjoy swimming，swimming 是动名词，也可以。但你不能说 I enjoy swim，因为 swim 是动词原形，它站不住宾语这个位置。你想在宾语位置放一个动作，就必须先把这个动词变成动名词，加 ing 变成名词性的形式。</w:t>
-      </w:r>
-    </w:p>
-    <w:p>
-      <w:pPr>
-        <w:spacing w:after="160" w:line="380"/>
-        <w:ind w:firstLine="480"/>
-      </w:pPr>
-      <w:r>
-        <w:rPr>
-          <w:rFonts w:ascii="SimSun" w:cs="SimSun" w:eastAsia="SimSun" w:hAnsi="SimSun"/>
-          <w:sz w:val="24"/>
-          <w:szCs w:val="24"/>
-        </w:rPr>
-        <w:t xml:space="preserve">接下来是关于宾语的第二件事，这一点很多同学从来没搞清楚过：宾语其实分两种，一种叫直接宾语，一种叫间接宾语。</w:t>
-      </w:r>
-    </w:p>
-    <w:p>
-      <w:pPr>
-        <w:spacing w:after="160" w:line="380"/>
-        <w:ind w:firstLine="480"/>
-      </w:pPr>
-      <w:r>
-        <w:rPr>
-          <w:rFonts w:ascii="SimSun" w:cs="SimSun" w:eastAsia="SimSun" w:hAnsi="SimSun"/>
-          <w:sz w:val="24"/>
-          <w:szCs w:val="24"/>
-        </w:rPr>
-        <w:t xml:space="preserve">我们看一个句子：My father bought me a bike. 我爸爸给我买了一辆自行车。大家注意，bought 后面跟了两个东西，一个是 me，一个是 a bike。</w:t>
-      </w:r>
-    </w:p>
-    <w:p>
-      <w:pPr>
-        <w:spacing w:after="160" w:line="380"/>
-        <w:ind w:firstLine="480"/>
-      </w:pPr>
-      <w:r>
-        <w:rPr>
-          <w:rFonts w:ascii="SimSun" w:cs="SimSun" w:eastAsia="SimSun" w:hAnsi="SimSun"/>
-          <w:sz w:val="24"/>
-          <w:szCs w:val="24"/>
-        </w:rPr>
-        <w:t xml:space="preserve">a bike，自行车，它是真正被买的那个东西，是动作直接作用的对象，所以叫直接宾语。因为它通常是物，我们平时也管它叫物宾。</w:t>
-      </w:r>
-    </w:p>
-    <w:p>
-      <w:pPr>
-        <w:spacing w:after="160" w:line="380"/>
-        <w:ind w:firstLine="480"/>
-      </w:pPr>
-      <w:r>
-        <w:rPr>
-          <w:rFonts w:ascii="SimSun" w:cs="SimSun" w:eastAsia="SimSun" w:hAnsi="SimSun"/>
-          <w:sz w:val="24"/>
-          <w:szCs w:val="24"/>
-        </w:rPr>
-        <w:t xml:space="preserve">me，我，我不是被买的东西，我是这个动作的接受者、受益人，所以叫间接宾语。因为它通常是人，我们平时也管它叫人宾。</w:t>
-      </w:r>
-    </w:p>
-    <w:p>
-      <w:pPr>
-        <w:spacing w:after="160" w:line="380"/>
-        <w:ind w:firstLine="480"/>
-      </w:pPr>
-      <w:r>
-        <w:rPr>
-          <w:rFonts w:ascii="SimSun" w:cs="SimSun" w:eastAsia="SimSun" w:hAnsi="SimSun"/>
-          <w:sz w:val="24"/>
-          <w:szCs w:val="24"/>
-        </w:rPr>
-        <w:t xml:space="preserve">记的时候很简单：sb 是人宾，就是间接宾语；sth 是物宾，就是直接宾语。这类句型的公式就是——动词加 sb 加 sth，人在前，物在后。</w:t>
-      </w:r>
-    </w:p>
-    <w:p>
-      <w:pPr>
-        <w:spacing w:after="160" w:line="380"/>
-        <w:ind w:firstLine="480"/>
-      </w:pPr>
-      <w:r>
-        <w:rPr>
-          <w:rFonts w:ascii="SimSun" w:cs="SimSun" w:eastAsia="SimSun" w:hAnsi="SimSun"/>
-          <w:sz w:val="24"/>
-          <w:szCs w:val="24"/>
-        </w:rPr>
-        <w:t xml:space="preserve">哪些动词能这么用？老师给大家举几个最常用的，都要背下来。</w:t>
-      </w:r>
-    </w:p>
-    <w:p>
-      <w:pPr>
-        <w:spacing w:after="160" w:line="380"/>
-        <w:ind w:firstLine="480"/>
-      </w:pPr>
-      <w:r>
-        <w:rPr>
-          <w:rFonts w:ascii="SimSun" w:cs="SimSun" w:eastAsia="SimSun" w:hAnsi="SimSun"/>
-          <w:sz w:val="24"/>
-          <w:szCs w:val="24"/>
-        </w:rPr>
-        <w:t xml:space="preserve">give sb sth，给某人某物。例句：He gave me a book. 他给了我一本书。me 是人宾，a book 是物宾。</w:t>
-      </w:r>
-    </w:p>
-    <w:p>
-      <w:pPr>
-        <w:spacing w:after="160" w:line="380"/>
-        <w:ind w:firstLine="480"/>
-      </w:pPr>
-      <w:r>
-        <w:rPr>
-          <w:rFonts w:ascii="SimSun" w:cs="SimSun" w:eastAsia="SimSun" w:hAnsi="SimSun"/>
-          <w:sz w:val="24"/>
-          <w:szCs w:val="24"/>
-        </w:rPr>
-        <w:t xml:space="preserve">lend sb sth，借给某人某物。例句：Can you lend me your pen? 你能把你的笔借给我吗？me 是人宾，your pen 是物宾。</w:t>
-      </w:r>
-    </w:p>
-    <w:p>
-      <w:pPr>
-        <w:spacing w:after="160" w:line="380"/>
-        <w:ind w:firstLine="480"/>
-      </w:pPr>
-      <w:r>
-        <w:rPr>
-          <w:rFonts w:ascii="SimSun" w:cs="SimSun" w:eastAsia="SimSun" w:hAnsi="SimSun"/>
-          <w:sz w:val="24"/>
-          <w:szCs w:val="24"/>
-        </w:rPr>
-        <w:t xml:space="preserve">buy sb sth，给某人买某物。例句：She bought her son a watch. 她给她儿子买了块手表。her son 是人宾，a watch 是物宾。</w:t>
-      </w:r>
-    </w:p>
-    <w:p>
-      <w:pPr>
-        <w:spacing w:after="160" w:line="380"/>
-        <w:ind w:firstLine="480"/>
-      </w:pPr>
-      <w:r>
-        <w:rPr>
-          <w:rFonts w:ascii="SimSun" w:cs="SimSun" w:eastAsia="SimSun" w:hAnsi="SimSun"/>
-          <w:sz w:val="24"/>
-          <w:szCs w:val="24"/>
-        </w:rPr>
-        <w:t xml:space="preserve">send sb sth，寄给某人某物。例句：I sent him a message. 我给他发了条消息。him 是人宾，a message 是物宾。</w:t>
-      </w:r>
-    </w:p>
-    <w:p>
-      <w:pPr>
-        <w:spacing w:after="160" w:line="380"/>
-        <w:ind w:firstLine="480"/>
-      </w:pPr>
-      <w:r>
-        <w:rPr>
-          <w:rFonts w:ascii="SimSun" w:cs="SimSun" w:eastAsia="SimSun" w:hAnsi="SimSun"/>
-          <w:sz w:val="24"/>
-          <w:szCs w:val="24"/>
-        </w:rPr>
-        <w:t xml:space="preserve">tell sb sth，告诉某人某事。例句：He told us the truth. 他告诉了我们真相。us 是人宾，the truth 是物宾。</w:t>
-      </w:r>
-    </w:p>
-    <w:p>
-      <w:pPr>
-        <w:spacing w:after="160" w:line="380"/>
-        <w:ind w:firstLine="480"/>
-      </w:pPr>
-      <w:r>
-        <w:rPr>
-          <w:rFonts w:ascii="SimSun" w:cs="SimSun" w:eastAsia="SimSun" w:hAnsi="SimSun"/>
-          <w:sz w:val="24"/>
-          <w:szCs w:val="24"/>
-        </w:rPr>
-        <w:t xml:space="preserve">show sb sth，给某人看某物。例句：She showed me her photos. 她给我看了她的照片。me 是人宾，her photos 是物宾。</w:t>
-      </w:r>
-    </w:p>
-    <w:p>
-      <w:pPr>
-        <w:spacing w:after="160" w:line="380"/>
-        <w:ind w:firstLine="480"/>
-      </w:pPr>
-      <w:r>
-        <w:rPr>
-          <w:rFonts w:ascii="SimSun" w:cs="SimSun" w:eastAsia="SimSun" w:hAnsi="SimSun"/>
-          <w:sz w:val="24"/>
-          <w:szCs w:val="24"/>
-        </w:rPr>
-        <w:t xml:space="preserve">teach sb sth，教某人某科目。例句：Mr. Li teaches us English. 李老师教我们英语。us 是人宾，English 是物宾。</w:t>
-      </w:r>
-    </w:p>
-    <w:p>
-      <w:pPr>
-        <w:spacing w:after="160" w:line="380"/>
-        <w:ind w:firstLine="480"/>
-      </w:pPr>
-      <w:r>
-        <w:rPr>
-          <w:rFonts w:ascii="SimSun" w:cs="SimSun" w:eastAsia="SimSun" w:hAnsi="SimSun"/>
-          <w:sz w:val="24"/>
-          <w:szCs w:val="24"/>
-        </w:rPr>
-        <w:t xml:space="preserve">pass sb sth，把某物递给某人。例句：Please pass me the salt. 请把盐递给我。me 是人宾，the salt 是物宾。</w:t>
-      </w:r>
-    </w:p>
-    <w:p>
-      <w:pPr>
-        <w:spacing w:after="160" w:line="380"/>
-        <w:ind w:firstLine="480"/>
-      </w:pPr>
-      <w:r>
-        <w:rPr>
-          <w:rFonts w:ascii="SimSun" w:cs="SimSun" w:eastAsia="SimSun" w:hAnsi="SimSun"/>
-          <w:sz w:val="24"/>
-          <w:szCs w:val="24"/>
-        </w:rPr>
-        <w:t xml:space="preserve">这八个动词是双宾语句型里最高频的，大家找个本子抄下来。另外补充一句：这类句子还有另一种说法，把物放前面、人放后面，中间加一个介词。比如 He gave a book to me，She bought a watch for her son。到底用 to 还是用 for，取决于前面那个动词，这个我们在第五课讲五大基本句型的时候会专门细讲，今天你先知道有这么回事。</w:t>
-      </w:r>
-    </w:p>
-    <w:p>
-      <w:pPr>
-        <w:spacing w:after="160" w:line="380"/>
-        <w:ind w:firstLine="480"/>
-      </w:pPr>
-      <w:r>
-        <w:rPr>
-          <w:rFonts w:ascii="SimSun" w:cs="SimSun" w:eastAsia="SimSun" w:hAnsi="SimSun"/>
-          <w:sz w:val="24"/>
-          <w:szCs w:val="24"/>
-        </w:rPr>
-        <w:t xml:space="preserve">回到我们今天的判断标准。为什么要跟大家讲这些？因为不管是直接宾语还是间接宾语，它们都是宾语，都必须是名词性成分。所以你在做题时，一旦判断出某个空是宾语位置，不用去纠结它是人宾还是物宾，直接填名词就对了。</w:t>
+        <w:t xml:space="preserve">这三个位置里面，宾语最容易出问题，老师多说两句。</w:t>
+      </w:r>
+    </w:p>
+    <w:p>
+      <w:pPr>
+        <w:spacing w:after="160" w:line="380"/>
+        <w:ind w:firstLine="480"/>
+      </w:pPr>
+      <w:r>
+        <w:rPr>
+          <w:rFonts w:ascii="SimSun" w:cs="SimSun" w:eastAsia="SimSun" w:hAnsi="SimSun"/>
+          <w:sz w:val="24"/>
+          <w:szCs w:val="24"/>
+        </w:rPr>
+        <w:t xml:space="preserve">首先你记住，宾语只能是名词。严格说是名词性成分，名词、代词、动名词，就这三样。形容词不行，副词不行，动词原形也不行。比如你可以说 I enjoy music，也可以说 I enjoy swimming，因为 swimming 是动名词；但你不能说 I enjoy swim，swim 是动词原形，它站不住宾语这个位置。</w:t>
+      </w:r>
+    </w:p>
+    <w:p>
+      <w:pPr>
+        <w:spacing w:after="160" w:line="380"/>
+        <w:ind w:firstLine="480"/>
+      </w:pPr>
+      <w:r>
+        <w:rPr>
+          <w:rFonts w:ascii="SimSun" w:cs="SimSun" w:eastAsia="SimSun" w:hAnsi="SimSun"/>
+          <w:sz w:val="24"/>
+          <w:szCs w:val="24"/>
+        </w:rPr>
+        <w:t xml:space="preserve">然后还有一件事，很多同学一直没搞清楚——宾语其实分两种。我们看这句话：My father bought me a bike，我爸给我买了辆自行车。你注意，bought 后面跟了两样东西，一个 me，一个 a bike。真正被买的是自行车，它是动作直接作用的对象，这个叫直接宾语，因为一般是个物，我们平时就管它叫物宾。而 me 呢，我不是被买的，我是接受这个东西的人，这个叫间接宾语，因为一般是个人，我们就叫它人宾。</w:t>
+      </w:r>
+    </w:p>
+    <w:p>
+      <w:pPr>
+        <w:spacing w:after="160" w:line="380"/>
+        <w:ind w:firstLine="480"/>
+      </w:pPr>
+      <w:r>
+        <w:rPr>
+          <w:rFonts w:ascii="SimSun" w:cs="SimSun" w:eastAsia="SimSun" w:hAnsi="SimSun"/>
+          <w:sz w:val="24"/>
+          <w:szCs w:val="24"/>
+        </w:rPr>
+        <w:t xml:space="preserve">所以这类句型的公式就是：动词加 sb 加 sth，人在前，物在后。sb 是人宾，sth 是物宾。</w:t>
+      </w:r>
+    </w:p>
+    <w:p>
+      <w:pPr>
+        <w:spacing w:after="160" w:line="380"/>
+        <w:ind w:firstLine="480"/>
+      </w:pPr>
+      <w:r>
+        <w:rPr>
+          <w:rFonts w:ascii="SimSun" w:cs="SimSun" w:eastAsia="SimSun" w:hAnsi="SimSun"/>
+          <w:sz w:val="24"/>
+          <w:szCs w:val="24"/>
+        </w:rPr>
+        <w:t xml:space="preserve">这样的动词高中阶段常考的就八个，你拿本子记一下：give sb sth 给某人某物，lend sb sth 借给某人某物，buy sb sth 给某人买某物，send sb sth 寄给某人某物，tell sb sth 告诉某人某事，show sb sth 给某人看某物，teach sb sth 教某人某科目，pass sb sth 把某物递给某人。</w:t>
+      </w:r>
+    </w:p>
+    <w:p>
+      <w:pPr>
+        <w:spacing w:after="160" w:line="380"/>
+        <w:ind w:firstLine="480"/>
+      </w:pPr>
+      <w:r>
+        <w:rPr>
+          <w:rFonts w:ascii="SimSun" w:cs="SimSun" w:eastAsia="SimSun" w:hAnsi="SimSun"/>
+          <w:sz w:val="24"/>
+          <w:szCs w:val="24"/>
+        </w:rPr>
+        <w:t xml:space="preserve">老师随便念三句你体会一下：He gave me a book，me 是人，book 是物；She bought her son a watch，her son 是人，a watch 是物；Please pass me the salt，me 是人，the salt 是物。你看是不是都一个样，人在前，物在后。</w:t>
+      </w:r>
+    </w:p>
+    <w:p>
+      <w:pPr>
+        <w:spacing w:after="160" w:line="380"/>
+        <w:ind w:firstLine="480"/>
+      </w:pPr>
+      <w:r>
+        <w:rPr>
+          <w:rFonts w:ascii="SimSun" w:cs="SimSun" w:eastAsia="SimSun" w:hAnsi="SimSun"/>
+          <w:sz w:val="24"/>
+          <w:szCs w:val="24"/>
+        </w:rPr>
+        <w:t xml:space="preserve">这类句子还有另一种说法，把物挪到前面、人放到后面，中间加个介词，比如 He gave a book to me，She bought a watch for her son。到底用 to 还是用 for，得看前面那个动词，这个我们第五课再细讲。</w:t>
+      </w:r>
+    </w:p>
+    <w:p>
+      <w:pPr>
+        <w:spacing w:after="160" w:line="380"/>
+        <w:ind w:firstLine="480"/>
+      </w:pPr>
+      <w:r>
+        <w:rPr>
+          <w:rFonts w:ascii="SimSun" w:cs="SimSun" w:eastAsia="SimSun" w:hAnsi="SimSun"/>
+          <w:sz w:val="24"/>
+          <w:szCs w:val="24"/>
+        </w:rPr>
+        <w:t xml:space="preserve">回到今天的判断标准。不管是人宾还是物宾，它都是宾语，都得是名词。所以你做题的时候一旦看出这是个宾语位置，别管它是人是物，直接填名词。</w:t>
       </w:r>
     </w:p>
     <w:p>
@@ -1641,7 +1487,7 @@
           <w:sz w:val="24"/>
           <w:szCs w:val="24"/>
         </w:rPr>
-        <w:t xml:space="preserve">请大家先自己想二十秒。好，我们按刚才的四条标准走。第一步，看空的位置。空前面是 some，some 是限定词，后面必须跟名词；同时，这句话正好就是我们刚讲的双宾语句型——give sb sth。gave 后面的 us 是人宾，也就是间接宾语；而这个空所在的 some ______ 是物宾，也就是直接宾语。不管人宾物宾，宾语都必须是名词性成分。两条线索都指向名词。第二步，把括号里的动词 suggest 变成名词，加后缀 ion，变成 suggestion。第三步，也是最容易丢分的一步，检查数。suggestion 是可数名词，前面有 some，表示一些建议，所以必须用复数。</w:t>
+        <w:t xml:space="preserve">请大家先自己想二十秒。好，我们按刚才的四条标准走。第一步，看空的位置。空前面是 some，some 是限定词，后面必须跟名词；而且这句话正好就是我们刚讲的 give sb sth，gave 后面的 us 是人宾，这个空所在的部分就是物宾，人宾物宾都是宾语，都得填名词。两条线索都指向名词。第二步，把括号里的动词 suggest 变成名词，加后缀 ion，变成 suggestion。第三步，也是最容易丢分的一步，检查数。suggestion 是可数名词，前面有 some，表示一些建议，所以必须用复数。</w:t>
       </w:r>
     </w:p>
     <w:p>
@@ -1797,7 +1643,7 @@
           <w:sz w:val="24"/>
           <w:szCs w:val="24"/>
         </w:rPr>
-        <w:t xml:space="preserve">这里再把宾语单独拎出来强调一次：宾语只能是名词、代词或者动名词，形容词和动词原形都不行。宾语还分直接宾语和间接宾语，也就是物宾和人宾，give sb sth、buy sb sth、tell sb sth 这类句型里，人在前物在后，两个都是宾语，两个都得是名词。</w:t>
+        <w:t xml:space="preserve">宾语这块再提一句：它只能是名词、代词或者动名词，形容词和动词原形都不行；而且宾语分人宾和物宾，give sb sth 这类句型人在前物在后，两个都是宾语，两个都得填名词。</w:t>
       </w:r>
     </w:p>
     <w:p>

--- a/docs/Level1/高中英语语法切片-Level1-第01课-词类总览.docx
+++ b/docs/Level1/高中英语语法切片-Level1-第01课-词类总览.docx
@@ -91,6 +91,20 @@
     <w:p>
       <w:pPr>
         <w:spacing w:after="160" w:line="380"/>
+        <w:ind w:firstLine="480"/>
+      </w:pPr>
+      <w:r>
+        <w:rPr>
+          <w:rFonts w:ascii="SimSun" w:cs="SimSun" w:eastAsia="SimSun" w:hAnsi="SimSun"/>
+          <w:sz w:val="24"/>
+          <w:szCs w:val="24"/>
+        </w:rPr>
+        <w:t xml:space="preserve">我们先看第一题。</w:t>
+      </w:r>
+    </w:p>
+    <w:p>
+      <w:pPr>
+        <w:spacing w:after="160" w:line="380"/>
       </w:pPr>
       <w:r>
         <w:rPr>
@@ -233,6 +247,20 @@
     <w:p>
       <w:pPr>
         <w:spacing w:after="160" w:line="380"/>
+        <w:ind w:firstLine="480"/>
+      </w:pPr>
+      <w:r>
+        <w:rPr>
+          <w:rFonts w:ascii="SimSun" w:cs="SimSun" w:eastAsia="SimSun" w:hAnsi="SimSun"/>
+          <w:sz w:val="24"/>
+          <w:szCs w:val="24"/>
+        </w:rPr>
+        <w:t xml:space="preserve">第一题过了，接下来第二题。</w:t>
+      </w:r>
+    </w:p>
+    <w:p>
+      <w:pPr>
+        <w:spacing w:after="160" w:line="380"/>
       </w:pPr>
       <w:r>
         <w:rPr>
@@ -305,6 +333,20 @@
     <w:p>
       <w:pPr>
         <w:spacing w:after="160" w:line="380"/>
+        <w:ind w:firstLine="480"/>
+      </w:pPr>
+      <w:r>
+        <w:rPr>
+          <w:rFonts w:ascii="SimSun" w:cs="SimSun" w:eastAsia="SimSun" w:hAnsi="SimSun"/>
+          <w:sz w:val="24"/>
+          <w:szCs w:val="24"/>
+        </w:rPr>
+        <w:t xml:space="preserve">第三题。</w:t>
+      </w:r>
+    </w:p>
+    <w:p>
+      <w:pPr>
+        <w:spacing w:after="160" w:line="380"/>
       </w:pPr>
       <w:r>
         <w:rPr>
@@ -391,6 +433,20 @@
     <w:p>
       <w:pPr>
         <w:spacing w:after="160" w:line="380"/>
+        <w:ind w:firstLine="480"/>
+      </w:pPr>
+      <w:r>
+        <w:rPr>
+          <w:rFonts w:ascii="SimSun" w:cs="SimSun" w:eastAsia="SimSun" w:hAnsi="SimSun"/>
+          <w:sz w:val="24"/>
+          <w:szCs w:val="24"/>
+        </w:rPr>
+        <w:t xml:space="preserve">来，第四题。</w:t>
+      </w:r>
+    </w:p>
+    <w:p>
+      <w:pPr>
+        <w:spacing w:after="160" w:line="380"/>
       </w:pPr>
       <w:r>
         <w:rPr>
@@ -492,6 +548,20 @@
     <w:p>
       <w:pPr>
         <w:spacing w:after="160" w:line="380"/>
+        <w:ind w:firstLine="480"/>
+      </w:pPr>
+      <w:r>
+        <w:rPr>
+          <w:rFonts w:ascii="SimSun" w:cs="SimSun" w:eastAsia="SimSun" w:hAnsi="SimSun"/>
+          <w:sz w:val="24"/>
+          <w:szCs w:val="24"/>
+        </w:rPr>
+        <w:t xml:space="preserve">第五题，接着看。</w:t>
+      </w:r>
+    </w:p>
+    <w:p>
+      <w:pPr>
+        <w:spacing w:after="160" w:line="380"/>
       </w:pPr>
       <w:r>
         <w:rPr>
@@ -593,6 +663,20 @@
     <w:p>
       <w:pPr>
         <w:spacing w:after="160" w:line="380"/>
+        <w:ind w:firstLine="480"/>
+      </w:pPr>
+      <w:r>
+        <w:rPr>
+          <w:rFonts w:ascii="SimSun" w:cs="SimSun" w:eastAsia="SimSun" w:hAnsi="SimSun"/>
+          <w:sz w:val="24"/>
+          <w:szCs w:val="24"/>
+        </w:rPr>
+        <w:t xml:space="preserve">最后一题了，第六题。</w:t>
+      </w:r>
+    </w:p>
+    <w:p>
+      <w:pPr>
+        <w:spacing w:after="160" w:line="380"/>
       </w:pPr>
       <w:r>
         <w:rPr>
@@ -1449,6 +1533,20 @@
     <w:p>
       <w:pPr>
         <w:spacing w:after="160" w:line="380"/>
+        <w:ind w:firstLine="480"/>
+      </w:pPr>
+      <w:r>
+        <w:rPr>
+          <w:rFonts w:ascii="SimSun" w:cs="SimSun" w:eastAsia="SimSun" w:hAnsi="SimSun"/>
+          <w:sz w:val="24"/>
+          <w:szCs w:val="24"/>
+        </w:rPr>
+        <w:t xml:space="preserve">先看第一道。</w:t>
+      </w:r>
+    </w:p>
+    <w:p>
+      <w:pPr>
+        <w:spacing w:after="160" w:line="380"/>
       </w:pPr>
       <w:r>
         <w:rPr>
@@ -1507,6 +1605,20 @@
     <w:p>
       <w:pPr>
         <w:spacing w:after="160" w:line="380"/>
+        <w:ind w:firstLine="480"/>
+      </w:pPr>
+      <w:r>
+        <w:rPr>
+          <w:rFonts w:ascii="SimSun" w:cs="SimSun" w:eastAsia="SimSun" w:hAnsi="SimSun"/>
+          <w:sz w:val="24"/>
+          <w:szCs w:val="24"/>
+        </w:rPr>
+        <w:t xml:space="preserve">来，第二道例题。</w:t>
+      </w:r>
+    </w:p>
+    <w:p>
+      <w:pPr>
+        <w:spacing w:after="160" w:line="380"/>
       </w:pPr>
       <w:r>
         <w:rPr>
@@ -1700,6 +1812,20 @@
           <w:szCs w:val="24"/>
         </w:rPr>
         <w:t xml:space="preserve">下面是六道随堂练习题。老师还是那句话：每道题先自己做，做完再听讲解。下面每一道题，老师都不会一上来就报答案，我们一起把思路走一遍，答案自然就出来了。</w:t>
+      </w:r>
+    </w:p>
+    <w:p>
+      <w:pPr>
+        <w:spacing w:after="160" w:line="380"/>
+        <w:ind w:firstLine="480"/>
+      </w:pPr>
+      <w:r>
+        <w:rPr>
+          <w:rFonts w:ascii="SimSun" w:cs="SimSun" w:eastAsia="SimSun" w:hAnsi="SimSun"/>
+          <w:sz w:val="24"/>
+          <w:szCs w:val="24"/>
+        </w:rPr>
+        <w:t xml:space="preserve">先看第一题。</w:t>
       </w:r>
     </w:p>
     <w:p>
@@ -1779,6 +1905,20 @@
     <w:p>
       <w:pPr>
         <w:spacing w:after="160" w:line="380"/>
+        <w:ind w:firstLine="480"/>
+      </w:pPr>
+      <w:r>
+        <w:rPr>
+          <w:rFonts w:ascii="SimSun" w:cs="SimSun" w:eastAsia="SimSun" w:hAnsi="SimSun"/>
+          <w:sz w:val="24"/>
+          <w:szCs w:val="24"/>
+        </w:rPr>
+        <w:t xml:space="preserve">第二题。</w:t>
+      </w:r>
+    </w:p>
+    <w:p>
+      <w:pPr>
+        <w:spacing w:after="160" w:line="380"/>
       </w:pPr>
       <w:r>
         <w:rPr>
@@ -1853,6 +1993,20 @@
     <w:p>
       <w:pPr>
         <w:spacing w:after="160" w:line="380"/>
+        <w:ind w:firstLine="480"/>
+      </w:pPr>
+      <w:r>
+        <w:rPr>
+          <w:rFonts w:ascii="SimSun" w:cs="SimSun" w:eastAsia="SimSun" w:hAnsi="SimSun"/>
+          <w:sz w:val="24"/>
+          <w:szCs w:val="24"/>
+        </w:rPr>
+        <w:t xml:space="preserve">第三题，接着来。</w:t>
+      </w:r>
+    </w:p>
+    <w:p>
+      <w:pPr>
+        <w:spacing w:after="160" w:line="380"/>
       </w:pPr>
       <w:r>
         <w:rPr>
@@ -1927,6 +2081,20 @@
     <w:p>
       <w:pPr>
         <w:spacing w:after="160" w:line="380"/>
+        <w:ind w:firstLine="480"/>
+      </w:pPr>
+      <w:r>
+        <w:rPr>
+          <w:rFonts w:ascii="SimSun" w:cs="SimSun" w:eastAsia="SimSun" w:hAnsi="SimSun"/>
+          <w:sz w:val="24"/>
+          <w:szCs w:val="24"/>
+        </w:rPr>
+        <w:t xml:space="preserve">来，第四题。</w:t>
+      </w:r>
+    </w:p>
+    <w:p>
+      <w:pPr>
+        <w:spacing w:after="160" w:line="380"/>
       </w:pPr>
       <w:r>
         <w:rPr>
@@ -2001,6 +2169,20 @@
     <w:p>
       <w:pPr>
         <w:spacing w:after="160" w:line="380"/>
+        <w:ind w:firstLine="480"/>
+      </w:pPr>
+      <w:r>
+        <w:rPr>
+          <w:rFonts w:ascii="SimSun" w:cs="SimSun" w:eastAsia="SimSun" w:hAnsi="SimSun"/>
+          <w:sz w:val="24"/>
+          <w:szCs w:val="24"/>
+        </w:rPr>
+        <w:t xml:space="preserve">第五题。</w:t>
+      </w:r>
+    </w:p>
+    <w:p>
+      <w:pPr>
+        <w:spacing w:after="160" w:line="380"/>
       </w:pPr>
       <w:r>
         <w:rPr>
@@ -2085,6 +2267,20 @@
           <w:szCs w:val="24"/>
         </w:rPr>
         <w:t xml:space="preserve">解析：on 后接名词短语 the desk，符合介词“后接名词性成分”的基本特征，故为介词。on the desk 作后置定语修饰 The book。本句中名词为 book、desk、Tom，动词为 belongs。</w:t>
+      </w:r>
+    </w:p>
+    <w:p>
+      <w:pPr>
+        <w:spacing w:after="160" w:line="380"/>
+        <w:ind w:firstLine="480"/>
+      </w:pPr>
+      <w:r>
+        <w:rPr>
+          <w:rFonts w:ascii="SimSun" w:cs="SimSun" w:eastAsia="SimSun" w:hAnsi="SimSun"/>
+          <w:sz w:val="24"/>
+          <w:szCs w:val="24"/>
+        </w:rPr>
+        <w:t xml:space="preserve">最后一道题。</w:t>
       </w:r>
     </w:p>
     <w:p>

--- a/docs/Level1/高中英语语法切片-Level1-第01课-词类总览.docx
+++ b/docs/Level1/高中英语语法切片-Level1-第01课-词类总览.docx
@@ -43,6 +43,20 @@
           <w:sz w:val="24"/>
           <w:szCs w:val="24"/>
         </w:rPr>
+        <w:t xml:space="preserve">这一点你听明白了吗？</w:t>
+      </w:r>
+    </w:p>
+    <w:p>
+      <w:pPr>
+        <w:spacing w:after="160" w:line="380"/>
+        <w:ind w:firstLine="480"/>
+      </w:pPr>
+      <w:r>
+        <w:rPr>
+          <w:rFonts w:ascii="SimSun" w:cs="SimSun" w:eastAsia="SimSun" w:hAnsi="SimSun"/>
+          <w:sz w:val="24"/>
+          <w:szCs w:val="24"/>
+        </w:rPr>
         <w:t xml:space="preserve">同学们好，欢迎来到高中英语语法切片课堂！从今天这节课开始，我们要用一百八十节小课，把高中三年所有的语法考点，一个一个拆开、讲透、练熟。</w:t>
       </w:r>
     </w:p>
@@ -143,6 +157,20 @@
           <w:sz w:val="24"/>
           <w:szCs w:val="24"/>
         </w:rPr>
+        <w:t xml:space="preserve">你先在心里过一遍。</w:t>
+      </w:r>
+    </w:p>
+    <w:p>
+      <w:pPr>
+        <w:spacing w:after="160" w:line="380"/>
+        <w:ind w:firstLine="480"/>
+      </w:pPr>
+      <w:r>
+        <w:rPr>
+          <w:rFonts w:ascii="SimSun" w:cs="SimSun" w:eastAsia="SimSun" w:hAnsi="SimSun"/>
+          <w:sz w:val="24"/>
+          <w:szCs w:val="24"/>
+        </w:rPr>
         <w:t xml:space="preserve">写好了吗？我们一起来分析。括号里给的是 explain，解释，这是一个动词。那能不能直接把 explain 填进去呢？先别下结论，我们看两条线索。</w:t>
       </w:r>
     </w:p>
@@ -186,6 +214,20 @@
           <w:szCs w:val="24"/>
         </w:rPr>
         <w:t xml:space="preserve">真正的判断标准只有一个——看它带不带时态。made 是什么？它是 make 的过去式。它已经变形了，从原形 make 变成了过去式 made。一个动词，只要它带上了时态，它就是这句话的谓语。</w:t>
+      </w:r>
+    </w:p>
+    <w:p>
+      <w:pPr>
+        <w:spacing w:after="160" w:line="380"/>
+        <w:ind w:firstLine="480"/>
+      </w:pPr>
+      <w:r>
+        <w:rPr>
+          <w:rFonts w:ascii="SimSun" w:cs="SimSun" w:eastAsia="SimSun" w:hAnsi="SimSun"/>
+          <w:sz w:val="24"/>
+          <w:szCs w:val="24"/>
+        </w:rPr>
+        <w:t xml:space="preserve">跟上了吗？我们接着说。</w:t>
       </w:r>
     </w:p>
     <w:p>
@@ -299,6 +341,20 @@
           <w:sz w:val="24"/>
           <w:szCs w:val="24"/>
         </w:rPr>
+        <w:t xml:space="preserve">这里你要特别注意，我问你，到这儿有没有问题？</w:t>
+      </w:r>
+    </w:p>
+    <w:p>
+      <w:pPr>
+        <w:spacing w:after="160" w:line="380"/>
+        <w:ind w:firstLine="480"/>
+      </w:pPr>
+      <w:r>
+        <w:rPr>
+          <w:rFonts w:ascii="SimSun" w:cs="SimSun" w:eastAsia="SimSun" w:hAnsi="SimSun"/>
+          <w:sz w:val="24"/>
+          <w:szCs w:val="24"/>
+        </w:rPr>
         <w:t xml:space="preserve">括号里的 polite 是形容词，礼貌的。我们同样不急着填，先问自己一个问题：这个空，到底是在修饰谁？</w:t>
       </w:r>
     </w:p>
@@ -399,6 +455,20 @@
           <w:sz w:val="24"/>
           <w:szCs w:val="24"/>
         </w:rPr>
+        <w:t xml:space="preserve">你自己想想是不是这个道理。</w:t>
+      </w:r>
+    </w:p>
+    <w:p>
+      <w:pPr>
+        <w:spacing w:after="160" w:line="380"/>
+        <w:ind w:firstLine="480"/>
+      </w:pPr>
+      <w:r>
+        <w:rPr>
+          <w:rFonts w:ascii="SimSun" w:cs="SimSun" w:eastAsia="SimSun" w:hAnsi="SimSun"/>
+          <w:sz w:val="24"/>
+          <w:szCs w:val="24"/>
+        </w:rPr>
         <w:t xml:space="preserve">先看位置。这个空在 is 后面。is 是 be 动词，be 动词后面这个位置，语法上叫表语。表语位置最常见的住户是谁？形容词。</w:t>
       </w:r>
     </w:p>
@@ -514,6 +584,20 @@
           <w:sz w:val="24"/>
           <w:szCs w:val="24"/>
         </w:rPr>
+        <w:t xml:space="preserve">我知道你可能还有点绕，别急。</w:t>
+      </w:r>
+    </w:p>
+    <w:p>
+      <w:pPr>
+        <w:spacing w:after="160" w:line="380"/>
+        <w:ind w:firstLine="480"/>
+      </w:pPr>
+      <w:r>
+        <w:rPr>
+          <w:rFonts w:ascii="SimSun" w:cs="SimSun" w:eastAsia="SimSun" w:hAnsi="SimSun"/>
+          <w:sz w:val="24"/>
+          <w:szCs w:val="24"/>
+        </w:rPr>
         <w:t xml:space="preserve">判断词性，不能看这个词长什么样，要看它在句子里干什么。我们把句子拆开：He plays the piano，他弹钢琴——注意，到这里已经是一个完整的句子了，主语、谓语、宾语齐了。</w:t>
       </w:r>
     </w:p>
@@ -629,6 +713,20 @@
           <w:sz w:val="24"/>
           <w:szCs w:val="24"/>
         </w:rPr>
+        <w:t xml:space="preserve">你看，是不是清楚多了？</w:t>
+      </w:r>
+    </w:p>
+    <w:p>
+      <w:pPr>
+        <w:spacing w:after="160" w:line="380"/>
+        <w:ind w:firstLine="480"/>
+      </w:pPr>
+      <w:r>
+        <w:rPr>
+          <w:rFonts w:ascii="SimSun" w:cs="SimSun" w:eastAsia="SimSun" w:hAnsi="SimSun"/>
+          <w:sz w:val="24"/>
+          <w:szCs w:val="24"/>
+        </w:rPr>
         <w:t xml:space="preserve">既然它被逗号隔开，说明它不属于主句里的任何一个成分。它没有紧挨着 man，所以不是在修饰 man；它也没有紧挨着 refused，那它到底在修饰什么？</w:t>
       </w:r>
     </w:p>
@@ -743,6 +841,20 @@
           <w:sz w:val="24"/>
           <w:szCs w:val="24"/>
         </w:rPr>
+        <w:t xml:space="preserve">这一点你听明白了吗？</w:t>
+      </w:r>
+    </w:p>
+    <w:p>
+      <w:pPr>
+        <w:spacing w:after="160" w:line="380"/>
+        <w:ind w:firstLine="480"/>
+      </w:pPr>
+      <w:r>
+        <w:rPr>
+          <w:rFonts w:ascii="SimSun" w:cs="SimSun" w:eastAsia="SimSun" w:hAnsi="SimSun"/>
+          <w:sz w:val="24"/>
+          <w:szCs w:val="24"/>
+        </w:rPr>
         <w:t xml:space="preserve">先看 because。because 是一个引导词，它引导的是原因状语从句。大家抓住「从句」这两个字——既然叫从句，它就必须是一个完整的句子结构。那什么叫完整的句子结构？要有主语，还要有谓语。</w:t>
       </w:r>
     </w:p>
@@ -799,6 +911,20 @@
           <w:sz w:val="24"/>
           <w:szCs w:val="24"/>
         </w:rPr>
+        <w:t xml:space="preserve">你先在心里过一遍。</w:t>
+      </w:r>
+    </w:p>
+    <w:p>
+      <w:pPr>
+        <w:spacing w:after="160" w:line="380"/>
+        <w:ind w:firstLine="480"/>
+      </w:pPr>
+      <w:r>
+        <w:rPr>
+          <w:rFonts w:ascii="SimSun" w:cs="SimSun" w:eastAsia="SimSun" w:hAnsi="SimSun"/>
+          <w:sz w:val="24"/>
+          <w:szCs w:val="24"/>
+        </w:rPr>
         <w:t xml:space="preserve">既然构不成从句，就不能用引导词 because。所以这道题的答案是 Because of，注意句首要大写。</w:t>
       </w:r>
     </w:p>
@@ -855,6 +981,20 @@
           <w:sz w:val="24"/>
           <w:szCs w:val="24"/>
         </w:rPr>
+        <w:t xml:space="preserve">跟上了吗？我们接着说。</w:t>
+      </w:r>
+    </w:p>
+    <w:p>
+      <w:pPr>
+        <w:spacing w:after="160" w:line="380"/>
+        <w:ind w:firstLine="480"/>
+      </w:pPr>
+      <w:r>
+        <w:rPr>
+          <w:rFonts w:ascii="SimSun" w:cs="SimSun" w:eastAsia="SimSun" w:hAnsi="SimSun"/>
+          <w:sz w:val="24"/>
+          <w:szCs w:val="24"/>
+        </w:rPr>
         <w:t xml:space="preserve">同一句话，五种词性，每一类各管一摊，互相不能顶替。这就是英语句子的规则：它不是把认识的单词堆在一起，而是每个位置只能放特定词性的词。所以语法填空考的不是你认不认识这个单词，而是你知不知道这个位置该放什么词性。</w:t>
       </w:r>
     </w:p>
@@ -911,6 +1051,20 @@
           <w:sz w:val="24"/>
           <w:szCs w:val="24"/>
         </w:rPr>
+        <w:t xml:space="preserve">这里你要特别注意，我问你，到这儿有没有问题？</w:t>
+      </w:r>
+    </w:p>
+    <w:p>
+      <w:pPr>
+        <w:spacing w:after="160" w:line="380"/>
+        <w:ind w:firstLine="480"/>
+      </w:pPr>
+      <w:r>
+        <w:rPr>
+          <w:rFonts w:ascii="SimSun" w:cs="SimSun" w:eastAsia="SimSun" w:hAnsi="SimSun"/>
+          <w:sz w:val="24"/>
+          <w:szCs w:val="24"/>
+        </w:rPr>
         <w:t xml:space="preserve">这里的第九类连词，老师必须给大家单独说清楚，因为它里面藏着一个特别多人搞混的东西。</w:t>
       </w:r>
     </w:p>
@@ -967,6 +1121,20 @@
           <w:sz w:val="24"/>
           <w:szCs w:val="24"/>
         </w:rPr>
+        <w:t xml:space="preserve">你自己想想是不是这个道理。</w:t>
+      </w:r>
+    </w:p>
+    <w:p>
+      <w:pPr>
+        <w:spacing w:after="160" w:line="380"/>
+        <w:ind w:firstLine="480"/>
+      </w:pPr>
+      <w:r>
+        <w:rPr>
+          <w:rFonts w:ascii="SimSun" w:cs="SimSun" w:eastAsia="SimSun" w:hAnsi="SimSun"/>
+          <w:sz w:val="24"/>
+          <w:szCs w:val="24"/>
+        </w:rPr>
         <w:t xml:space="preserve">从下个阶段开始，我们会花整整二十多节课来讲从句，到时候你会发现，所有从句题的第一步，都是先认引导词。今天先把这个概念立住：连词是并列连接，引导词是引出从句，两码事。</w:t>
       </w:r>
     </w:p>
@@ -1037,6 +1205,20 @@
           <w:sz w:val="24"/>
           <w:szCs w:val="24"/>
         </w:rPr>
+        <w:t xml:space="preserve">我知道你可能还有点绕，别急。</w:t>
+      </w:r>
+    </w:p>
+    <w:p>
+      <w:pPr>
+        <w:spacing w:after="160" w:line="380"/>
+        <w:ind w:firstLine="480"/>
+      </w:pPr>
+      <w:r>
+        <w:rPr>
+          <w:rFonts w:ascii="SimSun" w:cs="SimSun" w:eastAsia="SimSun" w:hAnsi="SimSun"/>
+          <w:sz w:val="24"/>
+          <w:szCs w:val="24"/>
+        </w:rPr>
         <w:t xml:space="preserve">所以十类词里面，你需要重点掌握的是七类：名词、动词、形容词、副词、冠词、介词、连词。剩下的代词、数词、感叹词，知道是怎么回事就够了。</w:t>
       </w:r>
     </w:p>
@@ -1093,6 +1275,20 @@
           <w:sz w:val="24"/>
           <w:szCs w:val="24"/>
         </w:rPr>
+        <w:t xml:space="preserve">你看，是不是清楚多了？</w:t>
+      </w:r>
+    </w:p>
+    <w:p>
+      <w:pPr>
+        <w:spacing w:after="160" w:line="380"/>
+        <w:ind w:firstLine="480"/>
+      </w:pPr>
+      <w:r>
+        <w:rPr>
+          <w:rFonts w:ascii="SimSun" w:cs="SimSun" w:eastAsia="SimSun" w:hAnsi="SimSun"/>
+          <w:sz w:val="24"/>
+          <w:szCs w:val="24"/>
+        </w:rPr>
         <w:t xml:space="preserve">副词后缀最简单，就一个 ly，形容词后面加 ly 就变成副词，quick 变 quickly，careful 变 carefully。</w:t>
       </w:r>
     </w:p>
@@ -1163,6 +1359,20 @@
           <w:sz w:val="24"/>
           <w:szCs w:val="24"/>
         </w:rPr>
+        <w:t xml:space="preserve">这一点你听明白了吗？</w:t>
+      </w:r>
+    </w:p>
+    <w:p>
+      <w:pPr>
+        <w:spacing w:after="160" w:line="380"/>
+        <w:ind w:firstLine="480"/>
+      </w:pPr>
+      <w:r>
+        <w:rPr>
+          <w:rFonts w:ascii="SimSun" w:cs="SimSun" w:eastAsia="SimSun" w:hAnsi="SimSun"/>
+          <w:sz w:val="24"/>
+          <w:szCs w:val="24"/>
+        </w:rPr>
         <w:t xml:space="preserve">第三，ing 结尾和 ed 结尾的形容词最容易混。记住一句话：ing 修饰物，表示令人怎么样；ed 修饰人，表示自己感到怎么样。The film is boring，这部电影令人厌烦；I am bored，我感到厌烦。</w:t>
       </w:r>
     </w:p>
@@ -1247,6 +1457,20 @@
           <w:sz w:val="24"/>
           <w:szCs w:val="24"/>
         </w:rPr>
+        <w:t xml:space="preserve">你先在心里过一遍。</w:t>
+      </w:r>
+    </w:p>
+    <w:p>
+      <w:pPr>
+        <w:spacing w:after="160" w:line="380"/>
+        <w:ind w:firstLine="480"/>
+      </w:pPr>
+      <w:r>
+        <w:rPr>
+          <w:rFonts w:ascii="SimSun" w:cs="SimSun" w:eastAsia="SimSun" w:hAnsi="SimSun"/>
+          <w:sz w:val="24"/>
+          <w:szCs w:val="24"/>
+        </w:rPr>
         <w:t xml:space="preserve">然后还有一件事，很多同学一直没搞清楚——宾语其实分两种。我们看这句话：My father bought me a bike，我爸给我买了辆自行车。你注意，bought 后面跟了两样东西，一个 me，一个 a bike。真正被买的是自行车，它是动作直接作用的对象，这个叫直接宾语，因为一般是个物，我们平时就管它叫物宾。而 me 呢，我不是被买的，我是接受这个东西的人，这个叫间接宾语，因为一般是个人，我们就叫它人宾。</w:t>
       </w:r>
     </w:p>
@@ -1303,6 +1527,20 @@
           <w:sz w:val="24"/>
           <w:szCs w:val="24"/>
         </w:rPr>
+        <w:t xml:space="preserve">跟上了吗？我们接着说。</w:t>
+      </w:r>
+    </w:p>
+    <w:p>
+      <w:pPr>
+        <w:spacing w:after="160" w:line="380"/>
+        <w:ind w:firstLine="480"/>
+      </w:pPr>
+      <w:r>
+        <w:rPr>
+          <w:rFonts w:ascii="SimSun" w:cs="SimSun" w:eastAsia="SimSun" w:hAnsi="SimSun"/>
+          <w:sz w:val="24"/>
+          <w:szCs w:val="24"/>
+        </w:rPr>
         <w:t xml:space="preserve">这类句子还有另一种说法，把物挪到前面、人放到后面，中间加个介词，比如 He gave a book to me，She bought a watch for her son。到底用 to 还是用 for，得看前面那个动词，这个我们第五课再细讲。</w:t>
       </w:r>
     </w:p>
@@ -1359,6 +1597,20 @@
           <w:sz w:val="24"/>
           <w:szCs w:val="24"/>
         </w:rPr>
+        <w:t xml:space="preserve">这里你要特别注意，我问你，到这儿有没有问题？</w:t>
+      </w:r>
+    </w:p>
+    <w:p>
+      <w:pPr>
+        <w:spacing w:after="160" w:line="380"/>
+        <w:ind w:firstLine="480"/>
+      </w:pPr>
+      <w:r>
+        <w:rPr>
+          <w:rFonts w:ascii="SimSun" w:cs="SimSun" w:eastAsia="SimSun" w:hAnsi="SimSun"/>
+          <w:sz w:val="24"/>
+          <w:szCs w:val="24"/>
+        </w:rPr>
         <w:t xml:space="preserve">最后再补一条跟动词有关的。这一条是整个高中语法的地基，大家一定要听进去。</w:t>
       </w:r>
     </w:p>
@@ -1415,6 +1667,20 @@
           <w:sz w:val="24"/>
           <w:szCs w:val="24"/>
         </w:rPr>
+        <w:t xml:space="preserve">你自己想想是不是这个道理。</w:t>
+      </w:r>
+    </w:p>
+    <w:p>
+      <w:pPr>
+        <w:spacing w:after="160" w:line="380"/>
+        <w:ind w:firstLine="480"/>
+      </w:pPr>
+      <w:r>
+        <w:rPr>
+          <w:rFonts w:ascii="SimSun" w:cs="SimSun" w:eastAsia="SimSun" w:hAnsi="SimSun"/>
+          <w:sz w:val="24"/>
+          <w:szCs w:val="24"/>
+        </w:rPr>
         <w:t xml:space="preserve">而英语的铁律是：一个简单句，有且只有一个谓语。所以整句话一个带时态的动词都没有，那这个空就是谓语，接下来才轮到考虑用什么时态、什么语态；如果句子里已经有了带时态的动词，又冒出来一个动词，那它百分之百是非谓语——不定式、动名词、分词，三选一。</w:t>
       </w:r>
     </w:p>
@@ -1471,6 +1737,20 @@
           <w:sz w:val="24"/>
           <w:szCs w:val="24"/>
         </w:rPr>
+        <w:t xml:space="preserve">我知道你可能还有点绕，别急。</w:t>
+      </w:r>
+    </w:p>
+    <w:p>
+      <w:pPr>
+        <w:spacing w:after="160" w:line="380"/>
+        <w:ind w:firstLine="480"/>
+      </w:pPr>
+      <w:r>
+        <w:rPr>
+          <w:rFonts w:ascii="SimSun" w:cs="SimSun" w:eastAsia="SimSun" w:hAnsi="SimSun"/>
+          <w:sz w:val="24"/>
+          <w:szCs w:val="24"/>
+        </w:rPr>
         <w:t xml:space="preserve">第二条，空在名词前面，或者在 be 动词、系动词后面，填形容词。</w:t>
       </w:r>
     </w:p>
@@ -1514,6 +1794,20 @@
           <w:szCs w:val="24"/>
         </w:rPr>
         <w:t xml:space="preserve">就这四条，没有别的技巧。考试的时候你就按这四条一条一条往下套，先看空的前后是什么，再确定该填什么词性，最后才去把括号里的词变形。</w:t>
+      </w:r>
+    </w:p>
+    <w:p>
+      <w:pPr>
+        <w:spacing w:after="160" w:line="380"/>
+        <w:ind w:firstLine="480"/>
+      </w:pPr>
+      <w:r>
+        <w:rPr>
+          <w:rFonts w:ascii="SimSun" w:cs="SimSun" w:eastAsia="SimSun" w:hAnsi="SimSun"/>
+          <w:sz w:val="24"/>
+          <w:szCs w:val="24"/>
+        </w:rPr>
+        <w:t xml:space="preserve">你看，是不是清楚多了？</w:t>
       </w:r>
     </w:p>
     <w:p>
@@ -1685,6 +1979,20 @@
           <w:sz w:val="24"/>
           <w:szCs w:val="24"/>
         </w:rPr>
+        <w:t xml:space="preserve">这一点你听明白了吗？</w:t>
+      </w:r>
+    </w:p>
+    <w:p>
+      <w:pPr>
+        <w:spacing w:after="160" w:line="380"/>
+        <w:ind w:firstLine="480"/>
+      </w:pPr>
+      <w:r>
+        <w:rPr>
+          <w:rFonts w:ascii="SimSun" w:cs="SimSun" w:eastAsia="SimSun" w:hAnsi="SimSun"/>
+          <w:sz w:val="24"/>
+          <w:szCs w:val="24"/>
+        </w:rPr>
         <w:t xml:space="preserve">所以这道题的答案是 Fortunately。这一类放在句首的副词是高考的高频考点，常见的还有 Luckily、Surprisingly、Obviously、Generally、Unfortunately。以后只要看到句首加逗号，先想副词。</w:t>
       </w:r>
     </w:p>
@@ -1741,6 +2049,20 @@
           <w:sz w:val="24"/>
           <w:szCs w:val="24"/>
         </w:rPr>
+        <w:t xml:space="preserve">你先在心里过一遍。</w:t>
+      </w:r>
+    </w:p>
+    <w:p>
+      <w:pPr>
+        <w:spacing w:after="160" w:line="380"/>
+        <w:ind w:firstLine="480"/>
+      </w:pPr>
+      <w:r>
+        <w:rPr>
+          <w:rFonts w:ascii="SimSun" w:cs="SimSun" w:eastAsia="SimSun" w:hAnsi="SimSun"/>
+          <w:sz w:val="24"/>
+          <w:szCs w:val="24"/>
+        </w:rPr>
         <w:t xml:space="preserve">第三，也是最重要的一条，看空的位置定词性：主语、宾语、表语的位置填名词；名词前面、be 动词后面填形容词；修饰动词、形容词和整句话，填副词。</w:t>
       </w:r>
     </w:p>
@@ -1784,6 +2106,20 @@
           <w:szCs w:val="24"/>
         </w:rPr>
         <w:t xml:space="preserve">第五，判断一个动词是不是谓语，就看它带不带时态。带时态的是谓语，谓语决定整句话的时态；一个简单句有且只有一个谓语。这一条今天用得不多，但下个阶段学非谓语动词时每节课都要用到，现在先记住。</w:t>
+      </w:r>
+    </w:p>
+    <w:p>
+      <w:pPr>
+        <w:spacing w:after="160" w:line="380"/>
+        <w:ind w:firstLine="480"/>
+      </w:pPr>
+      <w:r>
+        <w:rPr>
+          <w:rFonts w:ascii="SimSun" w:cs="SimSun" w:eastAsia="SimSun" w:hAnsi="SimSun"/>
+          <w:sz w:val="24"/>
+          <w:szCs w:val="24"/>
+        </w:rPr>
+        <w:t xml:space="preserve">跟上了吗？我们接着说。</w:t>
       </w:r>
     </w:p>
     <w:p>
@@ -1869,6 +2205,48 @@
           <w:sz w:val="24"/>
           <w:szCs w:val="24"/>
         </w:rPr>
+        <w:t xml:space="preserve">这道题你先自己做一遍，做完再听我讲。</w:t>
+      </w:r>
+    </w:p>
+    <w:p>
+      <w:pPr>
+        <w:spacing w:after="160" w:line="380"/>
+        <w:ind w:firstLine="480"/>
+      </w:pPr>
+      <w:r>
+        <w:rPr>
+          <w:rFonts w:ascii="SimSun" w:cs="SimSun" w:eastAsia="SimSun" w:hAnsi="SimSun"/>
+          <w:sz w:val="24"/>
+          <w:szCs w:val="24"/>
+        </w:rPr>
+        <w:t xml:space="preserve">先别急着往下看，你自己想十秒。</w:t>
+      </w:r>
+    </w:p>
+    <w:p>
+      <w:pPr>
+        <w:spacing w:after="160" w:line="380"/>
+        <w:ind w:firstLine="480"/>
+      </w:pPr>
+      <w:r>
+        <w:rPr>
+          <w:rFonts w:ascii="SimSun" w:cs="SimSun" w:eastAsia="SimSun" w:hAnsi="SimSun"/>
+          <w:sz w:val="24"/>
+          <w:szCs w:val="24"/>
+        </w:rPr>
+        <w:t xml:space="preserve">来，跟我一起走一遍流程。</w:t>
+      </w:r>
+    </w:p>
+    <w:p>
+      <w:pPr>
+        <w:spacing w:after="160" w:line="380"/>
+        <w:ind w:firstLine="480"/>
+      </w:pPr>
+      <w:r>
+        <w:rPr>
+          <w:rFonts w:ascii="SimSun" w:cs="SimSun" w:eastAsia="SimSun" w:hAnsi="SimSun"/>
+          <w:sz w:val="24"/>
+          <w:szCs w:val="24"/>
+        </w:rPr>
         <w:t xml:space="preserve">师：同学们仔细审题。这道题用的是第一条标准。空的前面是定冠词 The，空的后面是介词短语 about the new plan，谓语是后面的 lasted——lasted 是 last 的过去式，带着时态，所以它是谓语，整句话也因此是一般过去时。谓语一旦确定，前面这一大块就只能是主语了。主语位置必须是名词性成分，所以动词 discuss 要加名词后缀 ion，变成 discussion。</w:t>
       </w:r>
     </w:p>
@@ -1957,6 +2335,48 @@
           <w:sz w:val="24"/>
           <w:szCs w:val="24"/>
         </w:rPr>
+        <w:t xml:space="preserve">这道题你先在心里过一遍，我再说。</w:t>
+      </w:r>
+    </w:p>
+    <w:p>
+      <w:pPr>
+        <w:spacing w:after="160" w:line="380"/>
+        <w:ind w:firstLine="480"/>
+      </w:pPr>
+      <w:r>
+        <w:rPr>
+          <w:rFonts w:ascii="SimSun" w:cs="SimSun" w:eastAsia="SimSun" w:hAnsi="SimSun"/>
+          <w:sz w:val="24"/>
+          <w:szCs w:val="24"/>
+        </w:rPr>
+        <w:t xml:space="preserve">先自己判断一下，暂停五秒。</w:t>
+      </w:r>
+    </w:p>
+    <w:p>
+      <w:pPr>
+        <w:spacing w:after="160" w:line="380"/>
+        <w:ind w:firstLine="480"/>
+      </w:pPr>
+      <w:r>
+        <w:rPr>
+          <w:rFonts w:ascii="SimSun" w:cs="SimSun" w:eastAsia="SimSun" w:hAnsi="SimSun"/>
+          <w:sz w:val="24"/>
+          <w:szCs w:val="24"/>
+        </w:rPr>
+        <w:t xml:space="preserve">你先看清楚题干，我们一步一步来。</w:t>
+      </w:r>
+    </w:p>
+    <w:p>
+      <w:pPr>
+        <w:spacing w:after="160" w:line="380"/>
+        <w:ind w:firstLine="480"/>
+      </w:pPr>
+      <w:r>
+        <w:rPr>
+          <w:rFonts w:ascii="SimSun" w:cs="SimSun" w:eastAsia="SimSun" w:hAnsi="SimSun"/>
+          <w:sz w:val="24"/>
+          <w:szCs w:val="24"/>
+        </w:rPr>
         <w:t xml:space="preserve">师：这道题考的是 -ing 和 -ed 形容词的区分。空在 were 后面，是系动词后的表语位置，需要填形容词，这一点不难判断。难的是填 exciting 还是 excited。记住老师的那句话：ing 修饰物，ed 修饰人。这里的主语是 the children，是人，表示孩子们自己感到激动，所以用 excited。如果填 exciting，意思就变成孩子们令人激动，语义就错了。</w:t>
       </w:r>
     </w:p>
@@ -2045,6 +2465,48 @@
           <w:sz w:val="24"/>
           <w:szCs w:val="24"/>
         </w:rPr>
+        <w:t xml:space="preserve">这道题你先自己做一遍，做完再听我讲。</w:t>
+      </w:r>
+    </w:p>
+    <w:p>
+      <w:pPr>
+        <w:spacing w:after="160" w:line="380"/>
+        <w:ind w:firstLine="480"/>
+      </w:pPr>
+      <w:r>
+        <w:rPr>
+          <w:rFonts w:ascii="SimSun" w:cs="SimSun" w:eastAsia="SimSun" w:hAnsi="SimSun"/>
+          <w:sz w:val="24"/>
+          <w:szCs w:val="24"/>
+        </w:rPr>
+        <w:t xml:space="preserve">先别急着往下看，你自己想十秒。</w:t>
+      </w:r>
+    </w:p>
+    <w:p>
+      <w:pPr>
+        <w:spacing w:after="160" w:line="380"/>
+        <w:ind w:firstLine="480"/>
+      </w:pPr>
+      <w:r>
+        <w:rPr>
+          <w:rFonts w:ascii="SimSun" w:cs="SimSun" w:eastAsia="SimSun" w:hAnsi="SimSun"/>
+          <w:sz w:val="24"/>
+          <w:szCs w:val="24"/>
+        </w:rPr>
+        <w:t xml:space="preserve">来，跟我一起走一遍流程。</w:t>
+      </w:r>
+    </w:p>
+    <w:p>
+      <w:pPr>
+        <w:spacing w:after="160" w:line="380"/>
+        <w:ind w:firstLine="480"/>
+      </w:pPr>
+      <w:r>
+        <w:rPr>
+          <w:rFonts w:ascii="SimSun" w:cs="SimSun" w:eastAsia="SimSun" w:hAnsi="SimSun"/>
+          <w:sz w:val="24"/>
+          <w:szCs w:val="24"/>
+        </w:rPr>
         <w:t xml:space="preserve">师：这道题用的是第三条标准。空修饰的是前面的动词 looked，说明他是怎样地看我，修饰动词必须用副词。形容词 angry 变副词要注意拼写：它是辅音字母加 y 结尾的，要先把 y 改成 i，再加 ly，变成 angrily。很多同学写成 angryly，这就丢分了。</w:t>
       </w:r>
     </w:p>
@@ -2133,6 +2595,48 @@
           <w:sz w:val="24"/>
           <w:szCs w:val="24"/>
         </w:rPr>
+        <w:t xml:space="preserve">这道题你先在心里过一遍，我再说。</w:t>
+      </w:r>
+    </w:p>
+    <w:p>
+      <w:pPr>
+        <w:spacing w:after="160" w:line="380"/>
+        <w:ind w:firstLine="480"/>
+      </w:pPr>
+      <w:r>
+        <w:rPr>
+          <w:rFonts w:ascii="SimSun" w:cs="SimSun" w:eastAsia="SimSun" w:hAnsi="SimSun"/>
+          <w:sz w:val="24"/>
+          <w:szCs w:val="24"/>
+        </w:rPr>
+        <w:t xml:space="preserve">先自己判断一下，暂停五秒。</w:t>
+      </w:r>
+    </w:p>
+    <w:p>
+      <w:pPr>
+        <w:spacing w:after="160" w:line="380"/>
+        <w:ind w:firstLine="480"/>
+      </w:pPr>
+      <w:r>
+        <w:rPr>
+          <w:rFonts w:ascii="SimSun" w:cs="SimSun" w:eastAsia="SimSun" w:hAnsi="SimSun"/>
+          <w:sz w:val="24"/>
+          <w:szCs w:val="24"/>
+        </w:rPr>
+        <w:t xml:space="preserve">你先看清楚题干，我们一步一步来。</w:t>
+      </w:r>
+    </w:p>
+    <w:p>
+      <w:pPr>
+        <w:spacing w:after="160" w:line="380"/>
+        <w:ind w:firstLine="480"/>
+      </w:pPr>
+      <w:r>
+        <w:rPr>
+          <w:rFonts w:ascii="SimSun" w:cs="SimSun" w:eastAsia="SimSun" w:hAnsi="SimSun"/>
+          <w:sz w:val="24"/>
+          <w:szCs w:val="24"/>
+        </w:rPr>
         <w:t xml:space="preserve">师：这道题稍微有点难度。空的前面有冠词 a 和形容词 strong，空的后面是不定式 to solve 作定语。这里顺便再练一次找谓语：has 带着一般现在时的时态，所以 has 是谓语；to solve 没有任何时态标记，所以是非谓语。谓语是 has，那这个空所在的部分就是 has 的宾语。宾语位置必须是名词，所以形容词 able 要变成名词。注意，它的名词形式不是 ableness，而是 ability，能力。这里还有一个固定搭配要背下来：have the ability to do something，有做某事的能力。</w:t>
       </w:r>
     </w:p>
@@ -2236,6 +2740,34 @@
           <w:sz w:val="24"/>
           <w:szCs w:val="24"/>
         </w:rPr>
+        <w:t xml:space="preserve">这道题你先自己做一遍，做完再听我讲。</w:t>
+      </w:r>
+    </w:p>
+    <w:p>
+      <w:pPr>
+        <w:spacing w:after="160" w:line="380"/>
+        <w:ind w:firstLine="480"/>
+      </w:pPr>
+      <w:r>
+        <w:rPr>
+          <w:rFonts w:ascii="SimSun" w:cs="SimSun" w:eastAsia="SimSun" w:hAnsi="SimSun"/>
+          <w:sz w:val="24"/>
+          <w:szCs w:val="24"/>
+        </w:rPr>
+        <w:t xml:space="preserve">先别急着往下看，你自己想十秒。</w:t>
+      </w:r>
+    </w:p>
+    <w:p>
+      <w:pPr>
+        <w:spacing w:after="160" w:line="380"/>
+        <w:ind w:firstLine="480"/>
+      </w:pPr>
+      <w:r>
+        <w:rPr>
+          <w:rFonts w:ascii="SimSun" w:cs="SimSun" w:eastAsia="SimSun" w:hAnsi="SimSun"/>
+          <w:sz w:val="24"/>
+          <w:szCs w:val="24"/>
+        </w:rPr>
         <w:t xml:space="preserve">师：这道题考察我们对虚词的识别。我们看 on 后面跟的是 the desk，一个名词短语。还记得老师讲的吗——介词最大的特点就是后面必须跟名词性成分。所以 on 是介词，选B。on the desk 这个介词短语在句中作定语，修饰前面的 The book，意思是桌子上的那本书。这句话里的名词是 book、desk 和 Tom，动词是 belongs。</w:t>
       </w:r>
     </w:p>
@@ -2326,6 +2858,48 @@
           <w:szCs w:val="24"/>
         </w:rPr>
         <w:t xml:space="preserve">A. friendly、quickly　　B. happiness、freedom　　C. widen、wide</w:t>
+      </w:r>
+    </w:p>
+    <w:p>
+      <w:pPr>
+        <w:spacing w:after="160" w:line="380"/>
+        <w:ind w:firstLine="480"/>
+      </w:pPr>
+      <w:r>
+        <w:rPr>
+          <w:rFonts w:ascii="SimSun" w:cs="SimSun" w:eastAsia="SimSun" w:hAnsi="SimSun"/>
+          <w:sz w:val="24"/>
+          <w:szCs w:val="24"/>
+        </w:rPr>
+        <w:t xml:space="preserve">来，跟我一起走一遍流程。</w:t>
+      </w:r>
+    </w:p>
+    <w:p>
+      <w:pPr>
+        <w:spacing w:after="160" w:line="380"/>
+        <w:ind w:firstLine="480"/>
+      </w:pPr>
+      <w:r>
+        <w:rPr>
+          <w:rFonts w:ascii="SimSun" w:cs="SimSun" w:eastAsia="SimSun" w:hAnsi="SimSun"/>
+          <w:sz w:val="24"/>
+          <w:szCs w:val="24"/>
+        </w:rPr>
+        <w:t xml:space="preserve">这道题你先在心里过一遍，我再说。</w:t>
+      </w:r>
+    </w:p>
+    <w:p>
+      <w:pPr>
+        <w:spacing w:after="160" w:line="380"/>
+        <w:ind w:firstLine="480"/>
+      </w:pPr>
+      <w:r>
+        <w:rPr>
+          <w:rFonts w:ascii="SimSun" w:cs="SimSun" w:eastAsia="SimSun" w:hAnsi="SimSun"/>
+          <w:sz w:val="24"/>
+          <w:szCs w:val="24"/>
+        </w:rPr>
+        <w:t xml:space="preserve">先自己判断一下，暂停五秒。</w:t>
       </w:r>
     </w:p>
     <w:p>

--- a/docs/Level1/高中英语语法切片-Level1-第01课-词类总览.docx
+++ b/docs/Level1/高中英语语法切片-Level1-第01课-词类总览.docx
@@ -43,20 +43,6 @@
           <w:sz w:val="24"/>
           <w:szCs w:val="24"/>
         </w:rPr>
-        <w:t xml:space="preserve">这一点你听明白了吗？</w:t>
-      </w:r>
-    </w:p>
-    <w:p>
-      <w:pPr>
-        <w:spacing w:after="160" w:line="380"/>
-        <w:ind w:firstLine="480"/>
-      </w:pPr>
-      <w:r>
-        <w:rPr>
-          <w:rFonts w:ascii="SimSun" w:cs="SimSun" w:eastAsia="SimSun" w:hAnsi="SimSun"/>
-          <w:sz w:val="24"/>
-          <w:szCs w:val="24"/>
-        </w:rPr>
         <w:t xml:space="preserve">同学们好，欢迎来到高中英语语法切片课堂！从今天这节课开始，我们要用一百八十节小课，把高中三年所有的语法考点，一个一个拆开、讲透、练熟。</w:t>
       </w:r>
     </w:p>
@@ -157,20 +143,6 @@
           <w:sz w:val="24"/>
           <w:szCs w:val="24"/>
         </w:rPr>
-        <w:t xml:space="preserve">你先在心里过一遍。</w:t>
-      </w:r>
-    </w:p>
-    <w:p>
-      <w:pPr>
-        <w:spacing w:after="160" w:line="380"/>
-        <w:ind w:firstLine="480"/>
-      </w:pPr>
-      <w:r>
-        <w:rPr>
-          <w:rFonts w:ascii="SimSun" w:cs="SimSun" w:eastAsia="SimSun" w:hAnsi="SimSun"/>
-          <w:sz w:val="24"/>
-          <w:szCs w:val="24"/>
-        </w:rPr>
         <w:t xml:space="preserve">写好了吗？我们一起来分析。括号里给的是 explain，解释，这是一个动词。那能不能直接把 explain 填进去呢？先别下结论，我们看两条线索。</w:t>
       </w:r>
     </w:p>
@@ -227,20 +199,6 @@
           <w:sz w:val="24"/>
           <w:szCs w:val="24"/>
         </w:rPr>
-        <w:t xml:space="preserve">跟上了吗？我们接着说。</w:t>
-      </w:r>
-    </w:p>
-    <w:p>
-      <w:pPr>
-        <w:spacing w:after="160" w:line="380"/>
-        <w:ind w:firstLine="480"/>
-      </w:pPr>
-      <w:r>
-        <w:rPr>
-          <w:rFonts w:ascii="SimSun" w:cs="SimSun" w:eastAsia="SimSun" w:hAnsi="SimSun"/>
-          <w:sz w:val="24"/>
-          <w:szCs w:val="24"/>
-        </w:rPr>
         <w:t xml:space="preserve">我们再反过来推一遍，这一步更重要。这句话为什么是一般过去时？就是因为 made 是过去式。也就是说，是谓语决定了整个句子的时态。这句话大家一定要刻在脑子里：谓语动词最核心的作用，就是给整句话定时态。你把谓语找出来了，这句话是什么时态，也就跟着确定了。</w:t>
       </w:r>
     </w:p>
@@ -341,20 +299,6 @@
           <w:sz w:val="24"/>
           <w:szCs w:val="24"/>
         </w:rPr>
-        <w:t xml:space="preserve">这里你要特别注意，我问你，到这儿有没有问题？</w:t>
-      </w:r>
-    </w:p>
-    <w:p>
-      <w:pPr>
-        <w:spacing w:after="160" w:line="380"/>
-        <w:ind w:firstLine="480"/>
-      </w:pPr>
-      <w:r>
-        <w:rPr>
-          <w:rFonts w:ascii="SimSun" w:cs="SimSun" w:eastAsia="SimSun" w:hAnsi="SimSun"/>
-          <w:sz w:val="24"/>
-          <w:szCs w:val="24"/>
-        </w:rPr>
         <w:t xml:space="preserve">括号里的 polite 是形容词，礼貌的。我们同样不急着填，先问自己一个问题：这个空，到底是在修饰谁？</w:t>
       </w:r>
     </w:p>
@@ -455,20 +399,6 @@
           <w:sz w:val="24"/>
           <w:szCs w:val="24"/>
         </w:rPr>
-        <w:t xml:space="preserve">你自己想想是不是这个道理。</w:t>
-      </w:r>
-    </w:p>
-    <w:p>
-      <w:pPr>
-        <w:spacing w:after="160" w:line="380"/>
-        <w:ind w:firstLine="480"/>
-      </w:pPr>
-      <w:r>
-        <w:rPr>
-          <w:rFonts w:ascii="SimSun" w:cs="SimSun" w:eastAsia="SimSun" w:hAnsi="SimSun"/>
-          <w:sz w:val="24"/>
-          <w:szCs w:val="24"/>
-        </w:rPr>
         <w:t xml:space="preserve">先看位置。这个空在 is 后面。is 是 be 动词，be 动词后面这个位置，语法上叫表语。表语位置最常见的住户是谁？形容词。</w:t>
       </w:r>
     </w:p>
@@ -584,20 +514,6 @@
           <w:sz w:val="24"/>
           <w:szCs w:val="24"/>
         </w:rPr>
-        <w:t xml:space="preserve">我知道你可能还有点绕，别急。</w:t>
-      </w:r>
-    </w:p>
-    <w:p>
-      <w:pPr>
-        <w:spacing w:after="160" w:line="380"/>
-        <w:ind w:firstLine="480"/>
-      </w:pPr>
-      <w:r>
-        <w:rPr>
-          <w:rFonts w:ascii="SimSun" w:cs="SimSun" w:eastAsia="SimSun" w:hAnsi="SimSun"/>
-          <w:sz w:val="24"/>
-          <w:szCs w:val="24"/>
-        </w:rPr>
         <w:t xml:space="preserve">判断词性，不能看这个词长什么样，要看它在句子里干什么。我们把句子拆开：He plays the piano，他弹钢琴——注意，到这里已经是一个完整的句子了，主语、谓语、宾语齐了。</w:t>
       </w:r>
     </w:p>
@@ -713,20 +629,6 @@
           <w:sz w:val="24"/>
           <w:szCs w:val="24"/>
         </w:rPr>
-        <w:t xml:space="preserve">你看，是不是清楚多了？</w:t>
-      </w:r>
-    </w:p>
-    <w:p>
-      <w:pPr>
-        <w:spacing w:after="160" w:line="380"/>
-        <w:ind w:firstLine="480"/>
-      </w:pPr>
-      <w:r>
-        <w:rPr>
-          <w:rFonts w:ascii="SimSun" w:cs="SimSun" w:eastAsia="SimSun" w:hAnsi="SimSun"/>
-          <w:sz w:val="24"/>
-          <w:szCs w:val="24"/>
-        </w:rPr>
         <w:t xml:space="preserve">既然它被逗号隔开，说明它不属于主句里的任何一个成分。它没有紧挨着 man，所以不是在修饰 man；它也没有紧挨着 refused，那它到底在修饰什么？</w:t>
       </w:r>
     </w:p>
@@ -841,20 +743,6 @@
           <w:sz w:val="24"/>
           <w:szCs w:val="24"/>
         </w:rPr>
-        <w:t xml:space="preserve">这一点你听明白了吗？</w:t>
-      </w:r>
-    </w:p>
-    <w:p>
-      <w:pPr>
-        <w:spacing w:after="160" w:line="380"/>
-        <w:ind w:firstLine="480"/>
-      </w:pPr>
-      <w:r>
-        <w:rPr>
-          <w:rFonts w:ascii="SimSun" w:cs="SimSun" w:eastAsia="SimSun" w:hAnsi="SimSun"/>
-          <w:sz w:val="24"/>
-          <w:szCs w:val="24"/>
-        </w:rPr>
         <w:t xml:space="preserve">先看 because。because 是一个引导词，它引导的是原因状语从句。大家抓住「从句」这两个字——既然叫从句，它就必须是一个完整的句子结构。那什么叫完整的句子结构？要有主语，还要有谓语。</w:t>
       </w:r>
     </w:p>
@@ -911,20 +799,6 @@
           <w:sz w:val="24"/>
           <w:szCs w:val="24"/>
         </w:rPr>
-        <w:t xml:space="preserve">你先在心里过一遍。</w:t>
-      </w:r>
-    </w:p>
-    <w:p>
-      <w:pPr>
-        <w:spacing w:after="160" w:line="380"/>
-        <w:ind w:firstLine="480"/>
-      </w:pPr>
-      <w:r>
-        <w:rPr>
-          <w:rFonts w:ascii="SimSun" w:cs="SimSun" w:eastAsia="SimSun" w:hAnsi="SimSun"/>
-          <w:sz w:val="24"/>
-          <w:szCs w:val="24"/>
-        </w:rPr>
         <w:t xml:space="preserve">既然构不成从句，就不能用引导词 because。所以这道题的答案是 Because of，注意句首要大写。</w:t>
       </w:r>
     </w:p>
@@ -981,20 +855,6 @@
           <w:sz w:val="24"/>
           <w:szCs w:val="24"/>
         </w:rPr>
-        <w:t xml:space="preserve">跟上了吗？我们接着说。</w:t>
-      </w:r>
-    </w:p>
-    <w:p>
-      <w:pPr>
-        <w:spacing w:after="160" w:line="380"/>
-        <w:ind w:firstLine="480"/>
-      </w:pPr>
-      <w:r>
-        <w:rPr>
-          <w:rFonts w:ascii="SimSun" w:cs="SimSun" w:eastAsia="SimSun" w:hAnsi="SimSun"/>
-          <w:sz w:val="24"/>
-          <w:szCs w:val="24"/>
-        </w:rPr>
         <w:t xml:space="preserve">同一句话，五种词性，每一类各管一摊，互相不能顶替。这就是英语句子的规则：它不是把认识的单词堆在一起，而是每个位置只能放特定词性的词。所以语法填空考的不是你认不认识这个单词，而是你知不知道这个位置该放什么词性。</w:t>
       </w:r>
     </w:p>
@@ -1051,20 +911,6 @@
           <w:sz w:val="24"/>
           <w:szCs w:val="24"/>
         </w:rPr>
-        <w:t xml:space="preserve">这里你要特别注意，我问你，到这儿有没有问题？</w:t>
-      </w:r>
-    </w:p>
-    <w:p>
-      <w:pPr>
-        <w:spacing w:after="160" w:line="380"/>
-        <w:ind w:firstLine="480"/>
-      </w:pPr>
-      <w:r>
-        <w:rPr>
-          <w:rFonts w:ascii="SimSun" w:cs="SimSun" w:eastAsia="SimSun" w:hAnsi="SimSun"/>
-          <w:sz w:val="24"/>
-          <w:szCs w:val="24"/>
-        </w:rPr>
         <w:t xml:space="preserve">这里的第九类连词，老师必须给大家单独说清楚，因为它里面藏着一个特别多人搞混的东西。</w:t>
       </w:r>
     </w:p>
@@ -1121,20 +967,6 @@
           <w:sz w:val="24"/>
           <w:szCs w:val="24"/>
         </w:rPr>
-        <w:t xml:space="preserve">你自己想想是不是这个道理。</w:t>
-      </w:r>
-    </w:p>
-    <w:p>
-      <w:pPr>
-        <w:spacing w:after="160" w:line="380"/>
-        <w:ind w:firstLine="480"/>
-      </w:pPr>
-      <w:r>
-        <w:rPr>
-          <w:rFonts w:ascii="SimSun" w:cs="SimSun" w:eastAsia="SimSun" w:hAnsi="SimSun"/>
-          <w:sz w:val="24"/>
-          <w:szCs w:val="24"/>
-        </w:rPr>
         <w:t xml:space="preserve">从下个阶段开始，我们会花整整二十多节课来讲从句，到时候你会发现，所有从句题的第一步，都是先认引导词。今天先把这个概念立住：连词是并列连接，引导词是引出从句，两码事。</w:t>
       </w:r>
     </w:p>
@@ -1205,20 +1037,6 @@
           <w:sz w:val="24"/>
           <w:szCs w:val="24"/>
         </w:rPr>
-        <w:t xml:space="preserve">我知道你可能还有点绕，别急。</w:t>
-      </w:r>
-    </w:p>
-    <w:p>
-      <w:pPr>
-        <w:spacing w:after="160" w:line="380"/>
-        <w:ind w:firstLine="480"/>
-      </w:pPr>
-      <w:r>
-        <w:rPr>
-          <w:rFonts w:ascii="SimSun" w:cs="SimSun" w:eastAsia="SimSun" w:hAnsi="SimSun"/>
-          <w:sz w:val="24"/>
-          <w:szCs w:val="24"/>
-        </w:rPr>
         <w:t xml:space="preserve">所以十类词里面，你需要重点掌握的是七类：名词、动词、形容词、副词、冠词、介词、连词。剩下的代词、数词、感叹词，知道是怎么回事就够了。</w:t>
       </w:r>
     </w:p>
@@ -1275,20 +1093,6 @@
           <w:sz w:val="24"/>
           <w:szCs w:val="24"/>
         </w:rPr>
-        <w:t xml:space="preserve">你看，是不是清楚多了？</w:t>
-      </w:r>
-    </w:p>
-    <w:p>
-      <w:pPr>
-        <w:spacing w:after="160" w:line="380"/>
-        <w:ind w:firstLine="480"/>
-      </w:pPr>
-      <w:r>
-        <w:rPr>
-          <w:rFonts w:ascii="SimSun" w:cs="SimSun" w:eastAsia="SimSun" w:hAnsi="SimSun"/>
-          <w:sz w:val="24"/>
-          <w:szCs w:val="24"/>
-        </w:rPr>
         <w:t xml:space="preserve">副词后缀最简单，就一个 ly，形容词后面加 ly 就变成副词，quick 变 quickly，careful 变 carefully。</w:t>
       </w:r>
     </w:p>
@@ -1359,20 +1163,6 @@
           <w:sz w:val="24"/>
           <w:szCs w:val="24"/>
         </w:rPr>
-        <w:t xml:space="preserve">这一点你听明白了吗？</w:t>
-      </w:r>
-    </w:p>
-    <w:p>
-      <w:pPr>
-        <w:spacing w:after="160" w:line="380"/>
-        <w:ind w:firstLine="480"/>
-      </w:pPr>
-      <w:r>
-        <w:rPr>
-          <w:rFonts w:ascii="SimSun" w:cs="SimSun" w:eastAsia="SimSun" w:hAnsi="SimSun"/>
-          <w:sz w:val="24"/>
-          <w:szCs w:val="24"/>
-        </w:rPr>
         <w:t xml:space="preserve">第三，ing 结尾和 ed 结尾的形容词最容易混。记住一句话：ing 修饰物，表示令人怎么样；ed 修饰人，表示自己感到怎么样。The film is boring，这部电影令人厌烦；I am bored，我感到厌烦。</w:t>
       </w:r>
     </w:p>
@@ -1457,20 +1247,6 @@
           <w:sz w:val="24"/>
           <w:szCs w:val="24"/>
         </w:rPr>
-        <w:t xml:space="preserve">你先在心里过一遍。</w:t>
-      </w:r>
-    </w:p>
-    <w:p>
-      <w:pPr>
-        <w:spacing w:after="160" w:line="380"/>
-        <w:ind w:firstLine="480"/>
-      </w:pPr>
-      <w:r>
-        <w:rPr>
-          <w:rFonts w:ascii="SimSun" w:cs="SimSun" w:eastAsia="SimSun" w:hAnsi="SimSun"/>
-          <w:sz w:val="24"/>
-          <w:szCs w:val="24"/>
-        </w:rPr>
         <w:t xml:space="preserve">然后还有一件事，很多同学一直没搞清楚——宾语其实分两种。我们看这句话：My father bought me a bike，我爸给我买了辆自行车。你注意，bought 后面跟了两样东西，一个 me，一个 a bike。真正被买的是自行车，它是动作直接作用的对象，这个叫直接宾语，因为一般是个物，我们平时就管它叫物宾。而 me 呢，我不是被买的，我是接受这个东西的人，这个叫间接宾语，因为一般是个人，我们就叫它人宾。</w:t>
       </w:r>
     </w:p>
@@ -1527,20 +1303,6 @@
           <w:sz w:val="24"/>
           <w:szCs w:val="24"/>
         </w:rPr>
-        <w:t xml:space="preserve">跟上了吗？我们接着说。</w:t>
-      </w:r>
-    </w:p>
-    <w:p>
-      <w:pPr>
-        <w:spacing w:after="160" w:line="380"/>
-        <w:ind w:firstLine="480"/>
-      </w:pPr>
-      <w:r>
-        <w:rPr>
-          <w:rFonts w:ascii="SimSun" w:cs="SimSun" w:eastAsia="SimSun" w:hAnsi="SimSun"/>
-          <w:sz w:val="24"/>
-          <w:szCs w:val="24"/>
-        </w:rPr>
         <w:t xml:space="preserve">这类句子还有另一种说法，把物挪到前面、人放到后面，中间加个介词，比如 He gave a book to me，She bought a watch for her son。到底用 to 还是用 for，得看前面那个动词，这个我们第五课再细讲。</w:t>
       </w:r>
     </w:p>
@@ -1597,20 +1359,6 @@
           <w:sz w:val="24"/>
           <w:szCs w:val="24"/>
         </w:rPr>
-        <w:t xml:space="preserve">这里你要特别注意，我问你，到这儿有没有问题？</w:t>
-      </w:r>
-    </w:p>
-    <w:p>
-      <w:pPr>
-        <w:spacing w:after="160" w:line="380"/>
-        <w:ind w:firstLine="480"/>
-      </w:pPr>
-      <w:r>
-        <w:rPr>
-          <w:rFonts w:ascii="SimSun" w:cs="SimSun" w:eastAsia="SimSun" w:hAnsi="SimSun"/>
-          <w:sz w:val="24"/>
-          <w:szCs w:val="24"/>
-        </w:rPr>
         <w:t xml:space="preserve">最后再补一条跟动词有关的。这一条是整个高中语法的地基，大家一定要听进去。</w:t>
       </w:r>
     </w:p>
@@ -1667,20 +1415,6 @@
           <w:sz w:val="24"/>
           <w:szCs w:val="24"/>
         </w:rPr>
-        <w:t xml:space="preserve">你自己想想是不是这个道理。</w:t>
-      </w:r>
-    </w:p>
-    <w:p>
-      <w:pPr>
-        <w:spacing w:after="160" w:line="380"/>
-        <w:ind w:firstLine="480"/>
-      </w:pPr>
-      <w:r>
-        <w:rPr>
-          <w:rFonts w:ascii="SimSun" w:cs="SimSun" w:eastAsia="SimSun" w:hAnsi="SimSun"/>
-          <w:sz w:val="24"/>
-          <w:szCs w:val="24"/>
-        </w:rPr>
         <w:t xml:space="preserve">而英语的铁律是：一个简单句，有且只有一个谓语。所以整句话一个带时态的动词都没有，那这个空就是谓语，接下来才轮到考虑用什么时态、什么语态；如果句子里已经有了带时态的动词，又冒出来一个动词，那它百分之百是非谓语——不定式、动名词、分词，三选一。</w:t>
       </w:r>
     </w:p>
@@ -1737,20 +1471,6 @@
           <w:sz w:val="24"/>
           <w:szCs w:val="24"/>
         </w:rPr>
-        <w:t xml:space="preserve">我知道你可能还有点绕，别急。</w:t>
-      </w:r>
-    </w:p>
-    <w:p>
-      <w:pPr>
-        <w:spacing w:after="160" w:line="380"/>
-        <w:ind w:firstLine="480"/>
-      </w:pPr>
-      <w:r>
-        <w:rPr>
-          <w:rFonts w:ascii="SimSun" w:cs="SimSun" w:eastAsia="SimSun" w:hAnsi="SimSun"/>
-          <w:sz w:val="24"/>
-          <w:szCs w:val="24"/>
-        </w:rPr>
         <w:t xml:space="preserve">第二条，空在名词前面，或者在 be 动词、系动词后面，填形容词。</w:t>
       </w:r>
     </w:p>
@@ -1807,20 +1527,6 @@
           <w:sz w:val="24"/>
           <w:szCs w:val="24"/>
         </w:rPr>
-        <w:t xml:space="preserve">你看，是不是清楚多了？</w:t>
-      </w:r>
-    </w:p>
-    <w:p>
-      <w:pPr>
-        <w:spacing w:after="160" w:line="380"/>
-        <w:ind w:firstLine="480"/>
-      </w:pPr>
-      <w:r>
-        <w:rPr>
-          <w:rFonts w:ascii="SimSun" w:cs="SimSun" w:eastAsia="SimSun" w:hAnsi="SimSun"/>
-          <w:sz w:val="24"/>
-          <w:szCs w:val="24"/>
-        </w:rPr>
         <w:t xml:space="preserve">方法讲完了，我们来看两道例题，把这四条标准实际用一遍。</w:t>
       </w:r>
     </w:p>
@@ -1979,20 +1685,6 @@
           <w:sz w:val="24"/>
           <w:szCs w:val="24"/>
         </w:rPr>
-        <w:t xml:space="preserve">这一点你听明白了吗？</w:t>
-      </w:r>
-    </w:p>
-    <w:p>
-      <w:pPr>
-        <w:spacing w:after="160" w:line="380"/>
-        <w:ind w:firstLine="480"/>
-      </w:pPr>
-      <w:r>
-        <w:rPr>
-          <w:rFonts w:ascii="SimSun" w:cs="SimSun" w:eastAsia="SimSun" w:hAnsi="SimSun"/>
-          <w:sz w:val="24"/>
-          <w:szCs w:val="24"/>
-        </w:rPr>
         <w:t xml:space="preserve">所以这道题的答案是 Fortunately。这一类放在句首的副词是高考的高频考点，常见的还有 Luckily、Surprisingly、Obviously、Generally、Unfortunately。以后只要看到句首加逗号，先想副词。</w:t>
       </w:r>
     </w:p>
@@ -2049,20 +1741,6 @@
           <w:sz w:val="24"/>
           <w:szCs w:val="24"/>
         </w:rPr>
-        <w:t xml:space="preserve">你先在心里过一遍。</w:t>
-      </w:r>
-    </w:p>
-    <w:p>
-      <w:pPr>
-        <w:spacing w:after="160" w:line="380"/>
-        <w:ind w:firstLine="480"/>
-      </w:pPr>
-      <w:r>
-        <w:rPr>
-          <w:rFonts w:ascii="SimSun" w:cs="SimSun" w:eastAsia="SimSun" w:hAnsi="SimSun"/>
-          <w:sz w:val="24"/>
-          <w:szCs w:val="24"/>
-        </w:rPr>
         <w:t xml:space="preserve">第三，也是最重要的一条，看空的位置定词性：主语、宾语、表语的位置填名词；名词前面、be 动词后面填形容词；修饰动词、形容词和整句话，填副词。</w:t>
       </w:r>
     </w:p>
@@ -2106,20 +1784,6 @@
           <w:szCs w:val="24"/>
         </w:rPr>
         <w:t xml:space="preserve">第五，判断一个动词是不是谓语，就看它带不带时态。带时态的是谓语，谓语决定整句话的时态；一个简单句有且只有一个谓语。这一条今天用得不多，但下个阶段学非谓语动词时每节课都要用到，现在先记住。</w:t>
-      </w:r>
-    </w:p>
-    <w:p>
-      <w:pPr>
-        <w:spacing w:after="160" w:line="380"/>
-        <w:ind w:firstLine="480"/>
-      </w:pPr>
-      <w:r>
-        <w:rPr>
-          <w:rFonts w:ascii="SimSun" w:cs="SimSun" w:eastAsia="SimSun" w:hAnsi="SimSun"/>
-          <w:sz w:val="24"/>
-          <w:szCs w:val="24"/>
-        </w:rPr>
-        <w:t xml:space="preserve">跟上了吗？我们接着说。</w:t>
       </w:r>
     </w:p>
     <w:p>
@@ -2205,48 +1869,6 @@
           <w:sz w:val="24"/>
           <w:szCs w:val="24"/>
         </w:rPr>
-        <w:t xml:space="preserve">这道题你先自己做一遍，做完再听我讲。</w:t>
-      </w:r>
-    </w:p>
-    <w:p>
-      <w:pPr>
-        <w:spacing w:after="160" w:line="380"/>
-        <w:ind w:firstLine="480"/>
-      </w:pPr>
-      <w:r>
-        <w:rPr>
-          <w:rFonts w:ascii="SimSun" w:cs="SimSun" w:eastAsia="SimSun" w:hAnsi="SimSun"/>
-          <w:sz w:val="24"/>
-          <w:szCs w:val="24"/>
-        </w:rPr>
-        <w:t xml:space="preserve">先别急着往下看，你自己想十秒。</w:t>
-      </w:r>
-    </w:p>
-    <w:p>
-      <w:pPr>
-        <w:spacing w:after="160" w:line="380"/>
-        <w:ind w:firstLine="480"/>
-      </w:pPr>
-      <w:r>
-        <w:rPr>
-          <w:rFonts w:ascii="SimSun" w:cs="SimSun" w:eastAsia="SimSun" w:hAnsi="SimSun"/>
-          <w:sz w:val="24"/>
-          <w:szCs w:val="24"/>
-        </w:rPr>
-        <w:t xml:space="preserve">来，跟我一起走一遍流程。</w:t>
-      </w:r>
-    </w:p>
-    <w:p>
-      <w:pPr>
-        <w:spacing w:after="160" w:line="380"/>
-        <w:ind w:firstLine="480"/>
-      </w:pPr>
-      <w:r>
-        <w:rPr>
-          <w:rFonts w:ascii="SimSun" w:cs="SimSun" w:eastAsia="SimSun" w:hAnsi="SimSun"/>
-          <w:sz w:val="24"/>
-          <w:szCs w:val="24"/>
-        </w:rPr>
         <w:t xml:space="preserve">师：同学们仔细审题。这道题用的是第一条标准。空的前面是定冠词 The，空的后面是介词短语 about the new plan，谓语是后面的 lasted——lasted 是 last 的过去式，带着时态，所以它是谓语，整句话也因此是一般过去时。谓语一旦确定，前面这一大块就只能是主语了。主语位置必须是名词性成分，所以动词 discuss 要加名词后缀 ion，变成 discussion。</w:t>
       </w:r>
     </w:p>
@@ -2335,48 +1957,6 @@
           <w:sz w:val="24"/>
           <w:szCs w:val="24"/>
         </w:rPr>
-        <w:t xml:space="preserve">这道题你先在心里过一遍，我再说。</w:t>
-      </w:r>
-    </w:p>
-    <w:p>
-      <w:pPr>
-        <w:spacing w:after="160" w:line="380"/>
-        <w:ind w:firstLine="480"/>
-      </w:pPr>
-      <w:r>
-        <w:rPr>
-          <w:rFonts w:ascii="SimSun" w:cs="SimSun" w:eastAsia="SimSun" w:hAnsi="SimSun"/>
-          <w:sz w:val="24"/>
-          <w:szCs w:val="24"/>
-        </w:rPr>
-        <w:t xml:space="preserve">先自己判断一下，暂停五秒。</w:t>
-      </w:r>
-    </w:p>
-    <w:p>
-      <w:pPr>
-        <w:spacing w:after="160" w:line="380"/>
-        <w:ind w:firstLine="480"/>
-      </w:pPr>
-      <w:r>
-        <w:rPr>
-          <w:rFonts w:ascii="SimSun" w:cs="SimSun" w:eastAsia="SimSun" w:hAnsi="SimSun"/>
-          <w:sz w:val="24"/>
-          <w:szCs w:val="24"/>
-        </w:rPr>
-        <w:t xml:space="preserve">你先看清楚题干，我们一步一步来。</w:t>
-      </w:r>
-    </w:p>
-    <w:p>
-      <w:pPr>
-        <w:spacing w:after="160" w:line="380"/>
-        <w:ind w:firstLine="480"/>
-      </w:pPr>
-      <w:r>
-        <w:rPr>
-          <w:rFonts w:ascii="SimSun" w:cs="SimSun" w:eastAsia="SimSun" w:hAnsi="SimSun"/>
-          <w:sz w:val="24"/>
-          <w:szCs w:val="24"/>
-        </w:rPr>
         <w:t xml:space="preserve">师：这道题考的是 -ing 和 -ed 形容词的区分。空在 were 后面，是系动词后的表语位置，需要填形容词，这一点不难判断。难的是填 exciting 还是 excited。记住老师的那句话：ing 修饰物，ed 修饰人。这里的主语是 the children，是人，表示孩子们自己感到激动，所以用 excited。如果填 exciting，意思就变成孩子们令人激动，语义就错了。</w:t>
       </w:r>
     </w:p>
@@ -2465,48 +2045,6 @@
           <w:sz w:val="24"/>
           <w:szCs w:val="24"/>
         </w:rPr>
-        <w:t xml:space="preserve">这道题你先自己做一遍，做完再听我讲。</w:t>
-      </w:r>
-    </w:p>
-    <w:p>
-      <w:pPr>
-        <w:spacing w:after="160" w:line="380"/>
-        <w:ind w:firstLine="480"/>
-      </w:pPr>
-      <w:r>
-        <w:rPr>
-          <w:rFonts w:ascii="SimSun" w:cs="SimSun" w:eastAsia="SimSun" w:hAnsi="SimSun"/>
-          <w:sz w:val="24"/>
-          <w:szCs w:val="24"/>
-        </w:rPr>
-        <w:t xml:space="preserve">先别急着往下看，你自己想十秒。</w:t>
-      </w:r>
-    </w:p>
-    <w:p>
-      <w:pPr>
-        <w:spacing w:after="160" w:line="380"/>
-        <w:ind w:firstLine="480"/>
-      </w:pPr>
-      <w:r>
-        <w:rPr>
-          <w:rFonts w:ascii="SimSun" w:cs="SimSun" w:eastAsia="SimSun" w:hAnsi="SimSun"/>
-          <w:sz w:val="24"/>
-          <w:szCs w:val="24"/>
-        </w:rPr>
-        <w:t xml:space="preserve">来，跟我一起走一遍流程。</w:t>
-      </w:r>
-    </w:p>
-    <w:p>
-      <w:pPr>
-        <w:spacing w:after="160" w:line="380"/>
-        <w:ind w:firstLine="480"/>
-      </w:pPr>
-      <w:r>
-        <w:rPr>
-          <w:rFonts w:ascii="SimSun" w:cs="SimSun" w:eastAsia="SimSun" w:hAnsi="SimSun"/>
-          <w:sz w:val="24"/>
-          <w:szCs w:val="24"/>
-        </w:rPr>
         <w:t xml:space="preserve">师：这道题用的是第三条标准。空修饰的是前面的动词 looked，说明他是怎样地看我，修饰动词必须用副词。形容词 angry 变副词要注意拼写：它是辅音字母加 y 结尾的，要先把 y 改成 i，再加 ly，变成 angrily。很多同学写成 angryly，这就丢分了。</w:t>
       </w:r>
     </w:p>
@@ -2595,48 +2133,6 @@
           <w:sz w:val="24"/>
           <w:szCs w:val="24"/>
         </w:rPr>
-        <w:t xml:space="preserve">这道题你先在心里过一遍，我再说。</w:t>
-      </w:r>
-    </w:p>
-    <w:p>
-      <w:pPr>
-        <w:spacing w:after="160" w:line="380"/>
-        <w:ind w:firstLine="480"/>
-      </w:pPr>
-      <w:r>
-        <w:rPr>
-          <w:rFonts w:ascii="SimSun" w:cs="SimSun" w:eastAsia="SimSun" w:hAnsi="SimSun"/>
-          <w:sz w:val="24"/>
-          <w:szCs w:val="24"/>
-        </w:rPr>
-        <w:t xml:space="preserve">先自己判断一下，暂停五秒。</w:t>
-      </w:r>
-    </w:p>
-    <w:p>
-      <w:pPr>
-        <w:spacing w:after="160" w:line="380"/>
-        <w:ind w:firstLine="480"/>
-      </w:pPr>
-      <w:r>
-        <w:rPr>
-          <w:rFonts w:ascii="SimSun" w:cs="SimSun" w:eastAsia="SimSun" w:hAnsi="SimSun"/>
-          <w:sz w:val="24"/>
-          <w:szCs w:val="24"/>
-        </w:rPr>
-        <w:t xml:space="preserve">你先看清楚题干，我们一步一步来。</w:t>
-      </w:r>
-    </w:p>
-    <w:p>
-      <w:pPr>
-        <w:spacing w:after="160" w:line="380"/>
-        <w:ind w:firstLine="480"/>
-      </w:pPr>
-      <w:r>
-        <w:rPr>
-          <w:rFonts w:ascii="SimSun" w:cs="SimSun" w:eastAsia="SimSun" w:hAnsi="SimSun"/>
-          <w:sz w:val="24"/>
-          <w:szCs w:val="24"/>
-        </w:rPr>
         <w:t xml:space="preserve">师：这道题稍微有点难度。空的前面有冠词 a 和形容词 strong，空的后面是不定式 to solve 作定语。这里顺便再练一次找谓语：has 带着一般现在时的时态，所以 has 是谓语；to solve 没有任何时态标记，所以是非谓语。谓语是 has，那这个空所在的部分就是 has 的宾语。宾语位置必须是名词，所以形容词 able 要变成名词。注意，它的名词形式不是 ableness，而是 ability，能力。这里还有一个固定搭配要背下来：have the ability to do something，有做某事的能力。</w:t>
       </w:r>
     </w:p>
@@ -2740,34 +2236,6 @@
           <w:sz w:val="24"/>
           <w:szCs w:val="24"/>
         </w:rPr>
-        <w:t xml:space="preserve">这道题你先自己做一遍，做完再听我讲。</w:t>
-      </w:r>
-    </w:p>
-    <w:p>
-      <w:pPr>
-        <w:spacing w:after="160" w:line="380"/>
-        <w:ind w:firstLine="480"/>
-      </w:pPr>
-      <w:r>
-        <w:rPr>
-          <w:rFonts w:ascii="SimSun" w:cs="SimSun" w:eastAsia="SimSun" w:hAnsi="SimSun"/>
-          <w:sz w:val="24"/>
-          <w:szCs w:val="24"/>
-        </w:rPr>
-        <w:t xml:space="preserve">先别急着往下看，你自己想十秒。</w:t>
-      </w:r>
-    </w:p>
-    <w:p>
-      <w:pPr>
-        <w:spacing w:after="160" w:line="380"/>
-        <w:ind w:firstLine="480"/>
-      </w:pPr>
-      <w:r>
-        <w:rPr>
-          <w:rFonts w:ascii="SimSun" w:cs="SimSun" w:eastAsia="SimSun" w:hAnsi="SimSun"/>
-          <w:sz w:val="24"/>
-          <w:szCs w:val="24"/>
-        </w:rPr>
         <w:t xml:space="preserve">师：这道题考察我们对虚词的识别。我们看 on 后面跟的是 the desk，一个名词短语。还记得老师讲的吗——介词最大的特点就是后面必须跟名词性成分。所以 on 是介词，选B。on the desk 这个介词短语在句中作定语，修饰前面的 The book，意思是桌子上的那本书。这句话里的名词是 book、desk 和 Tom，动词是 belongs。</w:t>
       </w:r>
     </w:p>
@@ -2858,48 +2326,6 @@
           <w:szCs w:val="24"/>
         </w:rPr>
         <w:t xml:space="preserve">A. friendly、quickly　　B. happiness、freedom　　C. widen、wide</w:t>
-      </w:r>
-    </w:p>
-    <w:p>
-      <w:pPr>
-        <w:spacing w:after="160" w:line="380"/>
-        <w:ind w:firstLine="480"/>
-      </w:pPr>
-      <w:r>
-        <w:rPr>
-          <w:rFonts w:ascii="SimSun" w:cs="SimSun" w:eastAsia="SimSun" w:hAnsi="SimSun"/>
-          <w:sz w:val="24"/>
-          <w:szCs w:val="24"/>
-        </w:rPr>
-        <w:t xml:space="preserve">来，跟我一起走一遍流程。</w:t>
-      </w:r>
-    </w:p>
-    <w:p>
-      <w:pPr>
-        <w:spacing w:after="160" w:line="380"/>
-        <w:ind w:firstLine="480"/>
-      </w:pPr>
-      <w:r>
-        <w:rPr>
-          <w:rFonts w:ascii="SimSun" w:cs="SimSun" w:eastAsia="SimSun" w:hAnsi="SimSun"/>
-          <w:sz w:val="24"/>
-          <w:szCs w:val="24"/>
-        </w:rPr>
-        <w:t xml:space="preserve">这道题你先在心里过一遍，我再说。</w:t>
-      </w:r>
-    </w:p>
-    <w:p>
-      <w:pPr>
-        <w:spacing w:after="160" w:line="380"/>
-        <w:ind w:firstLine="480"/>
-      </w:pPr>
-      <w:r>
-        <w:rPr>
-          <w:rFonts w:ascii="SimSun" w:cs="SimSun" w:eastAsia="SimSun" w:hAnsi="SimSun"/>
-          <w:sz w:val="24"/>
-          <w:szCs w:val="24"/>
-        </w:rPr>
-        <w:t xml:space="preserve">先自己判断一下，暂停五秒。</w:t>
       </w:r>
     </w:p>
     <w:p>

--- a/docs/Level1/高中英语语法切片-Level1-第01课-词类总览.docx
+++ b/docs/Level1/高中英语语法切片-Level1-第01课-词类总览.docx
@@ -1869,7 +1869,7 @@
           <w:sz w:val="24"/>
           <w:szCs w:val="24"/>
         </w:rPr>
-        <w:t xml:space="preserve">师：同学们仔细审题。这道题用的是第一条标准。空的前面是定冠词 The，空的后面是介词短语 about the new plan，谓语是后面的 lasted——lasted 是 last 的过去式，带着时态，所以它是谓语，整句话也因此是一般过去时。谓语一旦确定，前面这一大块就只能是主语了。主语位置必须是名词性成分，所以动词 discuss 要加名词后缀 ion，变成 discussion。</w:t>
+        <w:t xml:space="preserve">同学们仔细审题。这道题用的是第一条标准。空的前面是定冠词 The，空的后面是介词短语 about the new plan，谓语是后面的 lasted——lasted 是 last 的过去式，带着时态，所以它是谓语，整句话也因此是一般过去时。谓语一旦确定，前面这一大块就只能是主语了。主语位置必须是名词性成分，所以动词 discuss 要加名词后缀 ion，变成 discussion。</w:t>
       </w:r>
     </w:p>
     <w:p>
@@ -1957,7 +1957,7 @@
           <w:sz w:val="24"/>
           <w:szCs w:val="24"/>
         </w:rPr>
-        <w:t xml:space="preserve">师：这道题考的是 -ing 和 -ed 形容词的区分。空在 were 后面，是系动词后的表语位置，需要填形容词，这一点不难判断。难的是填 exciting 还是 excited。记住老师的那句话：ing 修饰物，ed 修饰人。这里的主语是 the children，是人，表示孩子们自己感到激动，所以用 excited。如果填 exciting，意思就变成孩子们令人激动，语义就错了。</w:t>
+        <w:t xml:space="preserve">这道题考的是 -ing 和 -ed 形容词的区分。空在 were 后面，是系动词后的表语位置，需要填形容词，这一点不难判断。难的是填 exciting 还是 excited。记住老师的那句话：ing 修饰物，ed 修饰人。这里的主语是 the children，是人，表示孩子们自己感到激动，所以用 excited。如果填 exciting，意思就变成孩子们令人激动，语义就错了。</w:t>
       </w:r>
     </w:p>
     <w:p>
@@ -2045,7 +2045,7 @@
           <w:sz w:val="24"/>
           <w:szCs w:val="24"/>
         </w:rPr>
-        <w:t xml:space="preserve">师：这道题用的是第三条标准。空修饰的是前面的动词 looked，说明他是怎样地看我，修饰动词必须用副词。形容词 angry 变副词要注意拼写：它是辅音字母加 y 结尾的，要先把 y 改成 i，再加 ly，变成 angrily。很多同学写成 angryly，这就丢分了。</w:t>
+        <w:t xml:space="preserve">这道题用的是第三条标准。空修饰的是前面的动词 looked，说明他是怎样地看我，修饰动词必须用副词。形容词 angry 变副词要注意拼写：它是辅音字母加 y 结尾的，要先把 y 改成 i，再加 ly，变成 angrily。很多同学写成 angryly，这就丢分了。</w:t>
       </w:r>
     </w:p>
     <w:p>
@@ -2133,7 +2133,7 @@
           <w:sz w:val="24"/>
           <w:szCs w:val="24"/>
         </w:rPr>
-        <w:t xml:space="preserve">师：这道题稍微有点难度。空的前面有冠词 a 和形容词 strong，空的后面是不定式 to solve 作定语。这里顺便再练一次找谓语：has 带着一般现在时的时态，所以 has 是谓语；to solve 没有任何时态标记，所以是非谓语。谓语是 has，那这个空所在的部分就是 has 的宾语。宾语位置必须是名词，所以形容词 able 要变成名词。注意，它的名词形式不是 ableness，而是 ability，能力。这里还有一个固定搭配要背下来：have the ability to do something，有做某事的能力。</w:t>
+        <w:t xml:space="preserve">这道题稍微有点难度。空的前面有冠词 a 和形容词 strong，空的后面是不定式 to solve 作定语。这里顺便再练一次找谓语：has 带着一般现在时的时态，所以 has 是谓语；to solve 没有任何时态标记，所以是非谓语。谓语是 has，那这个空所在的部分就是 has 的宾语。宾语位置必须是名词，所以形容词 able 要变成名词。注意，它的名词形式不是 ableness，而是 ability，能力。这里还有一个固定搭配要背下来：have the ability to do something，有做某事的能力。</w:t>
       </w:r>
     </w:p>
     <w:p>
@@ -2236,7 +2236,7 @@
           <w:sz w:val="24"/>
           <w:szCs w:val="24"/>
         </w:rPr>
-        <w:t xml:space="preserve">师：这道题考察我们对虚词的识别。我们看 on 后面跟的是 the desk，一个名词短语。还记得老师讲的吗——介词最大的特点就是后面必须跟名词性成分。所以 on 是介词，选B。on the desk 这个介词短语在句中作定语，修饰前面的 The book，意思是桌子上的那本书。这句话里的名词是 book、desk 和 Tom，动词是 belongs。</w:t>
+        <w:t xml:space="preserve">这道题考察我们对虚词的识别。我们看 on 后面跟的是 the desk，一个名词短语。还记得老师讲的吗——介词最大的特点就是后面必须跟名词性成分。所以 on 是介词，选B。on the desk 这个介词短语在句中作定语，修饰前面的 The book，意思是桌子上的那本书。这句话里的名词是 book、desk 和 Tom，动词是 belongs。</w:t>
       </w:r>
     </w:p>
     <w:p>
@@ -2339,7 +2339,7 @@
           <w:sz w:val="24"/>
           <w:szCs w:val="24"/>
         </w:rPr>
-        <w:t xml:space="preserve">师：这道题考的就是刚才说的三个易错点。A选项，friendly 是形容词，友好的，它是名词 friend 加 ly 变来的；quickly 是副词。词性不同，排除。C选项，widen 是动词，加宽，en 结尾是动词后缀；wide 是形容词，宽的。词性不同，也排除。B选项，happiness 是 ness 结尾的名词，freedom 是抽象名词，两个都是名词，词性完全相同。所以答案选B。</w:t>
+        <w:t xml:space="preserve">这道题考的就是刚才说的三个易错点。A选项，friendly 是形容词，友好的，它是名词 friend 加 ly 变来的；quickly 是副词。词性不同，排除。C选项，widen 是动词，加宽，en 结尾是动词后缀；wide 是形容词，宽的。词性不同，也排除。B选项，happiness 是 ness 结尾的名词，freedom 是抽象名词，两个都是名词，词性完全相同。所以答案选B。</w:t>
       </w:r>
     </w:p>
     <w:p>

--- a/docs/Level1/高中英语语法切片-Level1-第01课-词类总览.docx
+++ b/docs/Level1/高中英语语法切片-Level1-第01课-词类总览.docx
@@ -57,35 +57,119 @@
           <w:sz w:val="24"/>
           <w:szCs w:val="24"/>
         </w:rPr>
-        <w:t xml:space="preserve">在开始之前，老师先问大家一个扎心的问题：为什么很多同学初中英语能考一百一十几分，一上高中，语法填空十个空能错五六个？原因其实特别简单。初中的语法题是直接问你的，题干把考点写在脸上；而高中的语法填空，是给你一整篇文章，挖十个空，什么都不告诉你，全靠你自己判断这个空该填什么。而判断填什么的第一步，永远是先判断——这个空该填什么词性。</w:t>
-      </w:r>
-    </w:p>
-    <w:p>
-      <w:pPr>
-        <w:spacing w:after="160" w:line="380"/>
-        <w:ind w:firstLine="480"/>
-      </w:pPr>
-      <w:r>
-        <w:rPr>
-          <w:rFonts w:ascii="SimSun" w:cs="SimSun" w:eastAsia="SimSun" w:hAnsi="SimSun"/>
-          <w:sz w:val="24"/>
-          <w:szCs w:val="24"/>
-        </w:rPr>
-        <w:t xml:space="preserve">所以我们这套课的第一节，不讲名词，也不讲时态，我们先讲一件更底层的事：英语的单词一共分成哪几类，每一类在句子里负责干什么活。把这件事搞清楚，后面一百七十九节课你都会觉得轻松。</w:t>
-      </w:r>
-    </w:p>
-    <w:p>
-      <w:pPr>
-        <w:spacing w:after="160" w:line="380"/>
-        <w:ind w:firstLine="480"/>
-      </w:pPr>
-      <w:r>
-        <w:rPr>
-          <w:rFonts w:ascii="SimSun" w:cs="SimSun" w:eastAsia="SimSun" w:hAnsi="SimSun"/>
-          <w:sz w:val="24"/>
-          <w:szCs w:val="24"/>
-        </w:rPr>
-        <w:t xml:space="preserve">正式开讲之前，老师先给大家来一组课前小测，一共六道题，检测一下你现在的词性敏感度。这里有个要求，请大家一定做到：每道题老师读完之后，你先暂停一下，把自己的答案写在纸上，写完再听老师分析。千万别直接看答案——直接看答案，这个测就白做了，你永远不知道自己到底哪里不会。准备好了吗？我们开始！</w:t>
+        <w:t xml:space="preserve">在开始之前，老师先问大家一个扎心的问题：为什么很多同学初中英语能考一百一十几分，一上高中，语法填空十个空能错五六个？</w:t>
+      </w:r>
+    </w:p>
+    <w:p>
+      <w:pPr>
+        <w:spacing w:after="160" w:line="380"/>
+        <w:ind w:firstLine="480"/>
+      </w:pPr>
+      <w:r>
+        <w:rPr>
+          <w:rFonts w:ascii="SimSun" w:cs="SimSun" w:eastAsia="SimSun" w:hAnsi="SimSun"/>
+          <w:sz w:val="24"/>
+          <w:szCs w:val="24"/>
+        </w:rPr>
+        <w:t xml:space="preserve">原因其实特别简单。</w:t>
+      </w:r>
+    </w:p>
+    <w:p>
+      <w:pPr>
+        <w:spacing w:after="160" w:line="380"/>
+        <w:ind w:firstLine="480"/>
+      </w:pPr>
+      <w:r>
+        <w:rPr>
+          <w:rFonts w:ascii="SimSun" w:cs="SimSun" w:eastAsia="SimSun" w:hAnsi="SimSun"/>
+          <w:sz w:val="24"/>
+          <w:szCs w:val="24"/>
+        </w:rPr>
+        <w:t xml:space="preserve">初中的语法题是直接问你的，题干把考点写在脸上；而高中的语法填空，是给你一整篇文章，挖十个空，什么都不告诉你，全靠你自己判断这个空该填什么。</w:t>
+      </w:r>
+    </w:p>
+    <w:p>
+      <w:pPr>
+        <w:spacing w:after="160" w:line="380"/>
+        <w:ind w:firstLine="480"/>
+      </w:pPr>
+      <w:r>
+        <w:rPr>
+          <w:rFonts w:ascii="SimSun" w:cs="SimSun" w:eastAsia="SimSun" w:hAnsi="SimSun"/>
+          <w:sz w:val="24"/>
+          <w:szCs w:val="24"/>
+        </w:rPr>
+        <w:t xml:space="preserve">而判断填什么的第一步，永远是先判断——这个空该填什么词性。</w:t>
+      </w:r>
+    </w:p>
+    <w:p>
+      <w:pPr>
+        <w:spacing w:after="160" w:line="380"/>
+        <w:ind w:firstLine="480"/>
+      </w:pPr>
+      <w:r>
+        <w:rPr>
+          <w:rFonts w:ascii="SimSun" w:cs="SimSun" w:eastAsia="SimSun" w:hAnsi="SimSun"/>
+          <w:sz w:val="24"/>
+          <w:szCs w:val="24"/>
+        </w:rPr>
+        <w:t xml:space="preserve">所以我们这套课的第一节，不讲名词，也不讲时态，我们先讲一件更底层的事：英语的单词一共分成哪几类，每一类在句子里负责干什么活。</w:t>
+      </w:r>
+    </w:p>
+    <w:p>
+      <w:pPr>
+        <w:spacing w:after="160" w:line="380"/>
+        <w:ind w:firstLine="480"/>
+      </w:pPr>
+      <w:r>
+        <w:rPr>
+          <w:rFonts w:ascii="SimSun" w:cs="SimSun" w:eastAsia="SimSun" w:hAnsi="SimSun"/>
+          <w:sz w:val="24"/>
+          <w:szCs w:val="24"/>
+        </w:rPr>
+        <w:t xml:space="preserve">把这件事搞清楚，后面一百七十九节课你都会觉得轻松。</w:t>
+      </w:r>
+    </w:p>
+    <w:p>
+      <w:pPr>
+        <w:spacing w:after="160" w:line="380"/>
+        <w:ind w:firstLine="480"/>
+      </w:pPr>
+      <w:r>
+        <w:rPr>
+          <w:rFonts w:ascii="SimSun" w:cs="SimSun" w:eastAsia="SimSun" w:hAnsi="SimSun"/>
+          <w:sz w:val="24"/>
+          <w:szCs w:val="24"/>
+        </w:rPr>
+        <w:t xml:space="preserve">正式开讲之前，老师先给大家来一组课前小测，一共六道题，检测一下你现在的词性敏感度。</w:t>
+      </w:r>
+    </w:p>
+    <w:p>
+      <w:pPr>
+        <w:spacing w:after="160" w:line="380"/>
+        <w:ind w:firstLine="480"/>
+      </w:pPr>
+      <w:r>
+        <w:rPr>
+          <w:rFonts w:ascii="SimSun" w:cs="SimSun" w:eastAsia="SimSun" w:hAnsi="SimSun"/>
+          <w:sz w:val="24"/>
+          <w:szCs w:val="24"/>
+        </w:rPr>
+        <w:t xml:space="preserve">这里有个要求，请大家一定做到：每道题老师读完之后，你先暂停一下，把自己的答案写在纸上，写完再听老师分析。</w:t>
+      </w:r>
+    </w:p>
+    <w:p>
+      <w:pPr>
+        <w:spacing w:after="160" w:line="380"/>
+        <w:ind w:firstLine="480"/>
+      </w:pPr>
+      <w:r>
+        <w:rPr>
+          <w:rFonts w:ascii="SimSun" w:cs="SimSun" w:eastAsia="SimSun" w:hAnsi="SimSun"/>
+          <w:sz w:val="24"/>
+          <w:szCs w:val="24"/>
+        </w:rPr>
+        <w:t xml:space="preserve">千万别直接看答案——直接看答案，这个测就白做了，你永远不知道自己到底哪里不会。准备好了吗？我们开始！</w:t>
       </w:r>
     </w:p>
     <w:p>
@@ -185,35 +269,77 @@
           <w:sz w:val="24"/>
           <w:szCs w:val="24"/>
         </w:rPr>
-        <w:t xml:space="preserve">真正的判断标准只有一个——看它带不带时态。made 是什么？它是 make 的过去式。它已经变形了，从原形 make 变成了过去式 made。一个动词，只要它带上了时态，它就是这句话的谓语。</w:t>
-      </w:r>
-    </w:p>
-    <w:p>
-      <w:pPr>
-        <w:spacing w:after="160" w:line="380"/>
-        <w:ind w:firstLine="480"/>
-      </w:pPr>
-      <w:r>
-        <w:rPr>
-          <w:rFonts w:ascii="SimSun" w:cs="SimSun" w:eastAsia="SimSun" w:hAnsi="SimSun"/>
-          <w:sz w:val="24"/>
-          <w:szCs w:val="24"/>
-        </w:rPr>
-        <w:t xml:space="preserve">我们再反过来推一遍，这一步更重要。这句话为什么是一般过去时？就是因为 made 是过去式。也就是说，是谓语决定了整个句子的时态。这句话大家一定要刻在脑子里：谓语动词最核心的作用，就是给整句话定时态。你把谓语找出来了，这句话是什么时态，也就跟着确定了。</w:t>
-      </w:r>
-    </w:p>
-    <w:p>
-      <w:pPr>
-        <w:spacing w:after="160" w:line="380"/>
-        <w:ind w:firstLine="480"/>
-      </w:pPr>
-      <w:r>
-        <w:rPr>
-          <w:rFonts w:ascii="SimSun" w:cs="SimSun" w:eastAsia="SimSun" w:hAnsi="SimSun"/>
-          <w:sz w:val="24"/>
-          <w:szCs w:val="24"/>
-        </w:rPr>
-        <w:t xml:space="preserve">好，现在回到题目。既然 made 已经带着时态坐在谓语的位置上了，而英语有一条铁律——一个简单句，有且只有一个带时态的动词，也就是只能有一个谓语。那么前面这个空，就绝对不可能再是一个动词了。</w:t>
+        <w:t xml:space="preserve">真正的判断标准只有一个——看它带不带时态。made 是什么？它是 make 的过去式。它已经变形了，从原形 make 变成了过去式 made。</w:t>
+      </w:r>
+    </w:p>
+    <w:p>
+      <w:pPr>
+        <w:spacing w:after="160" w:line="380"/>
+        <w:ind w:firstLine="480"/>
+      </w:pPr>
+      <w:r>
+        <w:rPr>
+          <w:rFonts w:ascii="SimSun" w:cs="SimSun" w:eastAsia="SimSun" w:hAnsi="SimSun"/>
+          <w:sz w:val="24"/>
+          <w:szCs w:val="24"/>
+        </w:rPr>
+        <w:t xml:space="preserve">一个动词，只要它带上了时态，它就是这句话的谓语。</w:t>
+      </w:r>
+    </w:p>
+    <w:p>
+      <w:pPr>
+        <w:spacing w:after="160" w:line="380"/>
+        <w:ind w:firstLine="480"/>
+      </w:pPr>
+      <w:r>
+        <w:rPr>
+          <w:rFonts w:ascii="SimSun" w:cs="SimSun" w:eastAsia="SimSun" w:hAnsi="SimSun"/>
+          <w:sz w:val="24"/>
+          <w:szCs w:val="24"/>
+        </w:rPr>
+        <w:t xml:space="preserve">我们再反过来推一遍，这一步更重要。这句话为什么是一般过去时？就是因为 made 是过去式。也就是说，是谓语决定了整个句子的时态。</w:t>
+      </w:r>
+    </w:p>
+    <w:p>
+      <w:pPr>
+        <w:spacing w:after="160" w:line="380"/>
+        <w:ind w:firstLine="480"/>
+      </w:pPr>
+      <w:r>
+        <w:rPr>
+          <w:rFonts w:ascii="SimSun" w:cs="SimSun" w:eastAsia="SimSun" w:hAnsi="SimSun"/>
+          <w:sz w:val="24"/>
+          <w:szCs w:val="24"/>
+        </w:rPr>
+        <w:t xml:space="preserve">这句话大家一定要刻在脑子里：谓语动词最核心的作用，就是给整句话定时态。你把谓语找出来了，这句话是什么时态，也就跟着确定了。</w:t>
+      </w:r>
+    </w:p>
+    <w:p>
+      <w:pPr>
+        <w:spacing w:after="160" w:line="380"/>
+        <w:ind w:firstLine="480"/>
+      </w:pPr>
+      <w:r>
+        <w:rPr>
+          <w:rFonts w:ascii="SimSun" w:cs="SimSun" w:eastAsia="SimSun" w:hAnsi="SimSun"/>
+          <w:sz w:val="24"/>
+          <w:szCs w:val="24"/>
+        </w:rPr>
+        <w:t xml:space="preserve">好，现在回到题目。既然 made 已经带着时态坐在谓语的位置上了，而英语有一条铁律——一个简单句，有且只有一个带时态的动词，也就是只能有一个谓语。</w:t>
+      </w:r>
+    </w:p>
+    <w:p>
+      <w:pPr>
+        <w:spacing w:after="160" w:line="380"/>
+        <w:ind w:firstLine="480"/>
+      </w:pPr>
+      <w:r>
+        <w:rPr>
+          <w:rFonts w:ascii="SimSun" w:cs="SimSun" w:eastAsia="SimSun" w:hAnsi="SimSun"/>
+          <w:sz w:val="24"/>
+          <w:szCs w:val="24"/>
+        </w:rPr>
+        <w:t xml:space="preserve">那么前面这个空，就绝对不可能再是一个动词了。</w:t>
       </w:r>
     </w:p>
     <w:p>
@@ -542,7 +668,21 @@
           <w:sz w:val="24"/>
           <w:szCs w:val="24"/>
         </w:rPr>
-        <w:t xml:space="preserve">所以这道题的答案是B，副词。老师再补一句，well 确实也能作形容词，但那时候的意思是身体健康的，比如 I am feeling well，我感觉身体挺好。那跟本题完全是两码事，我们后面的课会专门讲。</w:t>
+        <w:t xml:space="preserve">所以这道题的答案是B，副词。老师再补一句，well 确实也能作形容词，但那时候的意思是身体健康的，比如 I am feeling well，我感觉身体挺好。</w:t>
+      </w:r>
+    </w:p>
+    <w:p>
+      <w:pPr>
+        <w:spacing w:after="160" w:line="380"/>
+        <w:ind w:firstLine="480"/>
+      </w:pPr>
+      <w:r>
+        <w:rPr>
+          <w:rFonts w:ascii="SimSun" w:cs="SimSun" w:eastAsia="SimSun" w:hAnsi="SimSun"/>
+          <w:sz w:val="24"/>
+          <w:szCs w:val="24"/>
+        </w:rPr>
+        <w:t xml:space="preserve">那跟本题完全是两码事，我们后面的课会专门讲。</w:t>
       </w:r>
     </w:p>
     <w:p>
@@ -743,7 +883,21 @@
           <w:sz w:val="24"/>
           <w:szCs w:val="24"/>
         </w:rPr>
-        <w:t xml:space="preserve">先看 because。because 是一个引导词，它引导的是原因状语从句。大家抓住「从句」这两个字——既然叫从句，它就必须是一个完整的句子结构。那什么叫完整的句子结构？要有主语，还要有谓语。</w:t>
+        <w:t xml:space="preserve">先看 because。because 是一个引导词，它引导的是原因状语从句。大家抓住「从句」这两个字——既然叫从句，它就必须是一个完整的句子结构。那什么叫完整的句子结构？</w:t>
+      </w:r>
+    </w:p>
+    <w:p>
+      <w:pPr>
+        <w:spacing w:after="160" w:line="380"/>
+        <w:ind w:firstLine="480"/>
+      </w:pPr>
+      <w:r>
+        <w:rPr>
+          <w:rFonts w:ascii="SimSun" w:cs="SimSun" w:eastAsia="SimSun" w:hAnsi="SimSun"/>
+          <w:sz w:val="24"/>
+          <w:szCs w:val="24"/>
+        </w:rPr>
+        <w:t xml:space="preserve">要有主语，还要有谓语。</w:t>
       </w:r>
     </w:p>
     <w:p>
@@ -785,7 +939,21 @@
           <w:sz w:val="24"/>
           <w:szCs w:val="24"/>
         </w:rPr>
-        <w:t xml:space="preserve">我们看空的后面：the heavy rain。用第一题那把尺子量一量——里面有带时态的动词吗？rain 在这里是名词，雨，不是动词；heavy 是形容词。整个部分一个带时态的动词都没有，也就是没有谓语。没有谓语，就不构成句子结构，那它就不可能是从句。</w:t>
+        <w:t xml:space="preserve">我们看空的后面：the heavy rain。用第一题那把尺子量一量——里面有带时态的动词吗？rain 在这里是名词，雨，不是动词；heavy 是形容词。</w:t>
+      </w:r>
+    </w:p>
+    <w:p>
+      <w:pPr>
+        <w:spacing w:after="160" w:line="380"/>
+        <w:ind w:firstLine="480"/>
+      </w:pPr>
+      <w:r>
+        <w:rPr>
+          <w:rFonts w:ascii="SimSun" w:cs="SimSun" w:eastAsia="SimSun" w:hAnsi="SimSun"/>
+          <w:sz w:val="24"/>
+          <w:szCs w:val="24"/>
+        </w:rPr>
+        <w:t xml:space="preserve">整个部分一个带时态的动词都没有，也就是没有谓语。没有谓语，就不构成句子结构，那它就不可能是从句。</w:t>
       </w:r>
     </w:p>
     <w:p>
@@ -813,49 +981,105 @@
           <w:sz w:val="24"/>
           <w:szCs w:val="24"/>
         </w:rPr>
-        <w:t xml:space="preserve">好，六道课前测全部结束。如果你错了两道以上，先别慌，这恰恰说明今天这节课你必须认真听——因为你缺的不是单词量，是词性意识。我们现在就来把这块地基补上。</w:t>
-      </w:r>
-    </w:p>
-    <w:p>
-      <w:pPr>
-        <w:spacing w:after="160" w:line="380"/>
-        <w:ind w:firstLine="480"/>
-      </w:pPr>
-      <w:r>
-        <w:rPr>
-          <w:rFonts w:ascii="SimSun" w:cs="SimSun" w:eastAsia="SimSun" w:hAnsi="SimSun"/>
-          <w:sz w:val="24"/>
-          <w:szCs w:val="24"/>
-        </w:rPr>
-        <w:t xml:space="preserve">那什么叫词性意识？简单说，就是知道每一个单词属于哪一类，以及这一类的词在句子里能放在什么位置、不能放在什么位置。英语的单词一共分成十个大类，我们把这个叫做词类，也叫词性。</w:t>
-      </w:r>
-    </w:p>
-    <w:p>
-      <w:pPr>
-        <w:spacing w:after="160" w:line="380"/>
-        <w:ind w:firstLine="480"/>
-      </w:pPr>
-      <w:r>
-        <w:rPr>
-          <w:rFonts w:ascii="SimSun" w:cs="SimSun" w:eastAsia="SimSun" w:hAnsi="SimSun"/>
-          <w:sz w:val="24"/>
-          <w:szCs w:val="24"/>
-        </w:rPr>
-        <w:t xml:space="preserve">我们来看一个句子：The clever student quickly answered the difficult question. 意思是那个聪明的学生迅速地回答了那个难题。我们把它拆开看：student，学生，是一个人，这是名词；answered，回答，是一个动作，这是动词；clever，聪明的，它在说明 student 是什么样的，这是形容词；quickly，迅速地，它在说明 answered 这个动作是怎么进行的，这是副词；the，这是冠词。</w:t>
-      </w:r>
-    </w:p>
-    <w:p>
-      <w:pPr>
-        <w:spacing w:after="160" w:line="380"/>
-        <w:ind w:firstLine="480"/>
-      </w:pPr>
-      <w:r>
-        <w:rPr>
-          <w:rFonts w:ascii="SimSun" w:cs="SimSun" w:eastAsia="SimSun" w:hAnsi="SimSun"/>
-          <w:sz w:val="24"/>
-          <w:szCs w:val="24"/>
-        </w:rPr>
-        <w:t xml:space="preserve">同一句话，五种词性，每一类各管一摊，互相不能顶替。这就是英语句子的规则：它不是把认识的单词堆在一起，而是每个位置只能放特定词性的词。所以语法填空考的不是你认不认识这个单词，而是你知不知道这个位置该放什么词性。</w:t>
+        <w:t xml:space="preserve">好，六道课前测全部结束。如果你错了两道以上，先别慌，这恰恰说明今天这节课你必须认真听——因为你缺的不是单词量，是词性意识。</w:t>
+      </w:r>
+    </w:p>
+    <w:p>
+      <w:pPr>
+        <w:spacing w:after="160" w:line="380"/>
+        <w:ind w:firstLine="480"/>
+      </w:pPr>
+      <w:r>
+        <w:rPr>
+          <w:rFonts w:ascii="SimSun" w:cs="SimSun" w:eastAsia="SimSun" w:hAnsi="SimSun"/>
+          <w:sz w:val="24"/>
+          <w:szCs w:val="24"/>
+        </w:rPr>
+        <w:t xml:space="preserve">我们现在就来把这块地基补上。</w:t>
+      </w:r>
+    </w:p>
+    <w:p>
+      <w:pPr>
+        <w:spacing w:after="160" w:line="380"/>
+        <w:ind w:firstLine="480"/>
+      </w:pPr>
+      <w:r>
+        <w:rPr>
+          <w:rFonts w:ascii="SimSun" w:cs="SimSun" w:eastAsia="SimSun" w:hAnsi="SimSun"/>
+          <w:sz w:val="24"/>
+          <w:szCs w:val="24"/>
+        </w:rPr>
+        <w:t xml:space="preserve">那什么叫词性意识？简单说，就是知道每一个单词属于哪一类，以及这一类的词在句子里能放在什么位置、不能放在什么位置。</w:t>
+      </w:r>
+    </w:p>
+    <w:p>
+      <w:pPr>
+        <w:spacing w:after="160" w:line="380"/>
+        <w:ind w:firstLine="480"/>
+      </w:pPr>
+      <w:r>
+        <w:rPr>
+          <w:rFonts w:ascii="SimSun" w:cs="SimSun" w:eastAsia="SimSun" w:hAnsi="SimSun"/>
+          <w:sz w:val="24"/>
+          <w:szCs w:val="24"/>
+        </w:rPr>
+        <w:t xml:space="preserve">英语的单词一共分成十个大类，我们把这个叫做词类，也叫词性。</w:t>
+      </w:r>
+    </w:p>
+    <w:p>
+      <w:pPr>
+        <w:spacing w:after="160" w:line="380"/>
+        <w:ind w:firstLine="480"/>
+      </w:pPr>
+      <w:r>
+        <w:rPr>
+          <w:rFonts w:ascii="SimSun" w:cs="SimSun" w:eastAsia="SimSun" w:hAnsi="SimSun"/>
+          <w:sz w:val="24"/>
+          <w:szCs w:val="24"/>
+        </w:rPr>
+        <w:t xml:space="preserve">我们来看一个句子：The clever student quickly answered the difficult question. 意思是那个聪明的学生迅速地回答了那个难题。</w:t>
+      </w:r>
+    </w:p>
+    <w:p>
+      <w:pPr>
+        <w:spacing w:after="160" w:line="380"/>
+        <w:ind w:firstLine="480"/>
+      </w:pPr>
+      <w:r>
+        <w:rPr>
+          <w:rFonts w:ascii="SimSun" w:cs="SimSun" w:eastAsia="SimSun" w:hAnsi="SimSun"/>
+          <w:sz w:val="24"/>
+          <w:szCs w:val="24"/>
+        </w:rPr>
+        <w:t xml:space="preserve">我们把它拆开看：student，学生，是一个人，这是名词；answered，回答，是一个动作，这是动词；clever，聪明的，它在说明 student 是什么样的，这是形容词；quickly，迅速地，它在说明 answered 这个动作是怎么进行的，这是副词；the，这是冠词。</w:t>
+      </w:r>
+    </w:p>
+    <w:p>
+      <w:pPr>
+        <w:spacing w:after="160" w:line="380"/>
+        <w:ind w:firstLine="480"/>
+      </w:pPr>
+      <w:r>
+        <w:rPr>
+          <w:rFonts w:ascii="SimSun" w:cs="SimSun" w:eastAsia="SimSun" w:hAnsi="SimSun"/>
+          <w:sz w:val="24"/>
+          <w:szCs w:val="24"/>
+        </w:rPr>
+        <w:t xml:space="preserve">同一句话，五种词性，每一类各管一摊，互相不能顶替。这就是英语句子的规则：它不是把认识的单词堆在一起，而是每个位置只能放特定词性的词。</w:t>
+      </w:r>
+    </w:p>
+    <w:p>
+      <w:pPr>
+        <w:spacing w:after="160" w:line="380"/>
+        <w:ind w:firstLine="480"/>
+      </w:pPr>
+      <w:r>
+        <w:rPr>
+          <w:rFonts w:ascii="SimSun" w:cs="SimSun" w:eastAsia="SimSun" w:hAnsi="SimSun"/>
+          <w:sz w:val="24"/>
+          <w:szCs w:val="24"/>
+        </w:rPr>
+        <w:t xml:space="preserve">所以语法填空考的不是你认不认识这个单词，而是你知不知道这个位置该放什么词性。</w:t>
       </w:r>
     </w:p>
     <w:p>
@@ -883,21 +1107,77 @@
           <w:sz w:val="24"/>
           <w:szCs w:val="24"/>
         </w:rPr>
-        <w:t xml:space="preserve">先说实词，一共六类。实词的特点是有实实在在的意思，能单独在句子里当成分。第一类，名词，表示人、事物、地点和抽象概念，比如 student 学生、Beijing 北京、water 水、freedom 自由。第二类，动词，表示动作或者状态，比如 run 跑、think 思考、become 变成。第三类，形容词，专门修饰名词，回答什么样的，比如 clever 聪明的、difficult 困难的。第四类，副词，修饰动词、形容词、其他副词，或者整个句子，回答怎么样、多么、何时、何地，比如 quickly 迅速地、very 非常、luckily 幸运地。第五类，代词，用来代替名词，避免重复，比如 I 我、it 它、someone 某人。第六类，数词，表示数目或者顺序，比如 one 一、first 第一。</w:t>
-      </w:r>
-    </w:p>
-    <w:p>
-      <w:pPr>
-        <w:spacing w:after="160" w:line="380"/>
-        <w:ind w:firstLine="480"/>
-      </w:pPr>
-      <w:r>
-        <w:rPr>
-          <w:rFonts w:ascii="SimSun" w:cs="SimSun" w:eastAsia="SimSun" w:hAnsi="SimSun"/>
-          <w:sz w:val="24"/>
-          <w:szCs w:val="24"/>
-        </w:rPr>
-        <w:t xml:space="preserve">再说虚词，一共四类。虚词自己的意思很虚，不能单独当主语宾语，但它像螺丝一样，把整个句子的结构固定住。第七类，冠词，一共就三个：a、an、the。第八类，介词，比如 in、on、at、for、with，介词最大的特点是后面必须跟名词性成分。第九类，连词。第十类，感叹词，比如 Oh、Wow，表示语气和情感。</w:t>
+        <w:t xml:space="preserve">先说实词，一共六类。实词的特点是有实实在在的意思，能单独在句子里当成分。第一类，名词，表示人、事物、地点和抽象概念，比如 student 学生、Beijing 北京、water 水、freedom 自由。</w:t>
+      </w:r>
+    </w:p>
+    <w:p>
+      <w:pPr>
+        <w:spacing w:after="160" w:line="380"/>
+        <w:ind w:firstLine="480"/>
+      </w:pPr>
+      <w:r>
+        <w:rPr>
+          <w:rFonts w:ascii="SimSun" w:cs="SimSun" w:eastAsia="SimSun" w:hAnsi="SimSun"/>
+          <w:sz w:val="24"/>
+          <w:szCs w:val="24"/>
+        </w:rPr>
+        <w:t xml:space="preserve">然后是动词，表示动作或者状态，比如 run 跑、think 思考、become 变成。第三类，形容词，专门修饰名词，回答什么样的，比如 clever 聪明的、difficult 困难的。</w:t>
+      </w:r>
+    </w:p>
+    <w:p>
+      <w:pPr>
+        <w:spacing w:after="160" w:line="380"/>
+        <w:ind w:firstLine="480"/>
+      </w:pPr>
+      <w:r>
+        <w:rPr>
+          <w:rFonts w:ascii="SimSun" w:cs="SimSun" w:eastAsia="SimSun" w:hAnsi="SimSun"/>
+          <w:sz w:val="24"/>
+          <w:szCs w:val="24"/>
+        </w:rPr>
+        <w:t xml:space="preserve">最后一类是副词，修饰动词、形容词、其他副词，或者整个句子，回答怎么样、多么、何时、何地，比如 quickly 迅速地、very 非常、luckily 幸运地。</w:t>
+      </w:r>
+    </w:p>
+    <w:p>
+      <w:pPr>
+        <w:spacing w:after="160" w:line="380"/>
+        <w:ind w:firstLine="480"/>
+      </w:pPr>
+      <w:r>
+        <w:rPr>
+          <w:rFonts w:ascii="SimSun" w:cs="SimSun" w:eastAsia="SimSun" w:hAnsi="SimSun"/>
+          <w:sz w:val="24"/>
+          <w:szCs w:val="24"/>
+        </w:rPr>
+        <w:t xml:space="preserve">最后一类是代词，用来代替名词，避免重复，比如 I 我、it 它、someone 某人。第六类，数词，表示数目或者顺序，比如 one 一、first 第一。</w:t>
+      </w:r>
+    </w:p>
+    <w:p>
+      <w:pPr>
+        <w:spacing w:after="160" w:line="380"/>
+        <w:ind w:firstLine="480"/>
+      </w:pPr>
+      <w:r>
+        <w:rPr>
+          <w:rFonts w:ascii="SimSun" w:cs="SimSun" w:eastAsia="SimSun" w:hAnsi="SimSun"/>
+          <w:sz w:val="24"/>
+          <w:szCs w:val="24"/>
+        </w:rPr>
+        <w:t xml:space="preserve">再说虚词，一共四类。虚词自己的意思很虚，不能单独当主语宾语，但它像螺丝一样，把整个句子的结构固定住。第七类，冠词，一共就三个：a、an、the。</w:t>
+      </w:r>
+    </w:p>
+    <w:p>
+      <w:pPr>
+        <w:spacing w:after="160" w:line="380"/>
+        <w:ind w:firstLine="480"/>
+      </w:pPr>
+      <w:r>
+        <w:rPr>
+          <w:rFonts w:ascii="SimSun" w:cs="SimSun" w:eastAsia="SimSun" w:hAnsi="SimSun"/>
+          <w:sz w:val="24"/>
+          <w:szCs w:val="24"/>
+        </w:rPr>
+        <w:t xml:space="preserve">最后一类是介词，比如 in、on、at、for、with，介词最大的特点是后面必须跟名词性成分。第九类，连词。第十类，感叹词，比如 Oh、Wow，表示语气和情感。</w:t>
       </w:r>
     </w:p>
     <w:p>
@@ -925,7 +1205,21 @@
           <w:sz w:val="24"/>
           <w:szCs w:val="24"/>
         </w:rPr>
-        <w:t xml:space="preserve">我们平时说的连词，指的是 and、but、or、so 这几个，它们叫并列连词。并列连词的活儿是把两个地位平等的东西连起来——两个词、两个短语，或者两个完整的句子。比如 I like apples and she likes pears，前后两句地位一样，谁也不从属于谁。</w:t>
+        <w:t xml:space="preserve">我们平时说的连词，指的是 and、but、or、so 这几个，它们叫并列连词。并列连词的活儿是把两个地位平等的东西连起来——两个词、两个短语，或者两个完整的句子。</w:t>
+      </w:r>
+    </w:p>
+    <w:p>
+      <w:pPr>
+        <w:spacing w:after="160" w:line="380"/>
+        <w:ind w:firstLine="480"/>
+      </w:pPr>
+      <w:r>
+        <w:rPr>
+          <w:rFonts w:ascii="SimSun" w:cs="SimSun" w:eastAsia="SimSun" w:hAnsi="SimSun"/>
+          <w:sz w:val="24"/>
+          <w:szCs w:val="24"/>
+        </w:rPr>
+        <w:t xml:space="preserve">比如 I like apples and she likes pears，前后两句地位一样，谁也不从属于谁。</w:t>
       </w:r>
     </w:p>
     <w:p>
@@ -953,35 +1247,77 @@
           <w:sz w:val="24"/>
           <w:szCs w:val="24"/>
         </w:rPr>
-        <w:t xml:space="preserve">这个区别为什么重要？因为它直接决定了后面能跟什么。既然叫从句，那从句就必须是一个完整的句子结构——有主语，有谓语。所以引导词后面，必须是一个句子。这一点在课前测第六题里我们已经用过一次了，大家回想一下 because 和 because of 那道题，是不是就是这个道理。</w:t>
-      </w:r>
-    </w:p>
-    <w:p>
-      <w:pPr>
-        <w:spacing w:after="160" w:line="380"/>
-        <w:ind w:firstLine="480"/>
-      </w:pPr>
-      <w:r>
-        <w:rPr>
-          <w:rFonts w:ascii="SimSun" w:cs="SimSun" w:eastAsia="SimSun" w:hAnsi="SimSun"/>
-          <w:sz w:val="24"/>
-          <w:szCs w:val="24"/>
-        </w:rPr>
-        <w:t xml:space="preserve">从下个阶段开始，我们会花整整二十多节课来讲从句，到时候你会发现，所有从句题的第一步，都是先认引导词。今天先把这个概念立住：连词是并列连接，引导词是引出从句，两码事。</w:t>
-      </w:r>
-    </w:p>
-    <w:p>
-      <w:pPr>
-        <w:spacing w:after="160" w:line="380"/>
-        <w:ind w:firstLine="480"/>
-      </w:pPr>
-      <w:r>
-        <w:rPr>
-          <w:rFonts w:ascii="SimSun" w:cs="SimSun" w:eastAsia="SimSun" w:hAnsi="SimSun"/>
-          <w:sz w:val="24"/>
-          <w:szCs w:val="24"/>
-        </w:rPr>
-        <w:t xml:space="preserve">这里老师要特别提醒一句：千万别觉得虚词不重要。高考语法填空里的无提示词填空，也就是括号里什么都不给你的那种空，十有八九考的就是虚词——冠词、介词、并列连词和从句引导词，一空一分，非常好拿。</w:t>
+        <w:t xml:space="preserve">这个区别为什么重要？因为它直接决定了后面能跟什么。既然叫从句，那从句就必须是一个完整的句子结构——有主语，有谓语。</w:t>
+      </w:r>
+    </w:p>
+    <w:p>
+      <w:pPr>
+        <w:spacing w:after="160" w:line="380"/>
+        <w:ind w:firstLine="480"/>
+      </w:pPr>
+      <w:r>
+        <w:rPr>
+          <w:rFonts w:ascii="SimSun" w:cs="SimSun" w:eastAsia="SimSun" w:hAnsi="SimSun"/>
+          <w:sz w:val="24"/>
+          <w:szCs w:val="24"/>
+        </w:rPr>
+        <w:t xml:space="preserve">所以引导词后面，必须是一个句子。这一点在课前测第六题里我们已经用过一次了，大家回想一下 because 和 because of 那道题，是不是就是这个道理。</w:t>
+      </w:r>
+    </w:p>
+    <w:p>
+      <w:pPr>
+        <w:spacing w:after="160" w:line="380"/>
+        <w:ind w:firstLine="480"/>
+      </w:pPr>
+      <w:r>
+        <w:rPr>
+          <w:rFonts w:ascii="SimSun" w:cs="SimSun" w:eastAsia="SimSun" w:hAnsi="SimSun"/>
+          <w:sz w:val="24"/>
+          <w:szCs w:val="24"/>
+        </w:rPr>
+        <w:t xml:space="preserve">从下个阶段开始，我们会花整整二十多节课来讲从句，到时候你会发现，所有从句题的第一步，都是先认引导词。</w:t>
+      </w:r>
+    </w:p>
+    <w:p>
+      <w:pPr>
+        <w:spacing w:after="160" w:line="380"/>
+        <w:ind w:firstLine="480"/>
+      </w:pPr>
+      <w:r>
+        <w:rPr>
+          <w:rFonts w:ascii="SimSun" w:cs="SimSun" w:eastAsia="SimSun" w:hAnsi="SimSun"/>
+          <w:sz w:val="24"/>
+          <w:szCs w:val="24"/>
+        </w:rPr>
+        <w:t xml:space="preserve">今天先把这个概念立住：连词是并列连接，引导词是引出从句，两码事。</w:t>
+      </w:r>
+    </w:p>
+    <w:p>
+      <w:pPr>
+        <w:spacing w:after="160" w:line="380"/>
+        <w:ind w:firstLine="480"/>
+      </w:pPr>
+      <w:r>
+        <w:rPr>
+          <w:rFonts w:ascii="SimSun" w:cs="SimSun" w:eastAsia="SimSun" w:hAnsi="SimSun"/>
+          <w:sz w:val="24"/>
+          <w:szCs w:val="24"/>
+        </w:rPr>
+        <w:t xml:space="preserve">这里老师要特别提醒一句：千万别觉得虚词不重要。</w:t>
+      </w:r>
+    </w:p>
+    <w:p>
+      <w:pPr>
+        <w:spacing w:after="160" w:line="380"/>
+        <w:ind w:firstLine="480"/>
+      </w:pPr>
+      <w:r>
+        <w:rPr>
+          <w:rFonts w:ascii="SimSun" w:cs="SimSun" w:eastAsia="SimSun" w:hAnsi="SimSun"/>
+          <w:sz w:val="24"/>
+          <w:szCs w:val="24"/>
+        </w:rPr>
+        <w:t xml:space="preserve">高考语法填空里的无提示词填空，也就是括号里什么都不给你的那种空，十有八九考的就是虚词——冠词、介词、并列连词和从句引导词，一空一分，非常好拿。</w:t>
       </w:r>
     </w:p>
     <w:p>
@@ -1009,21 +1345,49 @@
           <w:sz w:val="24"/>
           <w:szCs w:val="24"/>
         </w:rPr>
-        <w:t xml:space="preserve">实词六类：名词、动词、形容词、副词、代词、数词。其中考得最多的是名词、动词、形容词、副词这四类，语法填空里的词形变化题，几乎全部出在这四类之间的互相转换上。</w:t>
-      </w:r>
-    </w:p>
-    <w:p>
-      <w:pPr>
-        <w:spacing w:after="160" w:line="380"/>
-        <w:ind w:firstLine="480"/>
-      </w:pPr>
-      <w:r>
-        <w:rPr>
-          <w:rFonts w:ascii="SimSun" w:cs="SimSun" w:eastAsia="SimSun" w:hAnsi="SimSun"/>
-          <w:sz w:val="24"/>
-          <w:szCs w:val="24"/>
-        </w:rPr>
-        <w:t xml:space="preserve">虚词四类：冠词、介词、连词、感叹词。感叹词高考基本不考，了解一下就行。真正要盯住的是冠词、介词、连词这三类——语法填空里括号中什么都不给你的空，大部分就出在它们身上。</w:t>
+        <w:t xml:space="preserve">实词六类：名词、动词、形容词、副词、代词、数词。</w:t>
+      </w:r>
+    </w:p>
+    <w:p>
+      <w:pPr>
+        <w:spacing w:after="160" w:line="380"/>
+        <w:ind w:firstLine="480"/>
+      </w:pPr>
+      <w:r>
+        <w:rPr>
+          <w:rFonts w:ascii="SimSun" w:cs="SimSun" w:eastAsia="SimSun" w:hAnsi="SimSun"/>
+          <w:sz w:val="24"/>
+          <w:szCs w:val="24"/>
+        </w:rPr>
+        <w:t xml:space="preserve">其中考得最多的是名词、动词、形容词、副词这四类，语法填空里的词形变化题，几乎全部出在这四类之间的互相转换上。</w:t>
+      </w:r>
+    </w:p>
+    <w:p>
+      <w:pPr>
+        <w:spacing w:after="160" w:line="380"/>
+        <w:ind w:firstLine="480"/>
+      </w:pPr>
+      <w:r>
+        <w:rPr>
+          <w:rFonts w:ascii="SimSun" w:cs="SimSun" w:eastAsia="SimSun" w:hAnsi="SimSun"/>
+          <w:sz w:val="24"/>
+          <w:szCs w:val="24"/>
+        </w:rPr>
+        <w:t xml:space="preserve">虚词四类：冠词、介词、连词、感叹词。感叹词高考基本不考，了解一下就行。</w:t>
+      </w:r>
+    </w:p>
+    <w:p>
+      <w:pPr>
+        <w:spacing w:after="160" w:line="380"/>
+        <w:ind w:firstLine="480"/>
+      </w:pPr>
+      <w:r>
+        <w:rPr>
+          <w:rFonts w:ascii="SimSun" w:cs="SimSun" w:eastAsia="SimSun" w:hAnsi="SimSun"/>
+          <w:sz w:val="24"/>
+          <w:szCs w:val="24"/>
+        </w:rPr>
+        <w:t xml:space="preserve">真正要盯住的是冠词、介词、连词这三类——语法填空里括号中什么都不给你的空，大部分就出在它们身上。</w:t>
       </w:r>
     </w:p>
     <w:p>
@@ -1051,7 +1415,21 @@
           <w:sz w:val="24"/>
           <w:szCs w:val="24"/>
         </w:rPr>
-        <w:t xml:space="preserve">知道有十类词还不够，考试的时候你得能认出来。老师教大家第一个杀手锏——看后缀。英语是一门后缀非常规律的语言，绝大多数单词，看词尾就能八九不离十地判断出词性。</w:t>
+        <w:t xml:space="preserve">知道有十类词还不够，考试的时候你得能认出来。老师教大家第一个杀手锏——看后缀。</w:t>
+      </w:r>
+    </w:p>
+    <w:p>
+      <w:pPr>
+        <w:spacing w:after="160" w:line="380"/>
+        <w:ind w:firstLine="480"/>
+      </w:pPr>
+      <w:r>
+        <w:rPr>
+          <w:rFonts w:ascii="SimSun" w:cs="SimSun" w:eastAsia="SimSun" w:hAnsi="SimSun"/>
+          <w:sz w:val="24"/>
+          <w:szCs w:val="24"/>
+        </w:rPr>
+        <w:t xml:space="preserve">英语是一门后缀非常规律的语言，绝大多数单词，看词尾就能八九不离十地判断出词性。</w:t>
       </w:r>
     </w:p>
     <w:p>
@@ -1135,7 +1513,21 @@
           <w:sz w:val="24"/>
           <w:szCs w:val="24"/>
         </w:rPr>
-        <w:t xml:space="preserve">第一，不是所有以 ly 结尾的都是副词。friendly 友好的、lovely 可爱的、lively 活泼的、lonely 孤独的，这四个全是形容词。为什么？因为它们是名词加 ly 变来的，不是形容词加 ly。这四个词是高考选择题里的老熟人，记牢它。</w:t>
+        <w:t xml:space="preserve">第一，不是所有以 ly 结尾的都是副词。friendly 友好的、lovely 可爱的、lively 活泼的、lonely 孤独的，这四个全是形容词。为什么？因为它们是名词加 ly 变来的，不是形容词加 ly。</w:t>
+      </w:r>
+    </w:p>
+    <w:p>
+      <w:pPr>
+        <w:spacing w:after="160" w:line="380"/>
+        <w:ind w:firstLine="480"/>
+      </w:pPr>
+      <w:r>
+        <w:rPr>
+          <w:rFonts w:ascii="SimSun" w:cs="SimSun" w:eastAsia="SimSun" w:hAnsi="SimSun"/>
+          <w:sz w:val="24"/>
+          <w:szCs w:val="24"/>
+        </w:rPr>
+        <w:t xml:space="preserve">这四个词是高考选择题里的老熟人，记牢它。</w:t>
       </w:r>
     </w:p>
     <w:p>
@@ -1177,7 +1569,21 @@
           <w:sz w:val="24"/>
           <w:szCs w:val="24"/>
         </w:rPr>
-        <w:t xml:space="preserve">刚才那一招是从单词本身出发的。可是考试的时候，你面对的往往是一个空，你得先知道这里该填什么词性，再去把括号里的词变形。所以老师再教大家第二个杀手锏——看空的位置。</w:t>
+        <w:t xml:space="preserve">刚才那一招是从单词本身出发的。可是考试的时候，你面对的往往是一个空，你得先知道这里该填什么词性，再去把括号里的词变形。</w:t>
+      </w:r>
+    </w:p>
+    <w:p>
+      <w:pPr>
+        <w:spacing w:after="160" w:line="380"/>
+        <w:ind w:firstLine="480"/>
+      </w:pPr>
+      <w:r>
+        <w:rPr>
+          <w:rFonts w:ascii="SimSun" w:cs="SimSun" w:eastAsia="SimSun" w:hAnsi="SimSun"/>
+          <w:sz w:val="24"/>
+          <w:szCs w:val="24"/>
+        </w:rPr>
+        <w:t xml:space="preserve">所以老师再教大家第二个杀手锏——看空的位置。</w:t>
       </w:r>
     </w:p>
     <w:p>
@@ -1233,21 +1639,63 @@
           <w:sz w:val="24"/>
           <w:szCs w:val="24"/>
         </w:rPr>
-        <w:t xml:space="preserve">首先你记住，宾语只能是名词。严格说是名词性成分，名词、代词、动名词，就这三样。形容词不行，副词不行，动词原形也不行。比如你可以说 I enjoy music，也可以说 I enjoy swimming，因为 swimming 是动名词；但你不能说 I enjoy swim，swim 是动词原形，它站不住宾语这个位置。</w:t>
-      </w:r>
-    </w:p>
-    <w:p>
-      <w:pPr>
-        <w:spacing w:after="160" w:line="380"/>
-        <w:ind w:firstLine="480"/>
-      </w:pPr>
-      <w:r>
-        <w:rPr>
-          <w:rFonts w:ascii="SimSun" w:cs="SimSun" w:eastAsia="SimSun" w:hAnsi="SimSun"/>
-          <w:sz w:val="24"/>
-          <w:szCs w:val="24"/>
-        </w:rPr>
-        <w:t xml:space="preserve">然后还有一件事，很多同学一直没搞清楚——宾语其实分两种。我们看这句话：My father bought me a bike，我爸给我买了辆自行车。你注意，bought 后面跟了两样东西，一个 me，一个 a bike。真正被买的是自行车，它是动作直接作用的对象，这个叫直接宾语，因为一般是个物，我们平时就管它叫物宾。而 me 呢，我不是被买的，我是接受这个东西的人，这个叫间接宾语，因为一般是个人，我们就叫它人宾。</w:t>
+        <w:t xml:space="preserve">首先你记住，宾语只能是名词。严格说是名词性成分，名词、代词、动名词，就这三样。形容词不行，副词不行，动词原形也不行。</w:t>
+      </w:r>
+    </w:p>
+    <w:p>
+      <w:pPr>
+        <w:spacing w:after="160" w:line="380"/>
+        <w:ind w:firstLine="480"/>
+      </w:pPr>
+      <w:r>
+        <w:rPr>
+          <w:rFonts w:ascii="SimSun" w:cs="SimSun" w:eastAsia="SimSun" w:hAnsi="SimSun"/>
+          <w:sz w:val="24"/>
+          <w:szCs w:val="24"/>
+        </w:rPr>
+        <w:t xml:space="preserve">比如你可以说 I enjoy music，也可以说 I enjoy swimming，因为 swimming 是动名词；但你不能说 I enjoy swim，swim 是动词原形，它站不住宾语这个位置。</w:t>
+      </w:r>
+    </w:p>
+    <w:p>
+      <w:pPr>
+        <w:spacing w:after="160" w:line="380"/>
+        <w:ind w:firstLine="480"/>
+      </w:pPr>
+      <w:r>
+        <w:rPr>
+          <w:rFonts w:ascii="SimSun" w:cs="SimSun" w:eastAsia="SimSun" w:hAnsi="SimSun"/>
+          <w:sz w:val="24"/>
+          <w:szCs w:val="24"/>
+        </w:rPr>
+        <w:t xml:space="preserve">然后还有一件事，很多同学一直没搞清楚——宾语其实分两种。我们看这句话：My father bought me a bike，我爸给我买了辆自行车。你注意，bought 后面跟了两样东西，一个 me，一个 a bike。</w:t>
+      </w:r>
+    </w:p>
+    <w:p>
+      <w:pPr>
+        <w:spacing w:after="160" w:line="380"/>
+        <w:ind w:firstLine="480"/>
+      </w:pPr>
+      <w:r>
+        <w:rPr>
+          <w:rFonts w:ascii="SimSun" w:cs="SimSun" w:eastAsia="SimSun" w:hAnsi="SimSun"/>
+          <w:sz w:val="24"/>
+          <w:szCs w:val="24"/>
+        </w:rPr>
+        <w:t xml:space="preserve">真正被买的是自行车，它是动作直接作用的对象，这个叫直接宾语，因为一般是个物，我们平时就管它叫物宾。</w:t>
+      </w:r>
+    </w:p>
+    <w:p>
+      <w:pPr>
+        <w:spacing w:after="160" w:line="380"/>
+        <w:ind w:firstLine="480"/>
+      </w:pPr>
+      <w:r>
+        <w:rPr>
+          <w:rFonts w:ascii="SimSun" w:cs="SimSun" w:eastAsia="SimSun" w:hAnsi="SimSun"/>
+          <w:sz w:val="24"/>
+          <w:szCs w:val="24"/>
+        </w:rPr>
+        <w:t xml:space="preserve">而 me 呢，我不是被买的，我是接受这个东西的人，这个叫间接宾语，因为一般是个人，我们就叫它人宾。</w:t>
       </w:r>
     </w:p>
     <w:p>
@@ -1331,21 +1779,49 @@
           <w:sz w:val="24"/>
           <w:szCs w:val="24"/>
         </w:rPr>
-        <w:t xml:space="preserve">第二条，如果这个空在名词前面，或者在 be 动词、系动词后面，那就填形容词。名词前面的位置叫定语，be 动词后面的位置叫表语，这两个位置最常见的住户就是形容词。除了 be，还要注意 look、seem、become、feel、sound、taste、stay、remain 这些系动词，它们后面同样跟形容词。</w:t>
-      </w:r>
-    </w:p>
-    <w:p>
-      <w:pPr>
-        <w:spacing w:after="160" w:line="380"/>
-        <w:ind w:firstLine="480"/>
-      </w:pPr>
-      <w:r>
-        <w:rPr>
-          <w:rFonts w:ascii="SimSun" w:cs="SimSun" w:eastAsia="SimSun" w:hAnsi="SimSun"/>
-          <w:sz w:val="24"/>
-          <w:szCs w:val="24"/>
-        </w:rPr>
-        <w:t xml:space="preserve">第三条，如果这个空是在修饰动词、修饰形容词，或者修饰整个句子，那就填副词。尤其注意两个强信号：一是空在句首、后面紧跟一个逗号；二是空夹在主语和谓语中间。这两种情况，闭着眼睛先想副词。</w:t>
+        <w:t xml:space="preserve">第二条，如果这个空在名词前面，或者在 be 动词、系动词后面，那就填形容词。</w:t>
+      </w:r>
+    </w:p>
+    <w:p>
+      <w:pPr>
+        <w:spacing w:after="160" w:line="380"/>
+        <w:ind w:firstLine="480"/>
+      </w:pPr>
+      <w:r>
+        <w:rPr>
+          <w:rFonts w:ascii="SimSun" w:cs="SimSun" w:eastAsia="SimSun" w:hAnsi="SimSun"/>
+          <w:sz w:val="24"/>
+          <w:szCs w:val="24"/>
+        </w:rPr>
+        <w:t xml:space="preserve">名词前面的位置叫定语，be 动词后面的位置叫表语，这两个位置最常见的住户就是形容词。除了 be，还要注意 look、seem、become、feel、sound、taste、stay、remain 这些系动词，它们后面同样跟形容词。</w:t>
+      </w:r>
+    </w:p>
+    <w:p>
+      <w:pPr>
+        <w:spacing w:after="160" w:line="380"/>
+        <w:ind w:firstLine="480"/>
+      </w:pPr>
+      <w:r>
+        <w:rPr>
+          <w:rFonts w:ascii="SimSun" w:cs="SimSun" w:eastAsia="SimSun" w:hAnsi="SimSun"/>
+          <w:sz w:val="24"/>
+          <w:szCs w:val="24"/>
+        </w:rPr>
+        <w:t xml:space="preserve">第三条，如果这个空是在修饰动词、修饰形容词，或者修饰整个句子，那就填副词。</w:t>
+      </w:r>
+    </w:p>
+    <w:p>
+      <w:pPr>
+        <w:spacing w:after="160" w:line="380"/>
+        <w:ind w:firstLine="480"/>
+      </w:pPr>
+      <w:r>
+        <w:rPr>
+          <w:rFonts w:ascii="SimSun" w:cs="SimSun" w:eastAsia="SimSun" w:hAnsi="SimSun"/>
+          <w:sz w:val="24"/>
+          <w:szCs w:val="24"/>
+        </w:rPr>
+        <w:t xml:space="preserve">尤其注意两个强信号：一是空在句首、后面紧跟一个逗号；二是空夹在主语和谓语中间。这两种情况，闭着眼睛先想副词。</w:t>
       </w:r>
     </w:p>
     <w:p>
@@ -1387,35 +1863,91 @@
           <w:sz w:val="24"/>
           <w:szCs w:val="24"/>
         </w:rPr>
-        <w:t xml:space="preserve">那怎么数？怎么判断一个动词是不是谓语？记住我们刚才在课前测里说过的那个唯一标准——看它带不带时态。凡是变过形的、带着时态的动词，就是谓语；凡是没有时态，只是原形前面加个 to、或者变成 ing、变成过去分词的，那就是非谓语。</w:t>
-      </w:r>
-    </w:p>
-    <w:p>
-      <w:pPr>
-        <w:spacing w:after="160" w:line="380"/>
-        <w:ind w:firstLine="480"/>
-      </w:pPr>
-      <w:r>
-        <w:rPr>
-          <w:rFonts w:ascii="SimSun" w:cs="SimSun" w:eastAsia="SimSun" w:hAnsi="SimSun"/>
-          <w:sz w:val="24"/>
-          <w:szCs w:val="24"/>
-        </w:rPr>
-        <w:t xml:space="preserve">举个例子：He wants to go home. 这句话里有两个动词，wants 和 go。wants 后面带了第三人称单数的 s，这个 s 就是一般现在时的标记，说明它带着时态，所以 wants 是谓语，整句话也因此是一般现在时。而 to go 呢？它没有任何时态标记，你从 to go 身上看不出这句话是过去还是现在，所以它是非谓语。</w:t>
-      </w:r>
-    </w:p>
-    <w:p>
-      <w:pPr>
-        <w:spacing w:after="160" w:line="380"/>
-        <w:ind w:firstLine="480"/>
-      </w:pPr>
-      <w:r>
-        <w:rPr>
-          <w:rFonts w:ascii="SimSun" w:cs="SimSun" w:eastAsia="SimSun" w:hAnsi="SimSun"/>
-          <w:sz w:val="24"/>
-          <w:szCs w:val="24"/>
-        </w:rPr>
-        <w:t xml:space="preserve">而英语的铁律是：一个简单句，有且只有一个谓语。所以整句话一个带时态的动词都没有，那这个空就是谓语，接下来才轮到考虑用什么时态、什么语态；如果句子里已经有了带时态的动词，又冒出来一个动词，那它百分之百是非谓语——不定式、动名词、分词，三选一。</w:t>
+        <w:t xml:space="preserve">那怎么数？怎么判断一个动词是不是谓语？记住我们刚才在课前测里说过的那个唯一标准——看它带不带时态。</w:t>
+      </w:r>
+    </w:p>
+    <w:p>
+      <w:pPr>
+        <w:spacing w:after="160" w:line="380"/>
+        <w:ind w:firstLine="480"/>
+      </w:pPr>
+      <w:r>
+        <w:rPr>
+          <w:rFonts w:ascii="SimSun" w:cs="SimSun" w:eastAsia="SimSun" w:hAnsi="SimSun"/>
+          <w:sz w:val="24"/>
+          <w:szCs w:val="24"/>
+        </w:rPr>
+        <w:t xml:space="preserve">凡是变过形的、带着时态的动词，就是谓语；凡是没有时态，只是原形前面加个 to、或者变成 ing、变成过去分词的，那就是非谓语。</w:t>
+      </w:r>
+    </w:p>
+    <w:p>
+      <w:pPr>
+        <w:spacing w:after="160" w:line="380"/>
+        <w:ind w:firstLine="480"/>
+      </w:pPr>
+      <w:r>
+        <w:rPr>
+          <w:rFonts w:ascii="SimSun" w:cs="SimSun" w:eastAsia="SimSun" w:hAnsi="SimSun"/>
+          <w:sz w:val="24"/>
+          <w:szCs w:val="24"/>
+        </w:rPr>
+        <w:t xml:space="preserve">举个例子：He wants to go home. 这句话里有两个动词，wants 和 go。</w:t>
+      </w:r>
+    </w:p>
+    <w:p>
+      <w:pPr>
+        <w:spacing w:after="160" w:line="380"/>
+        <w:ind w:firstLine="480"/>
+      </w:pPr>
+      <w:r>
+        <w:rPr>
+          <w:rFonts w:ascii="SimSun" w:cs="SimSun" w:eastAsia="SimSun" w:hAnsi="SimSun"/>
+          <w:sz w:val="24"/>
+          <w:szCs w:val="24"/>
+        </w:rPr>
+        <w:t xml:space="preserve">wants 后面带了第三人称单数的 s，这个 s 就是一般现在时的标记，说明它带着时态，所以 wants 是谓语，整句话也因此是一般现在时。而 to go 呢？</w:t>
+      </w:r>
+    </w:p>
+    <w:p>
+      <w:pPr>
+        <w:spacing w:after="160" w:line="380"/>
+        <w:ind w:firstLine="480"/>
+      </w:pPr>
+      <w:r>
+        <w:rPr>
+          <w:rFonts w:ascii="SimSun" w:cs="SimSun" w:eastAsia="SimSun" w:hAnsi="SimSun"/>
+          <w:sz w:val="24"/>
+          <w:szCs w:val="24"/>
+        </w:rPr>
+        <w:t xml:space="preserve">它没有任何时态标记，你从 to go 身上看不出这句话是过去还是现在，所以它是非谓语。</w:t>
+      </w:r>
+    </w:p>
+    <w:p>
+      <w:pPr>
+        <w:spacing w:after="160" w:line="380"/>
+        <w:ind w:firstLine="480"/>
+      </w:pPr>
+      <w:r>
+        <w:rPr>
+          <w:rFonts w:ascii="SimSun" w:cs="SimSun" w:eastAsia="SimSun" w:hAnsi="SimSun"/>
+          <w:sz w:val="24"/>
+          <w:szCs w:val="24"/>
+        </w:rPr>
+        <w:t xml:space="preserve">而英语的铁律是：一个简单句，有且只有一个谓语。</w:t>
+      </w:r>
+    </w:p>
+    <w:p>
+      <w:pPr>
+        <w:spacing w:after="160" w:line="380"/>
+        <w:ind w:firstLine="480"/>
+      </w:pPr>
+      <w:r>
+        <w:rPr>
+          <w:rFonts w:ascii="SimSun" w:cs="SimSun" w:eastAsia="SimSun" w:hAnsi="SimSun"/>
+          <w:sz w:val="24"/>
+          <w:szCs w:val="24"/>
+        </w:rPr>
+        <w:t xml:space="preserve">所以整句话一个带时态的动词都没有，那这个空就是谓语，接下来才轮到考虑用什么时态、什么语态；如果句子里已经有了带时态的动词，又冒出来一个动词，那它百分之百是非谓语——不定式、动名词、分词，三选一。</w:t>
       </w:r>
     </w:p>
     <w:p>
@@ -1585,7 +2117,49 @@
           <w:sz w:val="24"/>
           <w:szCs w:val="24"/>
         </w:rPr>
-        <w:t xml:space="preserve">请大家先自己想二十秒。好，我们按刚才的四条标准走。第一步，看空的位置。空前面是 some，some 是限定词，后面必须跟名词；而且这句话正好就是我们刚讲的 give sb sth，gave 后面的 us 是人宾，这个空所在的部分就是物宾，人宾物宾都是宾语，都得填名词。两条线索都指向名词。第二步，把括号里的动词 suggest 变成名词，加后缀 ion，变成 suggestion。第三步，也是最容易丢分的一步，检查数。suggestion 是可数名词，前面有 some，表示一些建议，所以必须用复数。</w:t>
+        <w:t xml:space="preserve">请大家先自己想二十秒。好，我们按刚才的四条标准走。第一步，看空的位置。</w:t>
+      </w:r>
+    </w:p>
+    <w:p>
+      <w:pPr>
+        <w:spacing w:after="160" w:line="380"/>
+        <w:ind w:firstLine="480"/>
+      </w:pPr>
+      <w:r>
+        <w:rPr>
+          <w:rFonts w:ascii="SimSun" w:cs="SimSun" w:eastAsia="SimSun" w:hAnsi="SimSun"/>
+          <w:sz w:val="24"/>
+          <w:szCs w:val="24"/>
+        </w:rPr>
+        <w:t xml:space="preserve">空前面是 some，some 是限定词，后面必须跟名词；而且这句话正好就是我们刚讲的 give sb sth，gave 后面的 us 是人宾，这个空所在的部分就是物宾，人宾物宾都是宾语，都得填名词。</w:t>
+      </w:r>
+    </w:p>
+    <w:p>
+      <w:pPr>
+        <w:spacing w:after="160" w:line="380"/>
+        <w:ind w:firstLine="480"/>
+      </w:pPr>
+      <w:r>
+        <w:rPr>
+          <w:rFonts w:ascii="SimSun" w:cs="SimSun" w:eastAsia="SimSun" w:hAnsi="SimSun"/>
+          <w:sz w:val="24"/>
+          <w:szCs w:val="24"/>
+        </w:rPr>
+        <w:t xml:space="preserve">两条线索都指向名词。第二步，把括号里的动词 suggest 变成名词，加后缀 ion，变成 suggestion。第三步，也是最容易丢分的一步，检查数。</w:t>
+      </w:r>
+    </w:p>
+    <w:p>
+      <w:pPr>
+        <w:spacing w:after="160" w:line="380"/>
+        <w:ind w:firstLine="480"/>
+      </w:pPr>
+      <w:r>
+        <w:rPr>
+          <w:rFonts w:ascii="SimSun" w:cs="SimSun" w:eastAsia="SimSun" w:hAnsi="SimSun"/>
+          <w:sz w:val="24"/>
+          <w:szCs w:val="24"/>
+        </w:rPr>
+        <w:t xml:space="preserve">suggestion 是可数名词，前面有 some，表示一些建议，所以必须用复数。</w:t>
       </w:r>
     </w:p>
     <w:p>
@@ -1671,7 +2245,21 @@
           <w:sz w:val="24"/>
           <w:szCs w:val="24"/>
         </w:rPr>
-        <w:t xml:space="preserve">好，我们一起看。先看位置——这个空在句首，后面跟着一个逗号，和主句隔开了。它修饰的不是 boy，也不是 saved，而是这个小男孩被路人救了这一整件事。修饰整句，用副词。fortunate 是形容词，幸运的，加 ly 变成 Fortunately，注意句首字母要大写。</w:t>
+        <w:t xml:space="preserve">好，我们一起看。先看位置——这个空在句首，后面跟着一个逗号，和主句隔开了。它修饰的不是 boy，也不是 saved，而是这个小男孩被路人救了这一整件事。</w:t>
+      </w:r>
+    </w:p>
+    <w:p>
+      <w:pPr>
+        <w:spacing w:after="160" w:line="380"/>
+        <w:ind w:firstLine="480"/>
+      </w:pPr>
+      <w:r>
+        <w:rPr>
+          <w:rFonts w:ascii="SimSun" w:cs="SimSun" w:eastAsia="SimSun" w:hAnsi="SimSun"/>
+          <w:sz w:val="24"/>
+          <w:szCs w:val="24"/>
+        </w:rPr>
+        <w:t xml:space="preserve">修饰整句，用副词。fortunate 是形容词，幸运的，加 ly 变成 Fortunately，注意句首字母要大写。</w:t>
       </w:r>
     </w:p>
     <w:p>
@@ -1783,35 +2371,77 @@
           <w:sz w:val="24"/>
           <w:szCs w:val="24"/>
         </w:rPr>
-        <w:t xml:space="preserve">第五，判断一个动词是不是谓语，就看它带不带时态。带时态的是谓语，谓语决定整句话的时态；一个简单句有且只有一个谓语。这一条今天用得不多，但下个阶段学非谓语动词时每节课都要用到，现在先记住。</w:t>
-      </w:r>
-    </w:p>
-    <w:p>
-      <w:pPr>
-        <w:spacing w:after="160" w:line="380"/>
-        <w:ind w:firstLine="480"/>
-      </w:pPr>
-      <w:r>
-        <w:rPr>
-          <w:rFonts w:ascii="SimSun" w:cs="SimSun" w:eastAsia="SimSun" w:hAnsi="SimSun"/>
-          <w:sz w:val="24"/>
-          <w:szCs w:val="24"/>
-        </w:rPr>
-        <w:t xml:space="preserve">下节课我们讲句子成分里的主语和谓语。今天讲的是单词本身分成哪几类，下节课讲的是这些词在句子里各自承担什么角色，是今天内容的直接延伸。</w:t>
-      </w:r>
-    </w:p>
-    <w:p>
-      <w:pPr>
-        <w:spacing w:after="160" w:line="380"/>
-        <w:ind w:firstLine="480"/>
-      </w:pPr>
-      <w:r>
-        <w:rPr>
-          <w:rFonts w:ascii="SimSun" w:cs="SimSun" w:eastAsia="SimSun" w:hAnsi="SimSun"/>
-          <w:sz w:val="24"/>
-          <w:szCs w:val="24"/>
-        </w:rPr>
-        <w:t xml:space="preserve">下面是六道随堂练习题。老师还是那句话：每道题先自己做，做完再听讲解。下面每一道题，老师都不会一上来就报答案，我们一起把思路走一遍，答案自然就出来了。</w:t>
+        <w:t xml:space="preserve">第五，判断一个动词是不是谓语，就看它带不带时态。带时态的是谓语，谓语决定整句话的时态；一个简单句有且只有一个谓语。</w:t>
+      </w:r>
+    </w:p>
+    <w:p>
+      <w:pPr>
+        <w:spacing w:after="160" w:line="380"/>
+        <w:ind w:firstLine="480"/>
+      </w:pPr>
+      <w:r>
+        <w:rPr>
+          <w:rFonts w:ascii="SimSun" w:cs="SimSun" w:eastAsia="SimSun" w:hAnsi="SimSun"/>
+          <w:sz w:val="24"/>
+          <w:szCs w:val="24"/>
+        </w:rPr>
+        <w:t xml:space="preserve">这一条今天用得不多，但下个阶段学非谓语动词时每节课都要用到，现在先记住。</w:t>
+      </w:r>
+    </w:p>
+    <w:p>
+      <w:pPr>
+        <w:spacing w:after="160" w:line="380"/>
+        <w:ind w:firstLine="480"/>
+      </w:pPr>
+      <w:r>
+        <w:rPr>
+          <w:rFonts w:ascii="SimSun" w:cs="SimSun" w:eastAsia="SimSun" w:hAnsi="SimSun"/>
+          <w:sz w:val="24"/>
+          <w:szCs w:val="24"/>
+        </w:rPr>
+        <w:t xml:space="preserve">下节课我们讲句子成分里的主语和谓语。</w:t>
+      </w:r>
+    </w:p>
+    <w:p>
+      <w:pPr>
+        <w:spacing w:after="160" w:line="380"/>
+        <w:ind w:firstLine="480"/>
+      </w:pPr>
+      <w:r>
+        <w:rPr>
+          <w:rFonts w:ascii="SimSun" w:cs="SimSun" w:eastAsia="SimSun" w:hAnsi="SimSun"/>
+          <w:sz w:val="24"/>
+          <w:szCs w:val="24"/>
+        </w:rPr>
+        <w:t xml:space="preserve">今天讲的是单词本身分成哪几类，下节课讲的是这些词在句子里各自承担什么角色，是今天内容的直接延伸。</w:t>
+      </w:r>
+    </w:p>
+    <w:p>
+      <w:pPr>
+        <w:spacing w:after="160" w:line="380"/>
+        <w:ind w:firstLine="480"/>
+      </w:pPr>
+      <w:r>
+        <w:rPr>
+          <w:rFonts w:ascii="SimSun" w:cs="SimSun" w:eastAsia="SimSun" w:hAnsi="SimSun"/>
+          <w:sz w:val="24"/>
+          <w:szCs w:val="24"/>
+        </w:rPr>
+        <w:t xml:space="preserve">下面是六道随堂练习题。老师还是那句话：每道题先自己做，做完再听讲解。</w:t>
+      </w:r>
+    </w:p>
+    <w:p>
+      <w:pPr>
+        <w:spacing w:after="160" w:line="380"/>
+        <w:ind w:firstLine="480"/>
+      </w:pPr>
+      <w:r>
+        <w:rPr>
+          <w:rFonts w:ascii="SimSun" w:cs="SimSun" w:eastAsia="SimSun" w:hAnsi="SimSun"/>
+          <w:sz w:val="24"/>
+          <w:szCs w:val="24"/>
+        </w:rPr>
+        <w:t xml:space="preserve">下面每一道题，老师都不会一上来就报答案，我们一起把思路走一遍，答案自然就出来了。</w:t>
       </w:r>
     </w:p>
     <w:p>

--- a/docs/Level1/高中英语语法切片-Level1-第01课-词类总览.docx
+++ b/docs/Level1/高中英语语法切片-Level1-第01课-词类总览.docx
@@ -1975,77 +1975,35 @@
           <w:sz w:val="24"/>
           <w:szCs w:val="24"/>
         </w:rPr>
-        <w:t xml:space="preserve">到这里，今天的判断方法就全了，一共四条。老师直白地复述一遍，请大家拿笔记下来。</w:t>
-      </w:r>
-    </w:p>
-    <w:p>
-      <w:pPr>
-        <w:spacing w:after="160" w:line="380"/>
-        <w:ind w:firstLine="480"/>
-      </w:pPr>
-      <w:r>
-        <w:rPr>
-          <w:rFonts w:ascii="SimSun" w:cs="SimSun" w:eastAsia="SimSun" w:hAnsi="SimSun"/>
-          <w:sz w:val="24"/>
-          <w:szCs w:val="24"/>
-        </w:rPr>
-        <w:t xml:space="preserve">第一条，空缺的是主语、宾语或者表语，填名词。宾语包括直接宾语和间接宾语，两个都算，都必须是名词性成分。</w:t>
-      </w:r>
-    </w:p>
-    <w:p>
-      <w:pPr>
-        <w:spacing w:after="160" w:line="380"/>
-        <w:ind w:firstLine="480"/>
-      </w:pPr>
-      <w:r>
-        <w:rPr>
-          <w:rFonts w:ascii="SimSun" w:cs="SimSun" w:eastAsia="SimSun" w:hAnsi="SimSun"/>
-          <w:sz w:val="24"/>
-          <w:szCs w:val="24"/>
-        </w:rPr>
-        <w:t xml:space="preserve">第二条，空在名词前面，或者在 be 动词、系动词后面，填形容词。</w:t>
-      </w:r>
-    </w:p>
-    <w:p>
-      <w:pPr>
-        <w:spacing w:after="160" w:line="380"/>
-        <w:ind w:firstLine="480"/>
-      </w:pPr>
-      <w:r>
-        <w:rPr>
-          <w:rFonts w:ascii="SimSun" w:cs="SimSun" w:eastAsia="SimSun" w:hAnsi="SimSun"/>
-          <w:sz w:val="24"/>
-          <w:szCs w:val="24"/>
-        </w:rPr>
-        <w:t xml:space="preserve">第三条，空是用来修饰动词、形容词或者整个句子的，填副词。</w:t>
-      </w:r>
-    </w:p>
-    <w:p>
-      <w:pPr>
-        <w:spacing w:after="160" w:line="380"/>
-        <w:ind w:firstLine="480"/>
-      </w:pPr>
-      <w:r>
-        <w:rPr>
-          <w:rFonts w:ascii="SimSun" w:cs="SimSun" w:eastAsia="SimSun" w:hAnsi="SimSun"/>
-          <w:sz w:val="24"/>
-          <w:szCs w:val="24"/>
-        </w:rPr>
-        <w:t xml:space="preserve">第四条，句子里已经有带时态的谓语了，还要往里填动词，那只能填非谓语——不定式、动名词或者分词。</w:t>
-      </w:r>
-    </w:p>
-    <w:p>
-      <w:pPr>
-        <w:spacing w:after="160" w:line="380"/>
-        <w:ind w:firstLine="480"/>
-      </w:pPr>
-      <w:r>
-        <w:rPr>
-          <w:rFonts w:ascii="SimSun" w:cs="SimSun" w:eastAsia="SimSun" w:hAnsi="SimSun"/>
-          <w:sz w:val="24"/>
-          <w:szCs w:val="24"/>
-        </w:rPr>
-        <w:t xml:space="preserve">就这四条，没有别的技巧。考试的时候你就按这四条一条一条往下套，先看空的前后是什么，再确定该填什么词性，最后才去把括号里的词变形。</w:t>
+        <w:t xml:space="preserve">到这里，今天的判断方法就全了，一共四条。</w:t>
+      </w:r>
+    </w:p>
+    <w:p>
+      <w:pPr>
+        <w:spacing w:after="160" w:line="380"/>
+        <w:ind w:firstLine="480"/>
+      </w:pPr>
+      <w:r>
+        <w:rPr>
+          <w:rFonts w:ascii="SimSun" w:cs="SimSun" w:eastAsia="SimSun" w:hAnsi="SimSun"/>
+          <w:sz w:val="24"/>
+          <w:szCs w:val="24"/>
+        </w:rPr>
+        <w:t xml:space="preserve">主宾表填名词，名前 be 后填形容词，修饰动形填副词，已有谓语填非谓语。</w:t>
+      </w:r>
+    </w:p>
+    <w:p>
+      <w:pPr>
+        <w:spacing w:after="160" w:line="380"/>
+        <w:ind w:firstLine="480"/>
+      </w:pPr>
+      <w:r>
+        <w:rPr>
+          <w:rFonts w:ascii="SimSun" w:cs="SimSun" w:eastAsia="SimSun" w:hAnsi="SimSun"/>
+          <w:sz w:val="24"/>
+          <w:szCs w:val="24"/>
+        </w:rPr>
+        <w:t xml:space="preserve">就这四条，没有别的技巧。做题的时候先看空的前后是什么，再定该填什么词性，最后才去变形。</w:t>
       </w:r>
     </w:p>
     <w:p>

--- a/docs/Level1/高中英语语法切片-Level1-第01课-词类总览.docx
+++ b/docs/Level1/高中英语语法切片-Level1-第01课-词类总览.docx
@@ -283,21 +283,63 @@
           <w:sz w:val="24"/>
           <w:szCs w:val="24"/>
         </w:rPr>
-        <w:t xml:space="preserve">写好了吗？我们一起分析。</w:t>
-      </w:r>
-    </w:p>
-    <w:p>
-      <w:pPr>
-        <w:spacing w:after="160" w:line="380"/>
-        <w:ind w:firstLine="480"/>
-      </w:pPr>
-      <w:r>
-        <w:rPr>
-          <w:rFonts w:ascii="SimSun" w:cs="SimSun" w:eastAsia="SimSun" w:hAnsi="SimSun"/>
-          <w:sz w:val="24"/>
-          <w:szCs w:val="24"/>
-        </w:rPr>
-        <w:t xml:space="preserve">括号里给的是 arrive，到达，这是一个动词。那能不能直接把 arrive 填进去？</w:t>
+        <w:t xml:space="preserve">题读完了。括号里给的是 arrive，到达，这是一个动词。</w:t>
+      </w:r>
+    </w:p>
+    <w:p>
+      <w:pPr>
+        <w:spacing w:after="160" w:line="380"/>
+        <w:ind w:firstLine="480"/>
+      </w:pPr>
+      <w:r>
+        <w:rPr>
+          <w:rFonts w:ascii="SimSun" w:cs="SimSun" w:eastAsia="SimSun" w:hAnsi="SimSun"/>
+          <w:sz w:val="24"/>
+          <w:szCs w:val="24"/>
+        </w:rPr>
+        <w:t xml:space="preserve">现在你暂停一下，把你觉得该填的形式写在纸上。</w:t>
+      </w:r>
+    </w:p>
+    <w:p>
+      <w:pPr>
+        <w:spacing w:after="160" w:line="380"/>
+        <w:ind w:firstLine="480"/>
+      </w:pPr>
+      <w:r>
+        <w:rPr>
+          <w:rFonts w:ascii="SimSun" w:cs="SimSun" w:eastAsia="SimSun" w:hAnsi="SimSun"/>
+          <w:sz w:val="24"/>
+          <w:szCs w:val="24"/>
+        </w:rPr>
+        <w:t xml:space="preserve">写完再继续。</w:t>
+      </w:r>
+    </w:p>
+    <w:p>
+      <w:pPr>
+        <w:spacing w:after="160" w:line="380"/>
+        <w:ind w:firstLine="480"/>
+      </w:pPr>
+      <w:r>
+        <w:rPr>
+          <w:rFonts w:ascii="SimSun" w:cs="SimSun" w:eastAsia="SimSun" w:hAnsi="SimSun"/>
+          <w:sz w:val="24"/>
+          <w:szCs w:val="24"/>
+        </w:rPr>
+        <w:t xml:space="preserve">好，写好了吗？我们一起来分析。</w:t>
+      </w:r>
+    </w:p>
+    <w:p>
+      <w:pPr>
+        <w:spacing w:after="160" w:line="380"/>
+        <w:ind w:firstLine="480"/>
+      </w:pPr>
+      <w:r>
+        <w:rPr>
+          <w:rFonts w:ascii="SimSun" w:cs="SimSun" w:eastAsia="SimSun" w:hAnsi="SimSun"/>
+          <w:sz w:val="24"/>
+          <w:szCs w:val="24"/>
+        </w:rPr>
+        <w:t xml:space="preserve">第一个问题：能不能直接把 arrive 填进去？</w:t>
       </w:r>
     </w:p>
     <w:p>
@@ -733,7 +775,35 @@
           <w:sz w:val="24"/>
           <w:szCs w:val="24"/>
         </w:rPr>
-        <w:t xml:space="preserve">括号里的 patient 是形容词，耐心的。我们不急着填，先问自己一个问题。</w:t>
+        <w:t xml:space="preserve">括号里的 patient 是形容词，耐心的。</w:t>
+      </w:r>
+    </w:p>
+    <w:p>
+      <w:pPr>
+        <w:spacing w:after="160" w:line="380"/>
+        <w:ind w:firstLine="480"/>
+      </w:pPr>
+      <w:r>
+        <w:rPr>
+          <w:rFonts w:ascii="SimSun" w:cs="SimSun" w:eastAsia="SimSun" w:hAnsi="SimSun"/>
+          <w:sz w:val="24"/>
+          <w:szCs w:val="24"/>
+        </w:rPr>
+        <w:t xml:space="preserve">老规矩，你先自己写一个答案在纸上，写完我们再对。</w:t>
+      </w:r>
+    </w:p>
+    <w:p>
+      <w:pPr>
+        <w:spacing w:after="160" w:line="380"/>
+        <w:ind w:firstLine="480"/>
+      </w:pPr>
+      <w:r>
+        <w:rPr>
+          <w:rFonts w:ascii="SimSun" w:cs="SimSun" w:eastAsia="SimSun" w:hAnsi="SimSun"/>
+          <w:sz w:val="24"/>
+          <w:szCs w:val="24"/>
+        </w:rPr>
+        <w:t xml:space="preserve">好，我们不急着说对错，先问自己一个问题。</w:t>
       </w:r>
     </w:p>
     <w:p>
@@ -889,7 +959,35 @@
           <w:sz w:val="24"/>
           <w:szCs w:val="24"/>
         </w:rPr>
-        <w:t xml:space="preserve">你先看清楚，括号里给的 danger 是个名词，危险。有的同学是不是直接就填进去了？</w:t>
+        <w:t xml:space="preserve">你先看清楚，括号里给的 danger 是个名词，危险。</w:t>
+      </w:r>
+    </w:p>
+    <w:p>
+      <w:pPr>
+        <w:spacing w:after="160" w:line="380"/>
+        <w:ind w:firstLine="480"/>
+      </w:pPr>
+      <w:r>
+        <w:rPr>
+          <w:rFonts w:ascii="SimSun" w:cs="SimSun" w:eastAsia="SimSun" w:hAnsi="SimSun"/>
+          <w:sz w:val="24"/>
+          <w:szCs w:val="24"/>
+        </w:rPr>
+        <w:t xml:space="preserve">还是那句话，先自己写，写完再听我讲。</w:t>
+      </w:r>
+    </w:p>
+    <w:p>
+      <w:pPr>
+        <w:spacing w:after="160" w:line="380"/>
+        <w:ind w:firstLine="480"/>
+      </w:pPr>
+      <w:r>
+        <w:rPr>
+          <w:rFonts w:ascii="SimSun" w:cs="SimSun" w:eastAsia="SimSun" w:hAnsi="SimSun"/>
+          <w:sz w:val="24"/>
+          <w:szCs w:val="24"/>
+        </w:rPr>
+        <w:t xml:space="preserve">写好了？我猜有的同学是不是直接就把 danger 填进去了？</w:t>
       </w:r>
     </w:p>
     <w:p>
@@ -1059,7 +1157,21 @@
           <w:sz w:val="24"/>
           <w:szCs w:val="24"/>
         </w:rPr>
-        <w:t xml:space="preserve">我猜有的同学直接把 careful 填进去了。</w:t>
+        <w:t xml:space="preserve">这道题你先写，我不催你。</w:t>
+      </w:r>
+    </w:p>
+    <w:p>
+      <w:pPr>
+        <w:spacing w:after="160" w:line="380"/>
+        <w:ind w:firstLine="480"/>
+      </w:pPr>
+      <w:r>
+        <w:rPr>
+          <w:rFonts w:ascii="SimSun" w:cs="SimSun" w:eastAsia="SimSun" w:hAnsi="SimSun"/>
+          <w:sz w:val="24"/>
+          <w:szCs w:val="24"/>
+        </w:rPr>
+        <w:t xml:space="preserve">写完了吗？我猜有的同学直接把 careful 填进去了。</w:t>
       </w:r>
     </w:p>
     <w:p>
@@ -1258,7 +1370,21 @@
           <w:sz w:val="24"/>
           <w:szCs w:val="24"/>
         </w:rPr>
-        <w:t xml:space="preserve">这道题你先自己判断一下。判断完了，我们一起观察这个词所在的位置。</w:t>
+        <w:t xml:space="preserve">这是道选择题，三个选项你先自己圈一个。</w:t>
+      </w:r>
+    </w:p>
+    <w:p>
+      <w:pPr>
+        <w:spacing w:after="160" w:line="380"/>
+        <w:ind w:firstLine="480"/>
+      </w:pPr>
+      <w:r>
+        <w:rPr>
+          <w:rFonts w:ascii="SimSun" w:cs="SimSun" w:eastAsia="SimSun" w:hAnsi="SimSun"/>
+          <w:sz w:val="24"/>
+          <w:szCs w:val="24"/>
+        </w:rPr>
+        <w:t xml:space="preserve">圈好了吗？我们一起来观察这个词所在的位置。</w:t>
       </w:r>
     </w:p>
     <w:p>
@@ -1442,7 +1568,21 @@
           <w:sz w:val="24"/>
           <w:szCs w:val="24"/>
         </w:rPr>
-        <w:t xml:space="preserve">这道题你答对了吗？because 和 because of，中文都翻译成因为，那到底该用哪个？</w:t>
+        <w:t xml:space="preserve">最后一道，你先写。</w:t>
+      </w:r>
+    </w:p>
+    <w:p>
+      <w:pPr>
+        <w:spacing w:after="160" w:line="380"/>
+        <w:ind w:firstLine="480"/>
+      </w:pPr>
+      <w:r>
+        <w:rPr>
+          <w:rFonts w:ascii="SimSun" w:cs="SimSun" w:eastAsia="SimSun" w:hAnsi="SimSun"/>
+          <w:sz w:val="24"/>
+          <w:szCs w:val="24"/>
+        </w:rPr>
+        <w:t xml:space="preserve">写好了吗？because 和 because of，中文都翻译成因为，那到底该用哪个？</w:t>
       </w:r>
     </w:p>
     <w:p>
@@ -4486,21 +4626,35 @@
           <w:sz w:val="24"/>
           <w:szCs w:val="24"/>
         </w:rPr>
-        <w:t xml:space="preserve">这道题用的是第一条标准，你先自己找找空在什么位置。</w:t>
-      </w:r>
-    </w:p>
-    <w:p>
-      <w:pPr>
-        <w:spacing w:after="160" w:line="380"/>
-        <w:ind w:firstLine="480"/>
-      </w:pPr>
-      <w:r>
-        <w:rPr>
-          <w:rFonts w:ascii="SimSun" w:cs="SimSun" w:eastAsia="SimSun" w:hAnsi="SimSun"/>
-          <w:sz w:val="24"/>
-          <w:szCs w:val="24"/>
-        </w:rPr>
-        <w:t xml:space="preserve">找到了吗？空的前面是定冠词 The，空的后面是介词短语 about the new plan。</w:t>
+        <w:t xml:space="preserve">这道题用的是第一条标准。你先自己做，写在纸上。</w:t>
+      </w:r>
+    </w:p>
+    <w:p>
+      <w:pPr>
+        <w:spacing w:after="160" w:line="380"/>
+        <w:ind w:firstLine="480"/>
+      </w:pPr>
+      <w:r>
+        <w:rPr>
+          <w:rFonts w:ascii="SimSun" w:cs="SimSun" w:eastAsia="SimSun" w:hAnsi="SimSun"/>
+          <w:sz w:val="24"/>
+          <w:szCs w:val="24"/>
+        </w:rPr>
+        <w:t xml:space="preserve">做完了吗？我们一起走一遍。</w:t>
+      </w:r>
+    </w:p>
+    <w:p>
+      <w:pPr>
+        <w:spacing w:after="160" w:line="380"/>
+        <w:ind w:firstLine="480"/>
+      </w:pPr>
+      <w:r>
+        <w:rPr>
+          <w:rFonts w:ascii="SimSun" w:cs="SimSun" w:eastAsia="SimSun" w:hAnsi="SimSun"/>
+          <w:sz w:val="24"/>
+          <w:szCs w:val="24"/>
+        </w:rPr>
+        <w:t xml:space="preserve">先看空在什么位置——前面是定冠词 The，后面是介词短语 about the new plan。</w:t>
       </w:r>
     </w:p>
     <w:p>
@@ -4614,7 +4768,21 @@
           <w:sz w:val="24"/>
           <w:szCs w:val="24"/>
         </w:rPr>
-        <w:t xml:space="preserve">这道题考的是 ing 和 ed 形容词的区分，你还记得那句口头禅吗？</w:t>
+        <w:t xml:space="preserve">这道题你先写，写完再听。</w:t>
+      </w:r>
+    </w:p>
+    <w:p>
+      <w:pPr>
+        <w:spacing w:after="160" w:line="380"/>
+        <w:ind w:firstLine="480"/>
+      </w:pPr>
+      <w:r>
+        <w:rPr>
+          <w:rFonts w:ascii="SimSun" w:cs="SimSun" w:eastAsia="SimSun" w:hAnsi="SimSun"/>
+          <w:sz w:val="24"/>
+          <w:szCs w:val="24"/>
+        </w:rPr>
+        <w:t xml:space="preserve">好，它考的是 ing 和 ed 形容词的区分，你还记得那句口头禅吗？</w:t>
       </w:r>
     </w:p>
     <w:p>
@@ -4770,7 +4938,21 @@
           <w:sz w:val="24"/>
           <w:szCs w:val="24"/>
         </w:rPr>
-        <w:t xml:space="preserve">这道题用的是第三条标准。你想想，这个空是在修饰谁？</w:t>
+        <w:t xml:space="preserve">先自己写一个。</w:t>
+      </w:r>
+    </w:p>
+    <w:p>
+      <w:pPr>
+        <w:spacing w:after="160" w:line="380"/>
+        <w:ind w:firstLine="480"/>
+      </w:pPr>
+      <w:r>
+        <w:rPr>
+          <w:rFonts w:ascii="SimSun" w:cs="SimSun" w:eastAsia="SimSun" w:hAnsi="SimSun"/>
+          <w:sz w:val="24"/>
+          <w:szCs w:val="24"/>
+        </w:rPr>
+        <w:t xml:space="preserve">写好了？这道题用的是第三条标准。你想想，这个空是在修饰谁？</w:t>
       </w:r>
     </w:p>
     <w:p>
@@ -4898,21 +5080,21 @@
           <w:sz w:val="24"/>
           <w:szCs w:val="24"/>
         </w:rPr>
-        <w:t xml:space="preserve">这道题稍微绕一点，你先自己想想。</w:t>
-      </w:r>
-    </w:p>
-    <w:p>
-      <w:pPr>
-        <w:spacing w:after="160" w:line="380"/>
-        <w:ind w:firstLine="480"/>
-      </w:pPr>
-      <w:r>
-        <w:rPr>
-          <w:rFonts w:ascii="SimSun" w:cs="SimSun" w:eastAsia="SimSun" w:hAnsi="SimSun"/>
-          <w:sz w:val="24"/>
-          <w:szCs w:val="24"/>
-        </w:rPr>
-        <w:t xml:space="preserve">空的位置你看清楚了吗？</w:t>
+        <w:t xml:space="preserve">这道题稍微绕一点，你多给自己一点时间，先写。</w:t>
+      </w:r>
+    </w:p>
+    <w:p>
+      <w:pPr>
+        <w:spacing w:after="160" w:line="380"/>
+        <w:ind w:firstLine="480"/>
+      </w:pPr>
+      <w:r>
+        <w:rPr>
+          <w:rFonts w:ascii="SimSun" w:cs="SimSun" w:eastAsia="SimSun" w:hAnsi="SimSun"/>
+          <w:sz w:val="24"/>
+          <w:szCs w:val="24"/>
+        </w:rPr>
+        <w:t xml:space="preserve">写完了吗？空的位置你看清楚了吗？</w:t>
       </w:r>
     </w:p>
     <w:p>
@@ -5083,7 +5265,21 @@
           <w:sz w:val="24"/>
           <w:szCs w:val="24"/>
         </w:rPr>
-        <w:t xml:space="preserve">这道题考的是我们对虚词的识别，你先自己判断一下。</w:t>
+        <w:t xml:space="preserve">这道题是选择题，你先圈一个。</w:t>
+      </w:r>
+    </w:p>
+    <w:p>
+      <w:pPr>
+        <w:spacing w:after="160" w:line="380"/>
+        <w:ind w:firstLine="480"/>
+      </w:pPr>
+      <w:r>
+        <w:rPr>
+          <w:rFonts w:ascii="SimSun" w:cs="SimSun" w:eastAsia="SimSun" w:hAnsi="SimSun"/>
+          <w:sz w:val="24"/>
+          <w:szCs w:val="24"/>
+        </w:rPr>
+        <w:t xml:space="preserve">圈好了？它考的是我们对虚词的识别。</w:t>
       </w:r>
     </w:p>
     <w:p>
@@ -5240,7 +5436,21 @@
           <w:sz w:val="24"/>
           <w:szCs w:val="24"/>
         </w:rPr>
-        <w:t xml:space="preserve">这道题就是专门用来考今天说的那三个易错点的，你中招了吗？</w:t>
+        <w:t xml:space="preserve">最后一道题了，你先自己选。</w:t>
+      </w:r>
+    </w:p>
+    <w:p>
+      <w:pPr>
+        <w:spacing w:after="160" w:line="380"/>
+        <w:ind w:firstLine="480"/>
+      </w:pPr>
+      <w:r>
+        <w:rPr>
+          <w:rFonts w:ascii="SimSun" w:cs="SimSun" w:eastAsia="SimSun" w:hAnsi="SimSun"/>
+          <w:sz w:val="24"/>
+          <w:szCs w:val="24"/>
+        </w:rPr>
+        <w:t xml:space="preserve">选好了吗？这道题就是专门用来考今天说的那三个易错点的，你中招了吗？</w:t>
       </w:r>
     </w:p>
     <w:p>

--- a/docs/Level1/高中英语语法切片-Level1-第01课-词类总览.docx
+++ b/docs/Level1/高中英语语法切片-Level1-第01课-词类总览.docx
@@ -1143,7 +1143,7 @@
           <w:sz w:val="24"/>
           <w:szCs w:val="24"/>
         </w:rPr>
-        <w:t xml:space="preserve">题目：用括号内单词的适当形式填空。The driver checked the engine ____________ (careful) before starting.</w:t>
+        <w:t xml:space="preserve">题目：用括号内单词的适当形式填空。After the long trip, everyone in the group felt ____________ (energy) again.</w:t>
       </w:r>
     </w:p>
     <w:p>
@@ -1171,7 +1171,7 @@
           <w:sz w:val="24"/>
           <w:szCs w:val="24"/>
         </w:rPr>
-        <w:t xml:space="preserve">写完了吗？我猜有的同学直接把 careful 填进去了。</w:t>
+        <w:t xml:space="preserve">写完了吗？我猜有的同学直接把 energy 填进去了。</w:t>
       </w:r>
     </w:p>
     <w:p>
@@ -1199,105 +1199,119 @@
           <w:sz w:val="24"/>
           <w:szCs w:val="24"/>
         </w:rPr>
-        <w:t xml:space="preserve">判断该填什么词性，你不能看括号里给的是什么，要看这个空在句子里干什么。</w:t>
-      </w:r>
-    </w:p>
-    <w:p>
-      <w:pPr>
-        <w:spacing w:after="160" w:line="380"/>
-        <w:ind w:firstLine="480"/>
-      </w:pPr>
-      <w:r>
-        <w:rPr>
-          <w:rFonts w:ascii="SimSun" w:cs="SimSun" w:eastAsia="SimSun" w:hAnsi="SimSun"/>
-          <w:sz w:val="24"/>
-          <w:szCs w:val="24"/>
-        </w:rPr>
-        <w:t xml:space="preserve">我们把句子拆开：The driver checked the engine，司机检查了发动机。</w:t>
-      </w:r>
-    </w:p>
-    <w:p>
-      <w:pPr>
-        <w:spacing w:after="160" w:line="380"/>
-        <w:ind w:firstLine="480"/>
-      </w:pPr>
-      <w:r>
-        <w:rPr>
-          <w:rFonts w:ascii="SimSun" w:cs="SimSun" w:eastAsia="SimSun" w:hAnsi="SimSun"/>
-          <w:sz w:val="24"/>
-          <w:szCs w:val="24"/>
-        </w:rPr>
-        <w:t xml:space="preserve">注意，到这里已经是一个完整的句子了，主语、谓语、宾语齐了。</w:t>
-      </w:r>
-    </w:p>
-    <w:p>
-      <w:pPr>
-        <w:spacing w:after="160" w:line="380"/>
-        <w:ind w:firstLine="480"/>
-      </w:pPr>
-      <w:r>
-        <w:rPr>
-          <w:rFonts w:ascii="SimSun" w:cs="SimSun" w:eastAsia="SimSun" w:hAnsi="SimSun"/>
-          <w:sz w:val="24"/>
-          <w:szCs w:val="24"/>
-        </w:rPr>
-        <w:t xml:space="preserve">那这个空加在后面是干嘛的？</w:t>
-      </w:r>
-    </w:p>
-    <w:p>
-      <w:pPr>
-        <w:spacing w:after="160" w:line="380"/>
-        <w:ind w:firstLine="480"/>
-      </w:pPr>
-      <w:r>
-        <w:rPr>
-          <w:rFonts w:ascii="SimSun" w:cs="SimSun" w:eastAsia="SimSun" w:hAnsi="SimSun"/>
-          <w:sz w:val="24"/>
-          <w:szCs w:val="24"/>
-        </w:rPr>
-        <w:t xml:space="preserve">它在说司机检查得怎么样，也就是在修饰 checked 这个动作。</w:t>
-      </w:r>
-    </w:p>
-    <w:p>
-      <w:pPr>
-        <w:spacing w:after="160" w:line="380"/>
-        <w:ind w:firstLine="480"/>
-      </w:pPr>
-      <w:r>
-        <w:rPr>
-          <w:rFonts w:ascii="SimSun" w:cs="SimSun" w:eastAsia="SimSun" w:hAnsi="SimSun"/>
-          <w:sz w:val="24"/>
-          <w:szCs w:val="24"/>
-        </w:rPr>
-        <w:t xml:space="preserve">修饰动词的是什么词？副词。</w:t>
-      </w:r>
-    </w:p>
-    <w:p>
-      <w:pPr>
-        <w:spacing w:after="160" w:line="380"/>
-        <w:ind w:firstLine="480"/>
-      </w:pPr>
-      <w:r>
-        <w:rPr>
-          <w:rFonts w:ascii="SimSun" w:cs="SimSun" w:eastAsia="SimSun" w:hAnsi="SimSun"/>
-          <w:sz w:val="24"/>
-          <w:szCs w:val="24"/>
-        </w:rPr>
-        <w:t xml:space="preserve">所以形容词 careful 要变成副词，加 ly。</w:t>
-      </w:r>
-    </w:p>
-    <w:p>
-      <w:pPr>
-        <w:spacing w:after="160" w:line="380"/>
-        <w:ind w:firstLine="480"/>
-      </w:pPr>
-      <w:r>
-        <w:rPr>
-          <w:rFonts w:ascii="SimSun" w:cs="SimSun" w:eastAsia="SimSun" w:hAnsi="SimSun"/>
-          <w:sz w:val="24"/>
-          <w:szCs w:val="24"/>
-        </w:rPr>
-        <w:t xml:space="preserve">所以这儿填 carefully。</w:t>
+        <w:t xml:space="preserve">先看位置。这个空在 felt 后面。</w:t>
+      </w:r>
+    </w:p>
+    <w:p>
+      <w:pPr>
+        <w:spacing w:after="160" w:line="380"/>
+        <w:ind w:firstLine="480"/>
+      </w:pPr>
+      <w:r>
+        <w:rPr>
+          <w:rFonts w:ascii="SimSun" w:cs="SimSun" w:eastAsia="SimSun" w:hAnsi="SimSun"/>
+          <w:sz w:val="24"/>
+          <w:szCs w:val="24"/>
+        </w:rPr>
+        <w:t xml:space="preserve">felt 是 feel 的过去式，感觉。它在这儿不是用手摸的意思，它后面要跟一个说明主语状态的成分。</w:t>
+      </w:r>
+    </w:p>
+    <w:p>
+      <w:pPr>
+        <w:spacing w:after="160" w:line="380"/>
+        <w:ind w:firstLine="480"/>
+      </w:pPr>
+      <w:r>
+        <w:rPr>
+          <w:rFonts w:ascii="SimSun" w:cs="SimSun" w:eastAsia="SimSun" w:hAnsi="SimSun"/>
+          <w:sz w:val="24"/>
+          <w:szCs w:val="24"/>
+        </w:rPr>
+        <w:t xml:space="preserve">这种位置我们叫表语，表语最常见的住户是形容词。</w:t>
+      </w:r>
+    </w:p>
+    <w:p>
+      <w:pPr>
+        <w:spacing w:after="160" w:line="380"/>
+        <w:ind w:firstLine="480"/>
+      </w:pPr>
+      <w:r>
+        <w:rPr>
+          <w:rFonts w:ascii="SimSun" w:cs="SimSun" w:eastAsia="SimSun" w:hAnsi="SimSun"/>
+          <w:sz w:val="24"/>
+          <w:szCs w:val="24"/>
+        </w:rPr>
+        <w:t xml:space="preserve">再看意思。这句话想说的是：长途旅行之后，队里每个人又感觉有劲儿了。</w:t>
+      </w:r>
+    </w:p>
+    <w:p>
+      <w:pPr>
+        <w:spacing w:after="160" w:line="380"/>
+        <w:ind w:firstLine="480"/>
+      </w:pPr>
+      <w:r>
+        <w:rPr>
+          <w:rFonts w:ascii="SimSun" w:cs="SimSun" w:eastAsia="SimSun" w:hAnsi="SimSun"/>
+          <w:sz w:val="24"/>
+          <w:szCs w:val="24"/>
+        </w:rPr>
+        <w:t xml:space="preserve">我们要表达的是一种状态，而不是能量这个东西本身。这也说明该用形容词。</w:t>
+      </w:r>
+    </w:p>
+    <w:p>
+      <w:pPr>
+        <w:spacing w:after="160" w:line="380"/>
+        <w:ind w:firstLine="480"/>
+      </w:pPr>
+      <w:r>
+        <w:rPr>
+          <w:rFonts w:ascii="SimSun" w:cs="SimSun" w:eastAsia="SimSun" w:hAnsi="SimSun"/>
+          <w:sz w:val="24"/>
+          <w:szCs w:val="24"/>
+        </w:rPr>
+        <w:t xml:space="preserve">位置和意思都指向形容词，所以名词 energy 要变成 energetic。</w:t>
+      </w:r>
+    </w:p>
+    <w:p>
+      <w:pPr>
+        <w:spacing w:after="160" w:line="380"/>
+        <w:ind w:firstLine="480"/>
+      </w:pPr>
+      <w:r>
+        <w:rPr>
+          <w:rFonts w:ascii="SimSun" w:cs="SimSun" w:eastAsia="SimSun" w:hAnsi="SimSun"/>
+          <w:sz w:val="24"/>
+          <w:szCs w:val="24"/>
+        </w:rPr>
+        <w:t xml:space="preserve">所以这儿填 energetic。</w:t>
+      </w:r>
+    </w:p>
+    <w:p>
+      <w:pPr>
+        <w:spacing w:after="160" w:line="380"/>
+        <w:ind w:firstLine="480"/>
+      </w:pPr>
+      <w:r>
+        <w:rPr>
+          <w:rFonts w:ascii="SimSun" w:cs="SimSun" w:eastAsia="SimSun" w:hAnsi="SimSun"/>
+          <w:sz w:val="24"/>
+          <w:szCs w:val="24"/>
+        </w:rPr>
+        <w:t xml:space="preserve">你把这道题跟第三题对着看——那道是 It is dangerous，这道是 felt energetic。</w:t>
+      </w:r>
+    </w:p>
+    <w:p>
+      <w:pPr>
+        <w:spacing w:after="160" w:line="380"/>
+        <w:ind w:firstLine="480"/>
+      </w:pPr>
+      <w:r>
+        <w:rPr>
+          <w:rFonts w:ascii="SimSun" w:cs="SimSun" w:eastAsia="SimSun" w:hAnsi="SimSun"/>
+          <w:sz w:val="24"/>
+          <w:szCs w:val="24"/>
+        </w:rPr>
+        <w:t xml:space="preserve">位置不同，一个在 is 后面，一个在 felt 后面，可道理完全一样：这两个位置要的都是形容词。</w:t>
       </w:r>
     </w:p>
     <w:p>
@@ -2338,7 +2352,21 @@
           <w:sz w:val="24"/>
           <w:szCs w:val="24"/>
         </w:rPr>
-        <w:t xml:space="preserve">但你别小看它，它像螺丝一样，把整个句子的结构固定住。</w:t>
+        <w:t xml:space="preserve">可你别小看它。</w:t>
+      </w:r>
+    </w:p>
+    <w:p>
+      <w:pPr>
+        <w:spacing w:after="160" w:line="380"/>
+        <w:ind w:firstLine="480"/>
+      </w:pPr>
+      <w:r>
+        <w:rPr>
+          <w:rFonts w:ascii="SimSun" w:cs="SimSun" w:eastAsia="SimSun" w:hAnsi="SimSun"/>
+          <w:sz w:val="24"/>
+          <w:szCs w:val="24"/>
+        </w:rPr>
+        <w:t xml:space="preserve">它像螺丝一样，把整个句子的结构固定住。</w:t>
       </w:r>
     </w:p>
     <w:p>
@@ -2380,7 +2408,21 @@
           <w:sz w:val="24"/>
           <w:szCs w:val="24"/>
         </w:rPr>
-        <w:t xml:space="preserve">第三个是连词。这个我待会儿单独说，因为它里面有坑。</w:t>
+        <w:t xml:space="preserve">第三个是连词。</w:t>
+      </w:r>
+    </w:p>
+    <w:p>
+      <w:pPr>
+        <w:spacing w:after="160" w:line="380"/>
+        <w:ind w:firstLine="480"/>
+      </w:pPr>
+      <w:r>
+        <w:rPr>
+          <w:rFonts w:ascii="SimSun" w:cs="SimSun" w:eastAsia="SimSun" w:hAnsi="SimSun"/>
+          <w:sz w:val="24"/>
+          <w:szCs w:val="24"/>
+        </w:rPr>
+        <w:t xml:space="preserve">这个我待会儿单独说，因为它里面有坑。</w:t>
       </w:r>
     </w:p>
     <w:p>
@@ -2408,7 +2450,21 @@
           <w:sz w:val="24"/>
           <w:szCs w:val="24"/>
         </w:rPr>
-        <w:t xml:space="preserve">这里的第九类连词，我必须给你单独说清楚，因为它里面藏着一个特别多人搞混的东西。</w:t>
+        <w:t xml:space="preserve">好，说说连词。</w:t>
+      </w:r>
+    </w:p>
+    <w:p>
+      <w:pPr>
+        <w:spacing w:after="160" w:line="380"/>
+        <w:ind w:firstLine="480"/>
+      </w:pPr>
+      <w:r>
+        <w:rPr>
+          <w:rFonts w:ascii="SimSun" w:cs="SimSun" w:eastAsia="SimSun" w:hAnsi="SimSun"/>
+          <w:sz w:val="24"/>
+          <w:szCs w:val="24"/>
+        </w:rPr>
+        <w:t xml:space="preserve">这一类我必须给你单独说清楚，因为它里面藏着一个特别多人搞混的东西。</w:t>
       </w:r>
     </w:p>
     <w:p>
@@ -2478,7 +2534,21 @@
           <w:sz w:val="24"/>
           <w:szCs w:val="24"/>
         </w:rPr>
-        <w:t xml:space="preserve">但还有一批词，长得像连词，干的却是完全不同的活儿，比如 because、although、when、if、that。</w:t>
+        <w:t xml:space="preserve">但还有一批词，长得像连词，干的却是完全不同的活儿。</w:t>
+      </w:r>
+    </w:p>
+    <w:p>
+      <w:pPr>
+        <w:spacing w:after="160" w:line="380"/>
+        <w:ind w:firstLine="480"/>
+      </w:pPr>
+      <w:r>
+        <w:rPr>
+          <w:rFonts w:ascii="SimSun" w:cs="SimSun" w:eastAsia="SimSun" w:hAnsi="SimSun"/>
+          <w:sz w:val="24"/>
+          <w:szCs w:val="24"/>
+        </w:rPr>
+        <w:t xml:space="preserve">比如 because、although、when、if、that。</w:t>
       </w:r>
     </w:p>
     <w:p>
@@ -2548,7 +2618,21 @@
           <w:sz w:val="24"/>
           <w:szCs w:val="24"/>
         </w:rPr>
-        <w:t xml:space="preserve">既然叫从句，那从句就必须是一个完整的句子结构——有主语，有谓语。</w:t>
+        <w:t xml:space="preserve">既然叫从句，那它就必须是一个完整的句子结构。</w:t>
+      </w:r>
+    </w:p>
+    <w:p>
+      <w:pPr>
+        <w:spacing w:after="160" w:line="380"/>
+        <w:ind w:firstLine="480"/>
+      </w:pPr>
+      <w:r>
+        <w:rPr>
+          <w:rFonts w:ascii="SimSun" w:cs="SimSun" w:eastAsia="SimSun" w:hAnsi="SimSun"/>
+          <w:sz w:val="24"/>
+          <w:szCs w:val="24"/>
+        </w:rPr>
+        <w:t xml:space="preserve">有主语，有谓语。</w:t>
       </w:r>
     </w:p>
     <w:p>
@@ -2674,7 +2758,7 @@
           <w:sz w:val="24"/>
           <w:szCs w:val="24"/>
         </w:rPr>
-        <w:t xml:space="preserve">你真正要盯住的是冠词、介词、连词这三类。</w:t>
+        <w:t xml:space="preserve">你真正要盯住的是三类：冠词、介词、连词。</w:t>
       </w:r>
     </w:p>
     <w:p>
@@ -5407,106 +5491,147 @@
           <w:sz w:val="24"/>
           <w:szCs w:val="24"/>
         </w:rPr>
-        <w:t xml:space="preserve">题目：下列各组单词中，两个词的词性完全相同的一组是（　　）</w:t>
-      </w:r>
-    </w:p>
-    <w:p>
-      <w:pPr>
-        <w:spacing w:after="160" w:line="380"/>
-      </w:pPr>
-      <w:r>
-        <w:rPr>
-          <w:rFonts w:ascii="SimSun" w:cs="SimSun" w:eastAsia="SimSun" w:hAnsi="SimSun"/>
-          <w:b w:val="false"/>
-          <w:bCs w:val="false"/>
-          <w:sz w:val="24"/>
-          <w:szCs w:val="24"/>
-        </w:rPr>
-        <w:t xml:space="preserve">A. friendly、quickly　　B. happiness、freedom　　C. widen、wide</w:t>
-      </w:r>
-    </w:p>
-    <w:p>
-      <w:pPr>
-        <w:spacing w:after="160" w:line="380"/>
-        <w:ind w:firstLine="480"/>
-      </w:pPr>
-      <w:r>
-        <w:rPr>
-          <w:rFonts w:ascii="SimSun" w:cs="SimSun" w:eastAsia="SimSun" w:hAnsi="SimSun"/>
-          <w:sz w:val="24"/>
-          <w:szCs w:val="24"/>
-        </w:rPr>
-        <w:t xml:space="preserve">最后一道题了，你先自己选。</w:t>
-      </w:r>
-    </w:p>
-    <w:p>
-      <w:pPr>
-        <w:spacing w:after="160" w:line="380"/>
-        <w:ind w:firstLine="480"/>
-      </w:pPr>
-      <w:r>
-        <w:rPr>
-          <w:rFonts w:ascii="SimSun" w:cs="SimSun" w:eastAsia="SimSun" w:hAnsi="SimSun"/>
-          <w:sz w:val="24"/>
-          <w:szCs w:val="24"/>
-        </w:rPr>
-        <w:t xml:space="preserve">选好了吗？这道题就是专门用来考今天说的那三个易错点的，你中招了吗？</w:t>
-      </w:r>
-    </w:p>
-    <w:p>
-      <w:pPr>
-        <w:spacing w:after="160" w:line="380"/>
-        <w:ind w:firstLine="480"/>
-      </w:pPr>
-      <w:r>
-        <w:rPr>
-          <w:rFonts w:ascii="SimSun" w:cs="SimSun" w:eastAsia="SimSun" w:hAnsi="SimSun"/>
-          <w:sz w:val="24"/>
-          <w:szCs w:val="24"/>
-        </w:rPr>
-        <w:t xml:space="preserve">A 项，friendly 是形容词，友好的，它是名词 friend 加 ly 变来的；quickly 是副词。词性不同，排除。</w:t>
-      </w:r>
-    </w:p>
-    <w:p>
-      <w:pPr>
-        <w:spacing w:after="160" w:line="380"/>
-        <w:ind w:firstLine="480"/>
-      </w:pPr>
-      <w:r>
-        <w:rPr>
-          <w:rFonts w:ascii="SimSun" w:cs="SimSun" w:eastAsia="SimSun" w:hAnsi="SimSun"/>
-          <w:sz w:val="24"/>
-          <w:szCs w:val="24"/>
-        </w:rPr>
-        <w:t xml:space="preserve">C 项，widen 是动词，加宽，en 结尾是动词后缀；wide 是形容词，宽的。词性不同，也排除。</w:t>
-      </w:r>
-    </w:p>
-    <w:p>
-      <w:pPr>
-        <w:spacing w:after="160" w:line="380"/>
-        <w:ind w:firstLine="480"/>
-      </w:pPr>
-      <w:r>
-        <w:rPr>
-          <w:rFonts w:ascii="SimSun" w:cs="SimSun" w:eastAsia="SimSun" w:hAnsi="SimSun"/>
-          <w:sz w:val="24"/>
-          <w:szCs w:val="24"/>
-        </w:rPr>
-        <w:t xml:space="preserve">B 项，happiness 是 ness 结尾的名词，freedom 是抽象名词，两个都是名词，词性完全相同。</w:t>
-      </w:r>
-    </w:p>
-    <w:p>
-      <w:pPr>
-        <w:spacing w:after="160" w:line="380"/>
-        <w:ind w:firstLine="480"/>
-      </w:pPr>
-      <w:r>
-        <w:rPr>
-          <w:rFonts w:ascii="SimSun" w:cs="SimSun" w:eastAsia="SimSun" w:hAnsi="SimSun"/>
-          <w:sz w:val="24"/>
-          <w:szCs w:val="24"/>
-        </w:rPr>
-        <w:t xml:space="preserve">所以这道题选 B。核心考点就一个：以 ly 结尾的词并非都是副词。</w:t>
+        <w:t xml:space="preserve">题目：这道题有两个空。The young man answered every question ____________ (patient), and his ____________ (kind) won everyone's respect.</w:t>
+      </w:r>
+    </w:p>
+    <w:p>
+      <w:pPr>
+        <w:spacing w:after="160" w:line="380"/>
+        <w:ind w:firstLine="480"/>
+      </w:pPr>
+      <w:r>
+        <w:rPr>
+          <w:rFonts w:ascii="SimSun" w:cs="SimSun" w:eastAsia="SimSun" w:hAnsi="SimSun"/>
+          <w:sz w:val="24"/>
+          <w:szCs w:val="24"/>
+        </w:rPr>
+        <w:t xml:space="preserve">最后一道题了，这道题有两个空，你先自己写。</w:t>
+      </w:r>
+    </w:p>
+    <w:p>
+      <w:pPr>
+        <w:spacing w:after="160" w:line="380"/>
+        <w:ind w:firstLine="480"/>
+      </w:pPr>
+      <w:r>
+        <w:rPr>
+          <w:rFonts w:ascii="SimSun" w:cs="SimSun" w:eastAsia="SimSun" w:hAnsi="SimSun"/>
+          <w:sz w:val="24"/>
+          <w:szCs w:val="24"/>
+        </w:rPr>
+        <w:t xml:space="preserve">写完了吗？我们一个一个来。</w:t>
+      </w:r>
+    </w:p>
+    <w:p>
+      <w:pPr>
+        <w:spacing w:after="160" w:line="380"/>
+        <w:ind w:firstLine="480"/>
+      </w:pPr>
+      <w:r>
+        <w:rPr>
+          <w:rFonts w:ascii="SimSun" w:cs="SimSun" w:eastAsia="SimSun" w:hAnsi="SimSun"/>
+          <w:sz w:val="24"/>
+          <w:szCs w:val="24"/>
+        </w:rPr>
+        <w:t xml:space="preserve">先看第一个空。它在 answered every question 后面，说的是他回答得怎么样。</w:t>
+      </w:r>
+    </w:p>
+    <w:p>
+      <w:pPr>
+        <w:spacing w:after="160" w:line="380"/>
+        <w:ind w:firstLine="480"/>
+      </w:pPr>
+      <w:r>
+        <w:rPr>
+          <w:rFonts w:ascii="SimSun" w:cs="SimSun" w:eastAsia="SimSun" w:hAnsi="SimSun"/>
+          <w:sz w:val="24"/>
+          <w:szCs w:val="24"/>
+        </w:rPr>
+        <w:t xml:space="preserve">修饰的是 answered 这个动作，那就是副词的活儿。所以 patient 变 patiently。</w:t>
+      </w:r>
+    </w:p>
+    <w:p>
+      <w:pPr>
+        <w:spacing w:after="160" w:line="380"/>
+        <w:ind w:firstLine="480"/>
+      </w:pPr>
+      <w:r>
+        <w:rPr>
+          <w:rFonts w:ascii="SimSun" w:cs="SimSun" w:eastAsia="SimSun" w:hAnsi="SimSun"/>
+          <w:sz w:val="24"/>
+          <w:szCs w:val="24"/>
+        </w:rPr>
+        <w:t xml:space="preserve">再看第二个空。它前面是 his，物主代词。</w:t>
+      </w:r>
+    </w:p>
+    <w:p>
+      <w:pPr>
+        <w:spacing w:after="160" w:line="380"/>
+        <w:ind w:firstLine="480"/>
+      </w:pPr>
+      <w:r>
+        <w:rPr>
+          <w:rFonts w:ascii="SimSun" w:cs="SimSun" w:eastAsia="SimSun" w:hAnsi="SimSun"/>
+          <w:sz w:val="24"/>
+          <w:szCs w:val="24"/>
+        </w:rPr>
+        <w:t xml:space="preserve">物主代词后面必须跟名词，这是硬规定。而且往后看，谓语是 won，那这一块就是整句话的主语，主语位置也只能放名词。</w:t>
+      </w:r>
+    </w:p>
+    <w:p>
+      <w:pPr>
+        <w:spacing w:after="160" w:line="380"/>
+        <w:ind w:firstLine="480"/>
+      </w:pPr>
+      <w:r>
+        <w:rPr>
+          <w:rFonts w:ascii="SimSun" w:cs="SimSun" w:eastAsia="SimSun" w:hAnsi="SimSun"/>
+          <w:sz w:val="24"/>
+          <w:szCs w:val="24"/>
+        </w:rPr>
+        <w:t xml:space="preserve">两条都指向名词。所以形容词 kind 变名词，加 ness，变成 kindness。</w:t>
+      </w:r>
+    </w:p>
+    <w:p>
+      <w:pPr>
+        <w:spacing w:after="160" w:line="380"/>
+        <w:ind w:firstLine="480"/>
+      </w:pPr>
+      <w:r>
+        <w:rPr>
+          <w:rFonts w:ascii="SimSun" w:cs="SimSun" w:eastAsia="SimSun" w:hAnsi="SimSun"/>
+          <w:sz w:val="24"/>
+          <w:szCs w:val="24"/>
+        </w:rPr>
+        <w:t xml:space="preserve">所以两个空分别填 patiently 和 kindness。</w:t>
+      </w:r>
+    </w:p>
+    <w:p>
+      <w:pPr>
+        <w:spacing w:after="160" w:line="380"/>
+        <w:ind w:firstLine="480"/>
+      </w:pPr>
+      <w:r>
+        <w:rPr>
+          <w:rFonts w:ascii="SimSun" w:cs="SimSun" w:eastAsia="SimSun" w:hAnsi="SimSun"/>
+          <w:sz w:val="24"/>
+          <w:szCs w:val="24"/>
+        </w:rPr>
+        <w:t xml:space="preserve">你注意，同一句话里两个空，一个填副词一个填名词，全靠位置判断。</w:t>
+      </w:r>
+    </w:p>
+    <w:p>
+      <w:pPr>
+        <w:spacing w:after="160" w:line="380"/>
+        <w:ind w:firstLine="480"/>
+      </w:pPr>
+      <w:r>
+        <w:rPr>
+          <w:rFonts w:ascii="SimSun" w:cs="SimSun" w:eastAsia="SimSun" w:hAnsi="SimSun"/>
+          <w:sz w:val="24"/>
+          <w:szCs w:val="24"/>
+        </w:rPr>
+        <w:t xml:space="preserve">高考语法填空就是这样，一篇文章十个空，每个空的位置都不一样。你今天练的这套办法，到那儿是一模一样地用。</w:t>
       </w:r>
     </w:p>
     <w:p>

--- a/docs/Level1/高中英语语法切片-Level1-第01课-词类总览.docx
+++ b/docs/Level1/高中英语语法切片-Level1-第01课-词类总览.docx
@@ -5491,7 +5491,7 @@
           <w:sz w:val="24"/>
           <w:szCs w:val="24"/>
         </w:rPr>
-        <w:t xml:space="preserve">题目：这道题有两个空。The young man answered every question ____________ (patient), and his ____________ (kind) won everyone's respect.</w:t>
+        <w:t xml:space="preserve">题目：这道题有两个空。The young man explained the rules ____________ (clear), and his ____________ (honest) won everyone's trust.</w:t>
       </w:r>
     </w:p>
     <w:p>
@@ -5533,21 +5533,21 @@
           <w:sz w:val="24"/>
           <w:szCs w:val="24"/>
         </w:rPr>
-        <w:t xml:space="preserve">先看第一个空。它在 answered every question 后面，说的是他回答得怎么样。</w:t>
-      </w:r>
-    </w:p>
-    <w:p>
-      <w:pPr>
-        <w:spacing w:after="160" w:line="380"/>
-        <w:ind w:firstLine="480"/>
-      </w:pPr>
-      <w:r>
-        <w:rPr>
-          <w:rFonts w:ascii="SimSun" w:cs="SimSun" w:eastAsia="SimSun" w:hAnsi="SimSun"/>
-          <w:sz w:val="24"/>
-          <w:szCs w:val="24"/>
-        </w:rPr>
-        <w:t xml:space="preserve">修饰的是 answered 这个动作，那就是副词的活儿。所以 patient 变 patiently。</w:t>
+        <w:t xml:space="preserve">先看第一个空。它在 explained the rules 后面，说的是他解释得怎么样。</w:t>
+      </w:r>
+    </w:p>
+    <w:p>
+      <w:pPr>
+        <w:spacing w:after="160" w:line="380"/>
+        <w:ind w:firstLine="480"/>
+      </w:pPr>
+      <w:r>
+        <w:rPr>
+          <w:rFonts w:ascii="SimSun" w:cs="SimSun" w:eastAsia="SimSun" w:hAnsi="SimSun"/>
+          <w:sz w:val="24"/>
+          <w:szCs w:val="24"/>
+        </w:rPr>
+        <w:t xml:space="preserve">修饰的是 explained 这个动作，那就是副词的活儿。所以 clear 变 clearly。</w:t>
       </w:r>
     </w:p>
     <w:p>
@@ -5589,21 +5589,21 @@
           <w:sz w:val="24"/>
           <w:szCs w:val="24"/>
         </w:rPr>
-        <w:t xml:space="preserve">两条都指向名词。所以形容词 kind 变名词，加 ness，变成 kindness。</w:t>
-      </w:r>
-    </w:p>
-    <w:p>
-      <w:pPr>
-        <w:spacing w:after="160" w:line="380"/>
-        <w:ind w:firstLine="480"/>
-      </w:pPr>
-      <w:r>
-        <w:rPr>
-          <w:rFonts w:ascii="SimSun" w:cs="SimSun" w:eastAsia="SimSun" w:hAnsi="SimSun"/>
-          <w:sz w:val="24"/>
-          <w:szCs w:val="24"/>
-        </w:rPr>
-        <w:t xml:space="preserve">所以两个空分别填 patiently 和 kindness。</w:t>
+        <w:t xml:space="preserve">两条都指向名词。所以形容词 honest 变名词，加 y，变成 honesty。</w:t>
+      </w:r>
+    </w:p>
+    <w:p>
+      <w:pPr>
+        <w:spacing w:after="160" w:line="380"/>
+        <w:ind w:firstLine="480"/>
+      </w:pPr>
+      <w:r>
+        <w:rPr>
+          <w:rFonts w:ascii="SimSun" w:cs="SimSun" w:eastAsia="SimSun" w:hAnsi="SimSun"/>
+          <w:sz w:val="24"/>
+          <w:szCs w:val="24"/>
+        </w:rPr>
+        <w:t xml:space="preserve">所以两个空分别填 clearly 和 honesty。</w:t>
       </w:r>
     </w:p>
     <w:p>

--- a/docs/Level1/高中英语语法切片-Level1-第01课-词类总览.docx
+++ b/docs/Level1/高中英语语法切片-Level1-第01课-词类总览.docx
@@ -197,7 +197,7 @@
           <w:sz w:val="24"/>
           <w:szCs w:val="24"/>
         </w:rPr>
-        <w:t xml:space="preserve">正式开讲之前，先来六道课前测，检测一下你现在的词性敏感度。</w:t>
+        <w:t xml:space="preserve">正式开讲之前，先来六道题，看看你现在的词性敏感度到什么程度。</w:t>
       </w:r>
     </w:p>
     <w:p>

--- a/docs/Level1/高中英语语法切片-Level1-第01课-词类总览.docx
+++ b/docs/Level1/高中英语语法切片-Level1-第01课-词类总览.docx
@@ -3514,21 +3514,49 @@
           <w:sz w:val="24"/>
           <w:szCs w:val="24"/>
         </w:rPr>
-        <w:t xml:space="preserve">除了 be，你还要注意 look、seem、become、feel、sound、taste、stay、remain 这些系动词。</w:t>
-      </w:r>
-    </w:p>
-    <w:p>
-      <w:pPr>
-        <w:spacing w:after="160" w:line="380"/>
-        <w:ind w:firstLine="480"/>
-      </w:pPr>
-      <w:r>
-        <w:rPr>
-          <w:rFonts w:ascii="SimSun" w:cs="SimSun" w:eastAsia="SimSun" w:hAnsi="SimSun"/>
-          <w:sz w:val="24"/>
-          <w:szCs w:val="24"/>
-        </w:rPr>
-        <w:t xml:space="preserve">它们后面同样跟形容词。</w:t>
+        <w:t xml:space="preserve">除了 be，你还要注意这几个系动词。</w:t>
+      </w:r>
+    </w:p>
+    <w:p>
+      <w:pPr>
+        <w:spacing w:after="160" w:line="380"/>
+        <w:ind w:firstLine="480"/>
+      </w:pPr>
+      <w:r>
+        <w:rPr>
+          <w:rFonts w:ascii="SimSun" w:cs="SimSun" w:eastAsia="SimSun" w:hAnsi="SimSun"/>
+          <w:sz w:val="24"/>
+          <w:szCs w:val="24"/>
+        </w:rPr>
+        <w:t xml:space="preserve">感官类的五个：look 看起来、sound 听起来、taste 尝起来、smell 闻起来、feel 感觉起来。</w:t>
+      </w:r>
+    </w:p>
+    <w:p>
+      <w:pPr>
+        <w:spacing w:after="160" w:line="380"/>
+        <w:ind w:firstLine="480"/>
+      </w:pPr>
+      <w:r>
+        <w:rPr>
+          <w:rFonts w:ascii="SimSun" w:cs="SimSun" w:eastAsia="SimSun" w:hAnsi="SimSun"/>
+          <w:sz w:val="24"/>
+          <w:szCs w:val="24"/>
+        </w:rPr>
+        <w:t xml:space="preserve">另外还有 seem 似乎、become 变成、stay 保持、remain 保持。</w:t>
+      </w:r>
+    </w:p>
+    <w:p>
+      <w:pPr>
+        <w:spacing w:after="160" w:line="380"/>
+        <w:ind w:firstLine="480"/>
+      </w:pPr>
+      <w:r>
+        <w:rPr>
+          <w:rFonts w:ascii="SimSun" w:cs="SimSun" w:eastAsia="SimSun" w:hAnsi="SimSun"/>
+          <w:sz w:val="24"/>
+          <w:szCs w:val="24"/>
+        </w:rPr>
+        <w:t xml:space="preserve">它们后面同样跟形容词，这几个你先有个印象，第三课会专门讲。</w:t>
       </w:r>
     </w:p>
     <w:p>

--- a/docs/Level1/高中英语语法切片-Level1-第01课-词类总览.docx
+++ b/docs/Level1/高中英语语法切片-Level1-第01课-词类总览.docx
@@ -43,21 +43,35 @@
           <w:sz w:val="24"/>
           <w:szCs w:val="24"/>
         </w:rPr>
-        <w:t xml:space="preserve">同学们好，欢迎来到高中英语语法切片课堂。</w:t>
-      </w:r>
-    </w:p>
-    <w:p>
-      <w:pPr>
-        <w:spacing w:after="160" w:line="380"/>
-        <w:ind w:firstLine="480"/>
-      </w:pPr>
-      <w:r>
-        <w:rPr>
-          <w:rFonts w:ascii="SimSun" w:cs="SimSun" w:eastAsia="SimSun" w:hAnsi="SimSun"/>
-          <w:sz w:val="24"/>
-          <w:szCs w:val="24"/>
-        </w:rPr>
-        <w:t xml:space="preserve">从今天这节课开始，我们要用一百八十节小课，把高中三年的语法考点一个一个拆开、讲透、练熟。</w:t>
+        <w:t xml:space="preserve">好，同学们好，欢迎来到高中英语语法切片课堂。</w:t>
+      </w:r>
+    </w:p>
+    <w:p>
+      <w:pPr>
+        <w:spacing w:after="160" w:line="380"/>
+        <w:ind w:firstLine="480"/>
+      </w:pPr>
+      <w:r>
+        <w:rPr>
+          <w:rFonts w:ascii="SimSun" w:cs="SimSun" w:eastAsia="SimSun" w:hAnsi="SimSun"/>
+          <w:sz w:val="24"/>
+          <w:szCs w:val="24"/>
+        </w:rPr>
+        <w:t xml:space="preserve">从今天这节课开始，我们要用一百八十节小课。</w:t>
+      </w:r>
+    </w:p>
+    <w:p>
+      <w:pPr>
+        <w:spacing w:after="160" w:line="380"/>
+        <w:ind w:firstLine="480"/>
+      </w:pPr>
+      <w:r>
+        <w:rPr>
+          <w:rFonts w:ascii="SimSun" w:cs="SimSun" w:eastAsia="SimSun" w:hAnsi="SimSun"/>
+          <w:sz w:val="24"/>
+          <w:szCs w:val="24"/>
+        </w:rPr>
+        <w:t xml:space="preserve">把高中三年的语法考点一个一个拆开、讲透、练熟。</w:t>
       </w:r>
     </w:p>
     <w:p>
@@ -85,7 +99,7 @@
           <w:sz w:val="24"/>
           <w:szCs w:val="24"/>
         </w:rPr>
-        <w:t xml:space="preserve">为什么很多同学初中英语能考一百一十几分，一上高中，语法填空十个空能错五六个？</w:t>
+        <w:t xml:space="preserve">那为什么很多同学初中英语能考一百一十几分，一上高中，语法填空十个空能错五六个？</w:t>
       </w:r>
     </w:p>
     <w:p>
@@ -141,7 +155,21 @@
           <w:sz w:val="24"/>
           <w:szCs w:val="24"/>
         </w:rPr>
-        <w:t xml:space="preserve">而判断「填什么」的第一步，永远是先判断——这个空该填什么词性。</w:t>
+        <w:t xml:space="preserve">来，而判断「填什么」的第一步。</w:t>
+      </w:r>
+    </w:p>
+    <w:p>
+      <w:pPr>
+        <w:spacing w:after="160" w:line="380"/>
+        <w:ind w:firstLine="480"/>
+      </w:pPr>
+      <w:r>
+        <w:rPr>
+          <w:rFonts w:ascii="SimSun" w:cs="SimSun" w:eastAsia="SimSun" w:hAnsi="SimSun"/>
+          <w:sz w:val="24"/>
+          <w:szCs w:val="24"/>
+        </w:rPr>
+        <w:t xml:space="preserve">永远是先判断——这个空该填什么词性。</w:t>
       </w:r>
     </w:p>
     <w:p>
@@ -169,7 +197,21 @@
           <w:sz w:val="24"/>
           <w:szCs w:val="24"/>
         </w:rPr>
-        <w:t xml:space="preserve">英语的单词一共分成哪几类，每一类在句子里负责干什么活。</w:t>
+        <w:t xml:space="preserve">英语的单词一共分成哪几类。</w:t>
+      </w:r>
+    </w:p>
+    <w:p>
+      <w:pPr>
+        <w:spacing w:after="160" w:line="380"/>
+        <w:ind w:firstLine="480"/>
+      </w:pPr>
+      <w:r>
+        <w:rPr>
+          <w:rFonts w:ascii="SimSun" w:cs="SimSun" w:eastAsia="SimSun" w:hAnsi="SimSun"/>
+          <w:sz w:val="24"/>
+          <w:szCs w:val="24"/>
+        </w:rPr>
+        <w:t xml:space="preserve">每一类在句子里负责干什么活。</w:t>
       </w:r>
     </w:p>
     <w:p>
@@ -197,7 +239,21 @@
           <w:sz w:val="24"/>
           <w:szCs w:val="24"/>
         </w:rPr>
-        <w:t xml:space="preserve">正式开讲之前，先来六道题，看看你现在的词性敏感度到什么程度。</w:t>
+        <w:t xml:space="preserve">接着说，正式开讲之前，先来六道题，看看你现在的词性敏感度到什么程度。</w:t>
+      </w:r>
+    </w:p>
+    <w:p>
+      <w:pPr>
+        <w:spacing w:after="160" w:line="380"/>
+        <w:ind w:firstLine="480"/>
+      </w:pPr>
+      <w:r>
+        <w:rPr>
+          <w:rFonts w:ascii="SimSun" w:cs="SimSun" w:eastAsia="SimSun" w:hAnsi="SimSun"/>
+          <w:sz w:val="24"/>
+          <w:szCs w:val="24"/>
+        </w:rPr>
+        <w:t xml:space="preserve">就这样。</w:t>
       </w:r>
     </w:p>
     <w:p>
@@ -789,6 +845,20 @@
           <w:sz w:val="24"/>
           <w:szCs w:val="24"/>
         </w:rPr>
+        <w:t xml:space="preserve">记住它。</w:t>
+      </w:r>
+    </w:p>
+    <w:p>
+      <w:pPr>
+        <w:spacing w:after="160" w:line="380"/>
+        <w:ind w:firstLine="480"/>
+      </w:pPr>
+      <w:r>
+        <w:rPr>
+          <w:rFonts w:ascii="SimSun" w:cs="SimSun" w:eastAsia="SimSun" w:hAnsi="SimSun"/>
+          <w:sz w:val="24"/>
+          <w:szCs w:val="24"/>
+        </w:rPr>
         <w:t xml:space="preserve">老规矩，你先自己写一个答案在纸上，写完我们再对。</w:t>
       </w:r>
     </w:p>
@@ -1213,7 +1283,7 @@
           <w:sz w:val="24"/>
           <w:szCs w:val="24"/>
         </w:rPr>
-        <w:t xml:space="preserve">felt 是 feel 的过去式，感觉。它在这儿不是用手摸的意思，它后面要跟一个说明主语状态的成分。</w:t>
+        <w:t xml:space="preserve">你看，felt 是 feel 的过去式，感觉。它在这儿不是用手摸的意思，它后面要跟一个说明主语状态的成分。</w:t>
       </w:r>
     </w:p>
     <w:p>
@@ -1283,6 +1353,20 @@
           <w:sz w:val="24"/>
           <w:szCs w:val="24"/>
         </w:rPr>
+        <w:t xml:space="preserve">停。</w:t>
+      </w:r>
+    </w:p>
+    <w:p>
+      <w:pPr>
+        <w:spacing w:after="160" w:line="380"/>
+        <w:ind w:firstLine="480"/>
+      </w:pPr>
+      <w:r>
+        <w:rPr>
+          <w:rFonts w:ascii="SimSun" w:cs="SimSun" w:eastAsia="SimSun" w:hAnsi="SimSun"/>
+          <w:sz w:val="24"/>
+          <w:szCs w:val="24"/>
+        </w:rPr>
         <w:t xml:space="preserve">所以这儿填 energetic。</w:t>
       </w:r>
     </w:p>
@@ -1311,7 +1395,7 @@
           <w:sz w:val="24"/>
           <w:szCs w:val="24"/>
         </w:rPr>
-        <w:t xml:space="preserve">位置不同，一个在 is 后面，一个在 felt 后面，可道理完全一样：这两个位置要的都是形容词。</w:t>
+        <w:t xml:space="preserve">你想想，位置不同，一个在 is 后面，一个在 felt 后面，可道理完全一样：这两个位置要的都是形容词。</w:t>
       </w:r>
     </w:p>
     <w:p>
@@ -1482,6 +1566,20 @@
           <w:sz w:val="24"/>
           <w:szCs w:val="24"/>
         </w:rPr>
+        <w:t xml:space="preserve">对。</w:t>
+      </w:r>
+    </w:p>
+    <w:p>
+      <w:pPr>
+        <w:spacing w:after="160" w:line="380"/>
+        <w:ind w:firstLine="480"/>
+      </w:pPr>
+      <w:r>
+        <w:rPr>
+          <w:rFonts w:ascii="SimSun" w:cs="SimSun" w:eastAsia="SimSun" w:hAnsi="SimSun"/>
+          <w:sz w:val="24"/>
+          <w:szCs w:val="24"/>
+        </w:rPr>
         <w:t xml:space="preserve">你听出来了吗——它修饰的是后面这一整件事。</w:t>
       </w:r>
     </w:p>
@@ -1806,7 +1904,21 @@
           <w:sz w:val="24"/>
           <w:szCs w:val="24"/>
         </w:rPr>
-        <w:t xml:space="preserve">如果你错了两道以上，先别慌。这恰恰说明今天这节课你必须认真听——因为你缺的不是单词量，是词性意识。</w:t>
+        <w:t xml:space="preserve">再看，如果你错了两道以上。</w:t>
+      </w:r>
+    </w:p>
+    <w:p>
+      <w:pPr>
+        <w:spacing w:after="160" w:line="380"/>
+        <w:ind w:firstLine="480"/>
+      </w:pPr>
+      <w:r>
+        <w:rPr>
+          <w:rFonts w:ascii="SimSun" w:cs="SimSun" w:eastAsia="SimSun" w:hAnsi="SimSun"/>
+          <w:sz w:val="24"/>
+          <w:szCs w:val="24"/>
+        </w:rPr>
+        <w:t xml:space="preserve">先别慌。这恰恰说明今天这节课你必须认真听——因为你缺的不是单词量，是词性意识。</w:t>
       </w:r>
     </w:p>
     <w:p>
@@ -1946,7 +2058,7 @@
           <w:sz w:val="24"/>
           <w:szCs w:val="24"/>
         </w:rPr>
-        <w:t xml:space="preserve">意思是：那个聪明的学生迅速地回答了那个难题。我们把它拆开看。</w:t>
+        <w:t xml:space="preserve">所以意思是：那个聪明的学生迅速地回答了那个难题。我们把它拆开看。</w:t>
       </w:r>
     </w:p>
     <w:p>
@@ -2072,7 +2184,21 @@
           <w:sz w:val="24"/>
           <w:szCs w:val="24"/>
         </w:rPr>
-        <w:t xml:space="preserve">所以你看，这就是英语句子的规则：它不是把你认识的单词堆在一起，而是每个位置只能放特定词性的词。</w:t>
+        <w:t xml:space="preserve">所以你看，这就是英语句子的规则：它不是把你认识的单词堆在一起。</w:t>
+      </w:r>
+    </w:p>
+    <w:p>
+      <w:pPr>
+        <w:spacing w:after="160" w:line="380"/>
+        <w:ind w:firstLine="480"/>
+      </w:pPr>
+      <w:r>
+        <w:rPr>
+          <w:rFonts w:ascii="SimSun" w:cs="SimSun" w:eastAsia="SimSun" w:hAnsi="SimSun"/>
+          <w:sz w:val="24"/>
+          <w:szCs w:val="24"/>
+        </w:rPr>
+        <w:t xml:space="preserve">而是每个位置只能放特定词性的词。</w:t>
       </w:r>
     </w:p>
     <w:p>
@@ -2156,21 +2282,35 @@
           <w:sz w:val="24"/>
           <w:szCs w:val="24"/>
         </w:rPr>
-        <w:t xml:space="preserve">实词的特点是有实实在在的意思，你能拿它单独在句子里当成分。</w:t>
-      </w:r>
-    </w:p>
-    <w:p>
-      <w:pPr>
-        <w:spacing w:after="160" w:line="380"/>
-        <w:ind w:firstLine="480"/>
-      </w:pPr>
-      <w:r>
-        <w:rPr>
-          <w:rFonts w:ascii="SimSun" w:cs="SimSun" w:eastAsia="SimSun" w:hAnsi="SimSun"/>
-          <w:sz w:val="24"/>
-          <w:szCs w:val="24"/>
-        </w:rPr>
-        <w:t xml:space="preserve">最基本的是名词。它表示人、事物、地点和抽象概念，比如 student 学生、Beijing 北京、water 水、freedom 自由。</w:t>
+        <w:t xml:space="preserve">实词的特点是有实实在在的意思。</w:t>
+      </w:r>
+    </w:p>
+    <w:p>
+      <w:pPr>
+        <w:spacing w:after="160" w:line="380"/>
+        <w:ind w:firstLine="480"/>
+      </w:pPr>
+      <w:r>
+        <w:rPr>
+          <w:rFonts w:ascii="SimSun" w:cs="SimSun" w:eastAsia="SimSun" w:hAnsi="SimSun"/>
+          <w:sz w:val="24"/>
+          <w:szCs w:val="24"/>
+        </w:rPr>
+        <w:t xml:space="preserve">你能拿它单独在句子里当成分。</w:t>
+      </w:r>
+    </w:p>
+    <w:p>
+      <w:pPr>
+        <w:spacing w:after="160" w:line="380"/>
+        <w:ind w:firstLine="480"/>
+      </w:pPr>
+      <w:r>
+        <w:rPr>
+          <w:rFonts w:ascii="SimSun" w:cs="SimSun" w:eastAsia="SimSun" w:hAnsi="SimSun"/>
+          <w:sz w:val="24"/>
+          <w:szCs w:val="24"/>
+        </w:rPr>
+        <w:t xml:space="preserve">你注意，不过最基本的是名词。它表示人、事物、地点和抽象概念，比如 student 学生、Beijing 北京、water 水、freedom 自由。</w:t>
       </w:r>
     </w:p>
     <w:p>
@@ -2240,21 +2380,35 @@
           <w:sz w:val="24"/>
           <w:szCs w:val="24"/>
         </w:rPr>
-        <w:t xml:space="preserve">它回答的是怎么样、多么、何时、何地，比如 quickly 迅速地、very 非常、luckily 幸运地。</w:t>
-      </w:r>
-    </w:p>
-    <w:p>
-      <w:pPr>
-        <w:spacing w:after="160" w:line="380"/>
-        <w:ind w:firstLine="480"/>
-      </w:pPr>
-      <w:r>
-        <w:rPr>
-          <w:rFonts w:ascii="SimSun" w:cs="SimSun" w:eastAsia="SimSun" w:hAnsi="SimSun"/>
-          <w:sz w:val="24"/>
-          <w:szCs w:val="24"/>
-        </w:rPr>
-        <w:t xml:space="preserve">还剩两类。代词用来代替名词，避免重复，I 我、it 它、someone 某人。</w:t>
+        <w:t xml:space="preserve">它回答的是怎么样、多么、何时、何地。</w:t>
+      </w:r>
+    </w:p>
+    <w:p>
+      <w:pPr>
+        <w:spacing w:after="160" w:line="380"/>
+        <w:ind w:firstLine="480"/>
+      </w:pPr>
+      <w:r>
+        <w:rPr>
+          <w:rFonts w:ascii="SimSun" w:cs="SimSun" w:eastAsia="SimSun" w:hAnsi="SimSun"/>
+          <w:sz w:val="24"/>
+          <w:szCs w:val="24"/>
+        </w:rPr>
+        <w:t xml:space="preserve">比如 quickly 迅速地、very 非常、luckily 幸运地。</w:t>
+      </w:r>
+    </w:p>
+    <w:p>
+      <w:pPr>
+        <w:spacing w:after="160" w:line="380"/>
+        <w:ind w:firstLine="480"/>
+      </w:pPr>
+      <w:r>
+        <w:rPr>
+          <w:rFonts w:ascii="SimSun" w:cs="SimSun" w:eastAsia="SimSun" w:hAnsi="SimSun"/>
+          <w:sz w:val="24"/>
+          <w:szCs w:val="24"/>
+        </w:rPr>
+        <w:t xml:space="preserve">这样一来，还剩两类。代词用来代替名词，避免重复，I 我、it 它、someone 某人。</w:t>
       </w:r>
     </w:p>
     <w:p>
@@ -2394,7 +2548,21 @@
           <w:sz w:val="24"/>
           <w:szCs w:val="24"/>
         </w:rPr>
-        <w:t xml:space="preserve">然后是介词，in、on、at、for、with。介词最大的特点是后面必须跟名词性成分，这一点你记牢，后面要反复用。</w:t>
+        <w:t xml:space="preserve">然后是介词，in、on、at、for、with。介词最大的特点是后面必须跟名词性成分。</w:t>
+      </w:r>
+    </w:p>
+    <w:p>
+      <w:pPr>
+        <w:spacing w:after="160" w:line="380"/>
+        <w:ind w:firstLine="480"/>
+      </w:pPr>
+      <w:r>
+        <w:rPr>
+          <w:rFonts w:ascii="SimSun" w:cs="SimSun" w:eastAsia="SimSun" w:hAnsi="SimSun"/>
+          <w:sz w:val="24"/>
+          <w:szCs w:val="24"/>
+        </w:rPr>
+        <w:t xml:space="preserve">这一点你记牢，后面要反复用。</w:t>
       </w:r>
     </w:p>
     <w:p>
@@ -2422,7 +2590,7 @@
           <w:sz w:val="24"/>
           <w:szCs w:val="24"/>
         </w:rPr>
-        <w:t xml:space="preserve">这个我待会儿单独说，因为它里面有坑。</w:t>
+        <w:t xml:space="preserve">换句话说，这个我待会儿单独说，因为它里面有坑。</w:t>
       </w:r>
     </w:p>
     <w:p>
@@ -2492,7 +2660,7 @@
           <w:sz w:val="24"/>
           <w:szCs w:val="24"/>
         </w:rPr>
-        <w:t xml:space="preserve">并列连词的活儿，是把两个地位平等的东西连起来。</w:t>
+        <w:t xml:space="preserve">好，并列连词的活儿，是把两个地位平等的东西连起来。</w:t>
       </w:r>
     </w:p>
     <w:p>
@@ -2534,7 +2702,7 @@
           <w:sz w:val="24"/>
           <w:szCs w:val="24"/>
         </w:rPr>
-        <w:t xml:space="preserve">但还有一批词，长得像连词，干的却是完全不同的活儿。</w:t>
+        <w:t xml:space="preserve">那但还有一批词，长得像连词，干的却是完全不同的活儿。</w:t>
       </w:r>
     </w:p>
     <w:p>
@@ -2674,7 +2842,21 @@
           <w:sz w:val="24"/>
           <w:szCs w:val="24"/>
         </w:rPr>
-        <w:t xml:space="preserve">所以今天你先把这个概念立住：连词是并列连接，引导词是引出从句，两码事。</w:t>
+        <w:t xml:space="preserve">所以今天你先把这个概念立住：连词是并列连接。</w:t>
+      </w:r>
+    </w:p>
+    <w:p>
+      <w:pPr>
+        <w:spacing w:after="160" w:line="380"/>
+        <w:ind w:firstLine="480"/>
+      </w:pPr>
+      <w:r>
+        <w:rPr>
+          <w:rFonts w:ascii="SimSun" w:cs="SimSun" w:eastAsia="SimSun" w:hAnsi="SimSun"/>
+          <w:sz w:val="24"/>
+          <w:szCs w:val="24"/>
+        </w:rPr>
+        <w:t xml:space="preserve">引导词是引出从句，两码事。</w:t>
       </w:r>
     </w:p>
     <w:p>
@@ -2702,7 +2884,7 @@
           <w:sz w:val="24"/>
           <w:szCs w:val="24"/>
         </w:rPr>
-        <w:t xml:space="preserve">我帮你把重点挑出来，你不用平均用力。</w:t>
+        <w:t xml:space="preserve">来，我帮你把重点挑出来，你不用平均用力。</w:t>
       </w:r>
     </w:p>
     <w:p>
@@ -2744,7 +2926,7 @@
           <w:sz w:val="24"/>
           <w:szCs w:val="24"/>
         </w:rPr>
-        <w:t xml:space="preserve">虚词四类里，感叹词高考基本不考，了解一下就行。</w:t>
+        <w:t xml:space="preserve">接着说，虚词四类里，感叹词高考基本不考，了解一下就行。</w:t>
       </w:r>
     </w:p>
     <w:p>
@@ -2772,7 +2954,21 @@
           <w:sz w:val="24"/>
           <w:szCs w:val="24"/>
         </w:rPr>
-        <w:t xml:space="preserve">语法填空里括号中什么都不给你的空，大部分就出在它们身上。</w:t>
+        <w:t xml:space="preserve">语法填空里括号中什么都不给你的空。</w:t>
+      </w:r>
+    </w:p>
+    <w:p>
+      <w:pPr>
+        <w:spacing w:after="160" w:line="380"/>
+        <w:ind w:firstLine="480"/>
+      </w:pPr>
+      <w:r>
+        <w:rPr>
+          <w:rFonts w:ascii="SimSun" w:cs="SimSun" w:eastAsia="SimSun" w:hAnsi="SimSun"/>
+          <w:sz w:val="24"/>
+          <w:szCs w:val="24"/>
+        </w:rPr>
+        <w:t xml:space="preserve">大部分就出在它们身上。</w:t>
       </w:r>
     </w:p>
     <w:p>
@@ -2800,7 +2996,21 @@
           <w:sz w:val="24"/>
           <w:szCs w:val="24"/>
         </w:rPr>
-        <w:t xml:space="preserve">剩下的代词、数词、感叹词，你知道是怎么回事就够了。</w:t>
+        <w:t xml:space="preserve">再看，剩下的代词、数词、感叹词，你知道是怎么回事就够了。</w:t>
+      </w:r>
+    </w:p>
+    <w:p>
+      <w:pPr>
+        <w:spacing w:after="160" w:line="380"/>
+        <w:ind w:firstLine="480"/>
+      </w:pPr>
+      <w:r>
+        <w:rPr>
+          <w:rFonts w:ascii="SimSun" w:cs="SimSun" w:eastAsia="SimSun" w:hAnsi="SimSun"/>
+          <w:sz w:val="24"/>
+          <w:szCs w:val="24"/>
+        </w:rPr>
+        <w:t xml:space="preserve">很简单。</w:t>
       </w:r>
     </w:p>
     <w:p>
@@ -3094,7 +3304,7 @@
           <w:sz w:val="24"/>
           <w:szCs w:val="24"/>
         </w:rPr>
-        <w:t xml:space="preserve">friendly 友好的、lovely 可爱的、lively 活泼的、lonely 孤独的，这四个全是形容词。</w:t>
+        <w:t xml:space="preserve">所以friendly 友好的、lovely 可爱的、lively 活泼的、lonely 孤独的，这四个全是形容词。</w:t>
       </w:r>
     </w:p>
     <w:p>
@@ -3220,7 +3430,21 @@
           <w:sz w:val="24"/>
           <w:szCs w:val="24"/>
         </w:rPr>
-        <w:t xml:space="preserve">记住一句话：ing 修饰物，表示令人怎么样；ed 修饰人，表示自己感到怎么样。</w:t>
+        <w:t xml:space="preserve">不过记住一句话：ing 修饰物，表示令人怎么样；ed 修饰人。</w:t>
+      </w:r>
+    </w:p>
+    <w:p>
+      <w:pPr>
+        <w:spacing w:after="160" w:line="380"/>
+        <w:ind w:firstLine="480"/>
+      </w:pPr>
+      <w:r>
+        <w:rPr>
+          <w:rFonts w:ascii="SimSun" w:cs="SimSun" w:eastAsia="SimSun" w:hAnsi="SimSun"/>
+          <w:sz w:val="24"/>
+          <w:szCs w:val="24"/>
+        </w:rPr>
+        <w:t xml:space="preserve">表示自己感到怎么样。</w:t>
       </w:r>
     </w:p>
     <w:p>
@@ -3360,7 +3584,7 @@
           <w:sz w:val="24"/>
           <w:szCs w:val="24"/>
         </w:rPr>
-        <w:t xml:space="preserve">我不夸张地说，它们能解决高考语法填空里大约一半的题。</w:t>
+        <w:t xml:space="preserve">这样一来，我不夸张地说，它们能解决高考语法填空里大约一半的题。</w:t>
       </w:r>
     </w:p>
     <w:p>
@@ -3416,21 +3640,35 @@
           <w:sz w:val="24"/>
           <w:szCs w:val="24"/>
         </w:rPr>
-        <w:t xml:space="preserve">因为这三个位置在语法上叫名词性成分。你想想，只有名词、代词、动名词才能站上去。</w:t>
-      </w:r>
-    </w:p>
-    <w:p>
-      <w:pPr>
-        <w:spacing w:after="160" w:line="380"/>
-        <w:ind w:firstLine="480"/>
-      </w:pPr>
-      <w:r>
-        <w:rPr>
-          <w:rFonts w:ascii="SimSun" w:cs="SimSun" w:eastAsia="SimSun" w:hAnsi="SimSun"/>
-          <w:sz w:val="24"/>
-          <w:szCs w:val="24"/>
-        </w:rPr>
-        <w:t xml:space="preserve">「名词性成分」这几个字有点绕，我给你翻译成人话——就是能当名字用的东西。一个物件、一个人、或者一件事，都算。</w:t>
+        <w:t xml:space="preserve">因为这三个位置在语法上叫名词性成分。你想想。</w:t>
+      </w:r>
+    </w:p>
+    <w:p>
+      <w:pPr>
+        <w:spacing w:after="160" w:line="380"/>
+        <w:ind w:firstLine="480"/>
+      </w:pPr>
+      <w:r>
+        <w:rPr>
+          <w:rFonts w:ascii="SimSun" w:cs="SimSun" w:eastAsia="SimSun" w:hAnsi="SimSun"/>
+          <w:sz w:val="24"/>
+          <w:szCs w:val="24"/>
+        </w:rPr>
+        <w:t xml:space="preserve">只有名词、代词、动名词才能站上去。</w:t>
+      </w:r>
+    </w:p>
+    <w:p>
+      <w:pPr>
+        <w:spacing w:after="160" w:line="380"/>
+        <w:ind w:firstLine="480"/>
+      </w:pPr>
+      <w:r>
+        <w:rPr>
+          <w:rFonts w:ascii="SimSun" w:cs="SimSun" w:eastAsia="SimSun" w:hAnsi="SimSun"/>
+          <w:sz w:val="24"/>
+          <w:szCs w:val="24"/>
+        </w:rPr>
+        <w:t xml:space="preserve">换句话说，「名词性成分」这几个字有点绕，我给你翻译成人话——就是能当名字用的东西。一个物件、一个人、或者一件事，都算。</w:t>
       </w:r>
     </w:p>
     <w:p>
@@ -3500,7 +3738,7 @@
           <w:sz w:val="24"/>
           <w:szCs w:val="24"/>
         </w:rPr>
-        <w:t xml:space="preserve">你记住，这两个位置最常见的住户就是形容词。</w:t>
+        <w:t xml:space="preserve">好，你记住，这两个位置最常见的住户就是形容词。</w:t>
       </w:r>
     </w:p>
     <w:p>
@@ -3584,7 +3822,7 @@
           <w:sz w:val="24"/>
           <w:szCs w:val="24"/>
         </w:rPr>
-        <w:t xml:space="preserve">如果这个空是在修饰动词、修饰形容词，或者修饰整个句子，那你就填副词。</w:t>
+        <w:t xml:space="preserve">那如果这个空是在修饰动词、修饰形容词，或者修饰整个句子，那你就填副词。</w:t>
       </w:r>
     </w:p>
     <w:p>
@@ -3668,7 +3906,7 @@
           <w:sz w:val="24"/>
           <w:szCs w:val="24"/>
         </w:rPr>
-        <w:t xml:space="preserve">如果一个空要填动词，你第一件事不是想时态，而是先数一数：这句话里已经有谓语了吗？</w:t>
+        <w:t xml:space="preserve">来，如果一个空要填动词，你第一件事不是想时态，而是先数一数：这句话里已经有谓语了吗？</w:t>
       </w:r>
     </w:p>
     <w:p>
@@ -3710,6 +3948,20 @@
           <w:sz w:val="24"/>
           <w:szCs w:val="24"/>
         </w:rPr>
+        <w:t xml:space="preserve">不难。</w:t>
+      </w:r>
+    </w:p>
+    <w:p>
+      <w:pPr>
+        <w:spacing w:after="160" w:line="380"/>
+        <w:ind w:firstLine="480"/>
+      </w:pPr>
+      <w:r>
+        <w:rPr>
+          <w:rFonts w:ascii="SimSun" w:cs="SimSun" w:eastAsia="SimSun" w:hAnsi="SimSun"/>
+          <w:sz w:val="24"/>
+          <w:szCs w:val="24"/>
+        </w:rPr>
         <w:t xml:space="preserve">反过来你看，凡是没有时态的——原形前面加个 to、或者变成 ing、变成过去分词——那就是非谓语。</w:t>
       </w:r>
     </w:p>
@@ -3766,7 +4018,7 @@
           <w:sz w:val="24"/>
           <w:szCs w:val="24"/>
         </w:rPr>
-        <w:t xml:space="preserve">这个 s 就是一般现在时的标记，说明它带着时态，所以 wants 是谓语。</w:t>
+        <w:t xml:space="preserve">接着说，这个 s 就是一般现在时的标记，说明它带着时态，所以 wants 是谓语。</w:t>
       </w:r>
     </w:p>
     <w:p>
@@ -3822,7 +4074,21 @@
           <w:sz w:val="24"/>
           <w:szCs w:val="24"/>
         </w:rPr>
-        <w:t xml:space="preserve">所以你先数一数。整句话一个带时态的动词都没有，那这个空就是谓语，接下来才轮到考虑用什么时态。</w:t>
+        <w:t xml:space="preserve">所以你先数一数。整句话一个带时态的动词都没有，那这个空就是谓语。</w:t>
+      </w:r>
+    </w:p>
+    <w:p>
+      <w:pPr>
+        <w:spacing w:after="160" w:line="380"/>
+        <w:ind w:firstLine="480"/>
+      </w:pPr>
+      <w:r>
+        <w:rPr>
+          <w:rFonts w:ascii="SimSun" w:cs="SimSun" w:eastAsia="SimSun" w:hAnsi="SimSun"/>
+          <w:sz w:val="24"/>
+          <w:szCs w:val="24"/>
+        </w:rPr>
+        <w:t xml:space="preserve">接下来才轮到考虑用什么时态。</w:t>
       </w:r>
     </w:p>
     <w:p>
@@ -3864,7 +4130,7 @@
           <w:sz w:val="24"/>
           <w:szCs w:val="24"/>
         </w:rPr>
-        <w:t xml:space="preserve">这一条我们在第二个阶段会花二十多节课细讲。</w:t>
+        <w:t xml:space="preserve">再看，这一条我们在第二个阶段会花二十多节课细讲。</w:t>
       </w:r>
     </w:p>
     <w:p>
@@ -3920,7 +4186,21 @@
           <w:sz w:val="24"/>
           <w:szCs w:val="24"/>
         </w:rPr>
-        <w:t xml:space="preserve">主宾表填名词，名前 be 后填形容词，修饰动形填副词，已有谓语填非谓语。</w:t>
+        <w:t xml:space="preserve">主宾表填名词，名前 be 后填形容词，修饰动形填副词。</w:t>
+      </w:r>
+    </w:p>
+    <w:p>
+      <w:pPr>
+        <w:spacing w:after="160" w:line="380"/>
+        <w:ind w:firstLine="480"/>
+      </w:pPr>
+      <w:r>
+        <w:rPr>
+          <w:rFonts w:ascii="SimSun" w:cs="SimSun" w:eastAsia="SimSun" w:hAnsi="SimSun"/>
+          <w:sz w:val="24"/>
+          <w:szCs w:val="24"/>
+        </w:rPr>
+        <w:t xml:space="preserve">已有谓语填非谓语。</w:t>
       </w:r>
     </w:p>
     <w:p>
@@ -3948,7 +4228,7 @@
           <w:sz w:val="24"/>
           <w:szCs w:val="24"/>
         </w:rPr>
-        <w:t xml:space="preserve">你做题的时候先看空的前后是什么，再定该填什么词性，最后才去变形。</w:t>
+        <w:t xml:space="preserve">所以你做题的时候先看空的前后是什么，再定该填什么词性，最后才去变形。</w:t>
       </w:r>
     </w:p>
     <w:p>
@@ -4442,7 +4722,7 @@
           <w:sz w:val="24"/>
           <w:szCs w:val="24"/>
         </w:rPr>
-        <w:t xml:space="preserve">你重点掌握七类就行：名词、动词、形容词、副词、冠词、介词、连词。</w:t>
+        <w:t xml:space="preserve">不过你重点掌握七类就行：名词、动词、形容词、副词、冠词、介词、连词。</w:t>
       </w:r>
     </w:p>
     <w:p>
@@ -4526,7 +4806,7 @@
           <w:sz w:val="24"/>
           <w:szCs w:val="24"/>
         </w:rPr>
-        <w:t xml:space="preserve">主宾表填名词，名前 be 后填形容词，修饰动形填副词。</w:t>
+        <w:t xml:space="preserve">这样一来，主宾表填名词，名前 be 后填形容词，修饰动形填副词。</w:t>
       </w:r>
     </w:p>
     <w:p>
@@ -4624,7 +4904,21 @@
           <w:sz w:val="24"/>
           <w:szCs w:val="24"/>
         </w:rPr>
-        <w:t xml:space="preserve">这一条今天用得不多，但下个阶段学非谓语动词时每节课都要用，你现在先记住。</w:t>
+        <w:t xml:space="preserve">换句话说，这一条今天用得不多。</w:t>
+      </w:r>
+    </w:p>
+    <w:p>
+      <w:pPr>
+        <w:spacing w:after="160" w:line="380"/>
+        <w:ind w:firstLine="480"/>
+      </w:pPr>
+      <w:r>
+        <w:rPr>
+          <w:rFonts w:ascii="SimSun" w:cs="SimSun" w:eastAsia="SimSun" w:hAnsi="SimSun"/>
+          <w:sz w:val="24"/>
+          <w:szCs w:val="24"/>
+        </w:rPr>
+        <w:t xml:space="preserve">但下个阶段学非谓语动词时每节课都要用，你现在先记住。</w:t>
       </w:r>
     </w:p>
     <w:p>
@@ -4822,6 +5116,20 @@
           <w:sz w:val="24"/>
           <w:szCs w:val="24"/>
         </w:rPr>
+        <w:t xml:space="preserve">看清楚了。</w:t>
+      </w:r>
+    </w:p>
+    <w:p>
+      <w:pPr>
+        <w:spacing w:after="160" w:line="380"/>
+        <w:ind w:firstLine="480"/>
+      </w:pPr>
+      <w:r>
+        <w:rPr>
+          <w:rFonts w:ascii="SimSun" w:cs="SimSun" w:eastAsia="SimSun" w:hAnsi="SimSun"/>
+          <w:sz w:val="24"/>
+          <w:szCs w:val="24"/>
+        </w:rPr>
         <w:t xml:space="preserve">所以这个空填 discussion。</w:t>
       </w:r>
     </w:p>
@@ -5603,7 +5911,7 @@
           <w:sz w:val="24"/>
           <w:szCs w:val="24"/>
         </w:rPr>
-        <w:t xml:space="preserve">物主代词后面必须跟名词，这是硬规定。而且往后看，谓语是 won，那这一块就是整句话的主语，主语位置也只能放名词。</w:t>
+        <w:t xml:space="preserve">你记住，物主代词后面必须跟名词，这是硬规定。而且往后看，谓语是 won，那这一块就是整句话的主语，主语位置也只能放名词。</w:t>
       </w:r>
     </w:p>
     <w:p>
@@ -5631,6 +5939,20 @@
           <w:sz w:val="24"/>
           <w:szCs w:val="24"/>
         </w:rPr>
+        <w:t xml:space="preserve">就一句话。</w:t>
+      </w:r>
+    </w:p>
+    <w:p>
+      <w:pPr>
+        <w:spacing w:after="160" w:line="380"/>
+        <w:ind w:firstLine="480"/>
+      </w:pPr>
+      <w:r>
+        <w:rPr>
+          <w:rFonts w:ascii="SimSun" w:cs="SimSun" w:eastAsia="SimSun" w:hAnsi="SimSun"/>
+          <w:sz w:val="24"/>
+          <w:szCs w:val="24"/>
+        </w:rPr>
         <w:t xml:space="preserve">所以两个空分别填 clearly 和 honesty。</w:t>
       </w:r>
     </w:p>
@@ -5701,7 +6023,21 @@
           <w:sz w:val="24"/>
           <w:szCs w:val="24"/>
         </w:rPr>
-        <w:t xml:space="preserve">开场我跟你说过，高中语法填空难在什么都不告诉你，全靠自己判断这个空该填什么。</w:t>
+        <w:t xml:space="preserve">好，开场我跟你说过，高中语法填空难在什么都不告诉你。</w:t>
+      </w:r>
+    </w:p>
+    <w:p>
+      <w:pPr>
+        <w:spacing w:after="160" w:line="380"/>
+        <w:ind w:firstLine="480"/>
+      </w:pPr>
+      <w:r>
+        <w:rPr>
+          <w:rFonts w:ascii="SimSun" w:cs="SimSun" w:eastAsia="SimSun" w:hAnsi="SimSun"/>
+          <w:sz w:val="24"/>
+          <w:szCs w:val="24"/>
+        </w:rPr>
+        <w:t xml:space="preserve">全靠自己判断这个空该填什么。</w:t>
       </w:r>
     </w:p>
     <w:p>
@@ -5785,7 +6121,7 @@
           <w:sz w:val="24"/>
           <w:szCs w:val="24"/>
         </w:rPr>
-        <w:t xml:space="preserve">第一，填完可数名词，你回头看一眼该不该加 s。</w:t>
+        <w:t xml:space="preserve">那第一，填完可数名词，你回头看一眼该不该加 s。</w:t>
       </w:r>
     </w:p>
     <w:p>
@@ -5841,21 +6177,35 @@
           <w:sz w:val="24"/>
           <w:szCs w:val="24"/>
         </w:rPr>
-        <w:t xml:space="preserve">第三，不要看到 ly 结尾就判定是副词。friendly、lovely、lively、lonely 这四个是形容词。</w:t>
-      </w:r>
-    </w:p>
-    <w:p>
-      <w:pPr>
-        <w:spacing w:after="160" w:line="380"/>
-        <w:ind w:firstLine="480"/>
-      </w:pPr>
-      <w:r>
-        <w:rPr>
-          <w:rFonts w:ascii="SimSun" w:cs="SimSun" w:eastAsia="SimSun" w:hAnsi="SimSun"/>
-          <w:sz w:val="24"/>
-          <w:szCs w:val="24"/>
-        </w:rPr>
-        <w:t xml:space="preserve">今天我们认识了英语的十类零件。可零件认识了还不够，你还得知道它们在句子里各自站什么位置。</w:t>
+        <w:t xml:space="preserve">来，第三，不要看到 ly 结尾就判定是副词。friendly、lovely、lively、lonely 这四个是形容词。</w:t>
+      </w:r>
+    </w:p>
+    <w:p>
+      <w:pPr>
+        <w:spacing w:after="160" w:line="380"/>
+        <w:ind w:firstLine="480"/>
+      </w:pPr>
+      <w:r>
+        <w:rPr>
+          <w:rFonts w:ascii="SimSun" w:cs="SimSun" w:eastAsia="SimSun" w:hAnsi="SimSun"/>
+          <w:sz w:val="24"/>
+          <w:szCs w:val="24"/>
+        </w:rPr>
+        <w:t xml:space="preserve">今天我们认识了英语的十类零件。可零件认识了还不够。</w:t>
+      </w:r>
+    </w:p>
+    <w:p>
+      <w:pPr>
+        <w:spacing w:after="160" w:line="380"/>
+        <w:ind w:firstLine="480"/>
+      </w:pPr>
+      <w:r>
+        <w:rPr>
+          <w:rFonts w:ascii="SimSun" w:cs="SimSun" w:eastAsia="SimSun" w:hAnsi="SimSun"/>
+          <w:sz w:val="24"/>
+          <w:szCs w:val="24"/>
+        </w:rPr>
+        <w:t xml:space="preserve">你还得知道它们在句子里各自站什么位置。</w:t>
       </w:r>
     </w:p>
     <w:p>
@@ -5870,6 +6220,20 @@
           <w:szCs w:val="24"/>
         </w:rPr>
         <w:t xml:space="preserve">下节课我们就讲这个：句子成分里的主语和谓语。下节课见。</w:t>
+      </w:r>
+    </w:p>
+    <w:p>
+      <w:pPr>
+        <w:spacing w:after="160" w:line="380"/>
+        <w:ind w:firstLine="480"/>
+      </w:pPr>
+      <w:r>
+        <w:rPr>
+          <w:rFonts w:ascii="SimSun" w:cs="SimSun" w:eastAsia="SimSun" w:hAnsi="SimSun"/>
+          <w:sz w:val="24"/>
+          <w:szCs w:val="24"/>
+        </w:rPr>
+        <w:t xml:space="preserve">别绕。</w:t>
       </w:r>
     </w:p>
     <w:sectPr>

--- a/docs/Level1/高中英语语法切片-Level1-第01课-词类总览.docx
+++ b/docs/Level1/高中英语语法切片-Level1-第01课-词类总览.docx
@@ -5827,161 +5827,161 @@
           <w:sz w:val="24"/>
           <w:szCs w:val="24"/>
         </w:rPr>
-        <w:t xml:space="preserve">题目：这道题有两个空。The young man explained the rules ____________ (clear), and his ____________ (honest) won everyone's trust.</w:t>
-      </w:r>
-    </w:p>
-    <w:p>
-      <w:pPr>
-        <w:spacing w:after="160" w:line="380"/>
-        <w:ind w:firstLine="480"/>
-      </w:pPr>
-      <w:r>
-        <w:rPr>
-          <w:rFonts w:ascii="SimSun" w:cs="SimSun" w:eastAsia="SimSun" w:hAnsi="SimSun"/>
-          <w:sz w:val="24"/>
-          <w:szCs w:val="24"/>
-        </w:rPr>
-        <w:t xml:space="preserve">最后一道题了，这道题有两个空，你先自己写。</w:t>
-      </w:r>
-    </w:p>
-    <w:p>
-      <w:pPr>
-        <w:spacing w:after="160" w:line="380"/>
-        <w:ind w:firstLine="480"/>
-      </w:pPr>
-      <w:r>
-        <w:rPr>
-          <w:rFonts w:ascii="SimSun" w:cs="SimSun" w:eastAsia="SimSun" w:hAnsi="SimSun"/>
-          <w:sz w:val="24"/>
-          <w:szCs w:val="24"/>
-        </w:rPr>
-        <w:t xml:space="preserve">写完了吗？我们一个一个来。</w:t>
-      </w:r>
-    </w:p>
-    <w:p>
-      <w:pPr>
-        <w:spacing w:after="160" w:line="380"/>
-        <w:ind w:firstLine="480"/>
-      </w:pPr>
-      <w:r>
-        <w:rPr>
-          <w:rFonts w:ascii="SimSun" w:cs="SimSun" w:eastAsia="SimSun" w:hAnsi="SimSun"/>
-          <w:sz w:val="24"/>
-          <w:szCs w:val="24"/>
-        </w:rPr>
-        <w:t xml:space="preserve">先看第一个空。它在 explained the rules 后面，说的是他解释得怎么样。</w:t>
-      </w:r>
-    </w:p>
-    <w:p>
-      <w:pPr>
-        <w:spacing w:after="160" w:line="380"/>
-        <w:ind w:firstLine="480"/>
-      </w:pPr>
-      <w:r>
-        <w:rPr>
-          <w:rFonts w:ascii="SimSun" w:cs="SimSun" w:eastAsia="SimSun" w:hAnsi="SimSun"/>
-          <w:sz w:val="24"/>
-          <w:szCs w:val="24"/>
-        </w:rPr>
-        <w:t xml:space="preserve">修饰的是 explained 这个动作，那就是副词的活儿。所以 clear 变 clearly。</w:t>
-      </w:r>
-    </w:p>
-    <w:p>
-      <w:pPr>
-        <w:spacing w:after="160" w:line="380"/>
-        <w:ind w:firstLine="480"/>
-      </w:pPr>
-      <w:r>
-        <w:rPr>
-          <w:rFonts w:ascii="SimSun" w:cs="SimSun" w:eastAsia="SimSun" w:hAnsi="SimSun"/>
-          <w:sz w:val="24"/>
-          <w:szCs w:val="24"/>
-        </w:rPr>
-        <w:t xml:space="preserve">再看第二个空。它前面是 his，物主代词。</w:t>
-      </w:r>
-    </w:p>
-    <w:p>
-      <w:pPr>
-        <w:spacing w:after="160" w:line="380"/>
-        <w:ind w:firstLine="480"/>
-      </w:pPr>
-      <w:r>
-        <w:rPr>
-          <w:rFonts w:ascii="SimSun" w:cs="SimSun" w:eastAsia="SimSun" w:hAnsi="SimSun"/>
-          <w:sz w:val="24"/>
-          <w:szCs w:val="24"/>
-        </w:rPr>
-        <w:t xml:space="preserve">你记住，物主代词后面必须跟名词，这是硬规定。而且往后看，谓语是 won，那这一块就是整句话的主语，主语位置也只能放名词。</w:t>
-      </w:r>
-    </w:p>
-    <w:p>
-      <w:pPr>
-        <w:spacing w:after="160" w:line="380"/>
-        <w:ind w:firstLine="480"/>
-      </w:pPr>
-      <w:r>
-        <w:rPr>
-          <w:rFonts w:ascii="SimSun" w:cs="SimSun" w:eastAsia="SimSun" w:hAnsi="SimSun"/>
-          <w:sz w:val="24"/>
-          <w:szCs w:val="24"/>
-        </w:rPr>
-        <w:t xml:space="preserve">两条都指向名词。所以形容词 honest 变名词，加 y，变成 honesty。</w:t>
-      </w:r>
-    </w:p>
-    <w:p>
-      <w:pPr>
-        <w:spacing w:after="160" w:line="380"/>
-        <w:ind w:firstLine="480"/>
-      </w:pPr>
-      <w:r>
-        <w:rPr>
-          <w:rFonts w:ascii="SimSun" w:cs="SimSun" w:eastAsia="SimSun" w:hAnsi="SimSun"/>
-          <w:sz w:val="24"/>
-          <w:szCs w:val="24"/>
-        </w:rPr>
-        <w:t xml:space="preserve">就一句话。</w:t>
-      </w:r>
-    </w:p>
-    <w:p>
-      <w:pPr>
-        <w:spacing w:after="160" w:line="380"/>
-        <w:ind w:firstLine="480"/>
-      </w:pPr>
-      <w:r>
-        <w:rPr>
-          <w:rFonts w:ascii="SimSun" w:cs="SimSun" w:eastAsia="SimSun" w:hAnsi="SimSun"/>
-          <w:sz w:val="24"/>
-          <w:szCs w:val="24"/>
-        </w:rPr>
-        <w:t xml:space="preserve">所以两个空分别填 clearly 和 honesty。</w:t>
-      </w:r>
-    </w:p>
-    <w:p>
-      <w:pPr>
-        <w:spacing w:after="160" w:line="380"/>
-        <w:ind w:firstLine="480"/>
-      </w:pPr>
-      <w:r>
-        <w:rPr>
-          <w:rFonts w:ascii="SimSun" w:cs="SimSun" w:eastAsia="SimSun" w:hAnsi="SimSun"/>
-          <w:sz w:val="24"/>
-          <w:szCs w:val="24"/>
-        </w:rPr>
-        <w:t xml:space="preserve">你注意，同一句话里两个空，一个填副词一个填名词，全靠位置判断。</w:t>
-      </w:r>
-    </w:p>
-    <w:p>
-      <w:pPr>
-        <w:spacing w:after="160" w:line="380"/>
-        <w:ind w:firstLine="480"/>
-      </w:pPr>
-      <w:r>
-        <w:rPr>
-          <w:rFonts w:ascii="SimSun" w:cs="SimSun" w:eastAsia="SimSun" w:hAnsi="SimSun"/>
-          <w:sz w:val="24"/>
-          <w:szCs w:val="24"/>
-        </w:rPr>
-        <w:t xml:space="preserve">高考语法填空就是这样，一篇文章十个空，每个空的位置都不一样。你今天练的这套办法，到那儿是一模一样地用。</w:t>
+        <w:t xml:space="preserve">题目：单句改错，下面这句话有两处错误，请找出并改正。The teacher spoke very patient, and her explain made everything clear.</w:t>
+      </w:r>
+    </w:p>
+    <w:p>
+      <w:pPr>
+        <w:spacing w:after="160" w:line="380"/>
+        <w:ind w:firstLine="480"/>
+      </w:pPr>
+      <w:r>
+        <w:rPr>
+          <w:rFonts w:ascii="SimSun" w:cs="SimSun" w:eastAsia="SimSun" w:hAnsi="SimSun"/>
+          <w:sz w:val="24"/>
+          <w:szCs w:val="24"/>
+        </w:rPr>
+        <w:t xml:space="preserve">最后一道，你先自己找，两处错误都圈出来。</w:t>
+      </w:r>
+    </w:p>
+    <w:p>
+      <w:pPr>
+        <w:spacing w:after="160" w:line="380"/>
+        <w:ind w:firstLine="480"/>
+      </w:pPr>
+      <w:r>
+        <w:rPr>
+          <w:rFonts w:ascii="SimSun" w:cs="SimSun" w:eastAsia="SimSun" w:hAnsi="SimSun"/>
+          <w:sz w:val="24"/>
+          <w:szCs w:val="24"/>
+        </w:rPr>
+        <w:t xml:space="preserve">圈好了吗？我们一处一处看。</w:t>
+      </w:r>
+    </w:p>
+    <w:p>
+      <w:pPr>
+        <w:spacing w:after="160" w:line="380"/>
+        <w:ind w:firstLine="480"/>
+      </w:pPr>
+      <w:r>
+        <w:rPr>
+          <w:rFonts w:ascii="SimSun" w:cs="SimSun" w:eastAsia="SimSun" w:hAnsi="SimSun"/>
+          <w:sz w:val="24"/>
+          <w:szCs w:val="24"/>
+        </w:rPr>
+        <w:t xml:space="preserve">第一处，spoke very patient。</w:t>
+      </w:r>
+    </w:p>
+    <w:p>
+      <w:pPr>
+        <w:spacing w:after="160" w:line="380"/>
+        <w:ind w:firstLine="480"/>
+      </w:pPr>
+      <w:r>
+        <w:rPr>
+          <w:rFonts w:ascii="SimSun" w:cs="SimSun" w:eastAsia="SimSun" w:hAnsi="SimSun"/>
+          <w:sz w:val="24"/>
+          <w:szCs w:val="24"/>
+        </w:rPr>
+        <w:t xml:space="preserve">patient 是形容词，可它在这儿修饰的是 spoke 这个动作——她说话说得怎么样。</w:t>
+      </w:r>
+    </w:p>
+    <w:p>
+      <w:pPr>
+        <w:spacing w:after="160" w:line="380"/>
+        <w:ind w:firstLine="480"/>
+      </w:pPr>
+      <w:r>
+        <w:rPr>
+          <w:rFonts w:ascii="SimSun" w:cs="SimSun" w:eastAsia="SimSun" w:hAnsi="SimSun"/>
+          <w:sz w:val="24"/>
+          <w:szCs w:val="24"/>
+        </w:rPr>
+        <w:t xml:space="preserve">修饰动词得用副词，所以要改成 patiently。</w:t>
+      </w:r>
+    </w:p>
+    <w:p>
+      <w:pPr>
+        <w:spacing w:after="160" w:line="380"/>
+        <w:ind w:firstLine="480"/>
+      </w:pPr>
+      <w:r>
+        <w:rPr>
+          <w:rFonts w:ascii="SimSun" w:cs="SimSun" w:eastAsia="SimSun" w:hAnsi="SimSun"/>
+          <w:sz w:val="24"/>
+          <w:szCs w:val="24"/>
+        </w:rPr>
+        <w:t xml:space="preserve">第二处，her explain。</w:t>
+      </w:r>
+    </w:p>
+    <w:p>
+      <w:pPr>
+        <w:spacing w:after="160" w:line="380"/>
+        <w:ind w:firstLine="480"/>
+      </w:pPr>
+      <w:r>
+        <w:rPr>
+          <w:rFonts w:ascii="SimSun" w:cs="SimSun" w:eastAsia="SimSun" w:hAnsi="SimSun"/>
+          <w:sz w:val="24"/>
+          <w:szCs w:val="24"/>
+        </w:rPr>
+        <w:t xml:space="preserve">her 是物主代词，物主代词后面必须跟名词，这是硬规定。</w:t>
+      </w:r>
+    </w:p>
+    <w:p>
+      <w:pPr>
+        <w:spacing w:after="160" w:line="380"/>
+        <w:ind w:firstLine="480"/>
+      </w:pPr>
+      <w:r>
+        <w:rPr>
+          <w:rFonts w:ascii="SimSun" w:cs="SimSun" w:eastAsia="SimSun" w:hAnsi="SimSun"/>
+          <w:sz w:val="24"/>
+          <w:szCs w:val="24"/>
+        </w:rPr>
+        <w:t xml:space="preserve">可 explain 是动词，站不住这个位置。要把它变成名词 explanation。</w:t>
+      </w:r>
+    </w:p>
+    <w:p>
+      <w:pPr>
+        <w:spacing w:after="160" w:line="380"/>
+        <w:ind w:firstLine="480"/>
+      </w:pPr>
+      <w:r>
+        <w:rPr>
+          <w:rFonts w:ascii="SimSun" w:cs="SimSun" w:eastAsia="SimSun" w:hAnsi="SimSun"/>
+          <w:sz w:val="24"/>
+          <w:szCs w:val="24"/>
+        </w:rPr>
+        <w:t xml:space="preserve">你看，这两处错的是同一件事——词性用错了位置。</w:t>
+      </w:r>
+    </w:p>
+    <w:p>
+      <w:pPr>
+        <w:spacing w:after="160" w:line="380"/>
+        <w:ind w:firstLine="480"/>
+      </w:pPr>
+      <w:r>
+        <w:rPr>
+          <w:rFonts w:ascii="SimSun" w:cs="SimSun" w:eastAsia="SimSun" w:hAnsi="SimSun"/>
+          <w:sz w:val="24"/>
+          <w:szCs w:val="24"/>
+        </w:rPr>
+        <w:t xml:space="preserve">所以要改成 patiently 和 explanation。</w:t>
+      </w:r>
+    </w:p>
+    <w:p>
+      <w:pPr>
+        <w:spacing w:after="160" w:line="380"/>
+        <w:ind w:firstLine="480"/>
+      </w:pPr>
+      <w:r>
+        <w:rPr>
+          <w:rFonts w:ascii="SimSun" w:cs="SimSun" w:eastAsia="SimSun" w:hAnsi="SimSun"/>
+          <w:sz w:val="24"/>
+          <w:szCs w:val="24"/>
+        </w:rPr>
+        <w:t xml:space="preserve">这道题跟课前测第一题是一对：那道是给你括号让你变形，这道是不告诉你，让你自己发现错在哪。</w:t>
       </w:r>
     </w:p>
     <w:p>

--- a/docs/Level1/高中英语语法切片-Level1-第01课-词类总览.docx
+++ b/docs/Level1/高中英语语法切片-Level1-第01课-词类总览.docx
@@ -5344,105 +5344,147 @@
           <w:sz w:val="24"/>
           <w:szCs w:val="24"/>
         </w:rPr>
-        <w:t xml:space="preserve">题目：He looked at me ____________ (angry) but said nothing.</w:t>
-      </w:r>
-    </w:p>
-    <w:p>
-      <w:pPr>
-        <w:spacing w:after="160" w:line="380"/>
-        <w:ind w:firstLine="480"/>
-      </w:pPr>
-      <w:r>
-        <w:rPr>
-          <w:rFonts w:ascii="SimSun" w:cs="SimSun" w:eastAsia="SimSun" w:hAnsi="SimSun"/>
-          <w:sz w:val="24"/>
-          <w:szCs w:val="24"/>
-        </w:rPr>
-        <w:t xml:space="preserve">先自己写一个。</w:t>
-      </w:r>
-    </w:p>
-    <w:p>
-      <w:pPr>
-        <w:spacing w:after="160" w:line="380"/>
-        <w:ind w:firstLine="480"/>
-      </w:pPr>
-      <w:r>
-        <w:rPr>
-          <w:rFonts w:ascii="SimSun" w:cs="SimSun" w:eastAsia="SimSun" w:hAnsi="SimSun"/>
-          <w:sz w:val="24"/>
-          <w:szCs w:val="24"/>
-        </w:rPr>
-        <w:t xml:space="preserve">写好了？这道题用的是第三条标准。你想想，这个空是在修饰谁？</w:t>
-      </w:r>
-    </w:p>
-    <w:p>
-      <w:pPr>
-        <w:spacing w:after="160" w:line="380"/>
-        <w:ind w:firstLine="480"/>
-      </w:pPr>
-      <w:r>
-        <w:rPr>
-          <w:rFonts w:ascii="SimSun" w:cs="SimSun" w:eastAsia="SimSun" w:hAnsi="SimSun"/>
-          <w:sz w:val="24"/>
-          <w:szCs w:val="24"/>
-        </w:rPr>
-        <w:t xml:space="preserve">修饰的是前面的动词 looked，说明他是怎样地看我。</w:t>
-      </w:r>
-    </w:p>
-    <w:p>
-      <w:pPr>
-        <w:spacing w:after="160" w:line="380"/>
-        <w:ind w:firstLine="480"/>
-      </w:pPr>
-      <w:r>
-        <w:rPr>
-          <w:rFonts w:ascii="SimSun" w:cs="SimSun" w:eastAsia="SimSun" w:hAnsi="SimSun"/>
-          <w:sz w:val="24"/>
-          <w:szCs w:val="24"/>
-        </w:rPr>
-        <w:t xml:space="preserve">修饰动词必须用副词。</w:t>
-      </w:r>
-    </w:p>
-    <w:p>
-      <w:pPr>
-        <w:spacing w:after="160" w:line="380"/>
-        <w:ind w:firstLine="480"/>
-      </w:pPr>
-      <w:r>
-        <w:rPr>
-          <w:rFonts w:ascii="SimSun" w:cs="SimSun" w:eastAsia="SimSun" w:hAnsi="SimSun"/>
-          <w:sz w:val="24"/>
-          <w:szCs w:val="24"/>
-        </w:rPr>
-        <w:t xml:space="preserve">形容词 angry 变副词要注意拼写：它是辅音字母加 y 结尾的，要先把 y 改成 i，再加 ly。</w:t>
-      </w:r>
-    </w:p>
-    <w:p>
-      <w:pPr>
-        <w:spacing w:after="160" w:line="380"/>
-        <w:ind w:firstLine="480"/>
-      </w:pPr>
-      <w:r>
-        <w:rPr>
-          <w:rFonts w:ascii="SimSun" w:cs="SimSun" w:eastAsia="SimSun" w:hAnsi="SimSun"/>
-          <w:sz w:val="24"/>
-          <w:szCs w:val="24"/>
-        </w:rPr>
-        <w:t xml:space="preserve">很多同学写成 angryly，这就丢分了。</w:t>
-      </w:r>
-    </w:p>
-    <w:p>
-      <w:pPr>
-        <w:spacing w:after="160" w:line="380"/>
-        <w:ind w:firstLine="480"/>
-      </w:pPr>
-      <w:r>
-        <w:rPr>
-          <w:rFonts w:ascii="SimSun" w:cs="SimSun" w:eastAsia="SimSun" w:hAnsi="SimSun"/>
-          <w:sz w:val="24"/>
-          <w:szCs w:val="24"/>
-        </w:rPr>
-        <w:t xml:space="preserve">所以这儿填 angrily。同类的还有 happy 变 happily、easy 变 easily，你一块儿记了。</w:t>
+        <w:t xml:space="preserve">题目：下面两句话里都有 hard，请分别说出它是什么词性，并说明判断依据。第一句：This is a hard question. 第二句：He works hard every day.</w:t>
+      </w:r>
+    </w:p>
+    <w:p>
+      <w:pPr>
+        <w:spacing w:after="160" w:line="380"/>
+        <w:ind w:firstLine="480"/>
+      </w:pPr>
+      <w:r>
+        <w:rPr>
+          <w:rFonts w:ascii="SimSun" w:cs="SimSun" w:eastAsia="SimSun" w:hAnsi="SimSun"/>
+          <w:sz w:val="24"/>
+          <w:szCs w:val="24"/>
+        </w:rPr>
+        <w:t xml:space="preserve">这道题你先自己判断，两句都写下依据。写完了吗？</w:t>
+      </w:r>
+    </w:p>
+    <w:p>
+      <w:pPr>
+        <w:spacing w:after="160" w:line="380"/>
+        <w:ind w:firstLine="480"/>
+      </w:pPr>
+      <w:r>
+        <w:rPr>
+          <w:rFonts w:ascii="SimSun" w:cs="SimSun" w:eastAsia="SimSun" w:hAnsi="SimSun"/>
+          <w:sz w:val="24"/>
+          <w:szCs w:val="24"/>
+        </w:rPr>
+        <w:t xml:space="preserve">hard 这个词形容词和副词长得一模一样，光看词形分不出来。那就得看它修饰谁。</w:t>
+      </w:r>
+    </w:p>
+    <w:p>
+      <w:pPr>
+        <w:spacing w:after="160" w:line="380"/>
+        <w:ind w:firstLine="480"/>
+      </w:pPr>
+      <w:r>
+        <w:rPr>
+          <w:rFonts w:ascii="SimSun" w:cs="SimSun" w:eastAsia="SimSun" w:hAnsi="SimSun"/>
+          <w:sz w:val="24"/>
+          <w:szCs w:val="24"/>
+        </w:rPr>
+        <w:t xml:space="preserve">第一句，a hard question。hard 贴在名词 question 前面，说的是什么样的问题——难的。</w:t>
+      </w:r>
+    </w:p>
+    <w:p>
+      <w:pPr>
+        <w:spacing w:after="160" w:line="380"/>
+        <w:ind w:firstLine="480"/>
+      </w:pPr>
+      <w:r>
+        <w:rPr>
+          <w:rFonts w:ascii="SimSun" w:cs="SimSun" w:eastAsia="SimSun" w:hAnsi="SimSun"/>
+          <w:sz w:val="24"/>
+          <w:szCs w:val="24"/>
+        </w:rPr>
+        <w:t xml:space="preserve">修饰名词是形容词的活儿，所以这儿的 hard 是形容词。</w:t>
+      </w:r>
+    </w:p>
+    <w:p>
+      <w:pPr>
+        <w:spacing w:after="160" w:line="380"/>
+        <w:ind w:firstLine="480"/>
+      </w:pPr>
+      <w:r>
+        <w:rPr>
+          <w:rFonts w:ascii="SimSun" w:cs="SimSun" w:eastAsia="SimSun" w:hAnsi="SimSun"/>
+          <w:sz w:val="24"/>
+          <w:szCs w:val="24"/>
+        </w:rPr>
+        <w:t xml:space="preserve">第二句，He works hard。这里已经是完整的主谓结构了，hard 加在后面。</w:t>
+      </w:r>
+    </w:p>
+    <w:p>
+      <w:pPr>
+        <w:spacing w:after="160" w:line="380"/>
+        <w:ind w:firstLine="480"/>
+      </w:pPr>
+      <w:r>
+        <w:rPr>
+          <w:rFonts w:ascii="SimSun" w:cs="SimSun" w:eastAsia="SimSun" w:hAnsi="SimSun"/>
+          <w:sz w:val="24"/>
+          <w:szCs w:val="24"/>
+        </w:rPr>
+        <w:t xml:space="preserve">它说的是他工作得怎么样——努力地。修饰的是 works 这个动作。</w:t>
+      </w:r>
+    </w:p>
+    <w:p>
+      <w:pPr>
+        <w:spacing w:after="160" w:line="380"/>
+        <w:ind w:firstLine="480"/>
+      </w:pPr>
+      <w:r>
+        <w:rPr>
+          <w:rFonts w:ascii="SimSun" w:cs="SimSun" w:eastAsia="SimSun" w:hAnsi="SimSun"/>
+          <w:sz w:val="24"/>
+          <w:szCs w:val="24"/>
+        </w:rPr>
+        <w:t xml:space="preserve">修饰动词是副词的活儿，所以这儿的 hard 是副词。</w:t>
+      </w:r>
+    </w:p>
+    <w:p>
+      <w:pPr>
+        <w:spacing w:after="160" w:line="380"/>
+        <w:ind w:firstLine="480"/>
+      </w:pPr>
+      <w:r>
+        <w:rPr>
+          <w:rFonts w:ascii="SimSun" w:cs="SimSun" w:eastAsia="SimSun" w:hAnsi="SimSun"/>
+          <w:sz w:val="24"/>
+          <w:szCs w:val="24"/>
+        </w:rPr>
+        <w:t xml:space="preserve">你看，同一个词，位置一变，词性就变了。这就是我今天反复说的：判断词性不看长相，看它在句子里干什么。</w:t>
+      </w:r>
+    </w:p>
+    <w:p>
+      <w:pPr>
+        <w:spacing w:after="160" w:line="380"/>
+        <w:ind w:firstLine="480"/>
+      </w:pPr>
+      <w:r>
+        <w:rPr>
+          <w:rFonts w:ascii="SimSun" w:cs="SimSun" w:eastAsia="SimSun" w:hAnsi="SimSun"/>
+          <w:sz w:val="24"/>
+          <w:szCs w:val="24"/>
+        </w:rPr>
+        <w:t xml:space="preserve">所以第一句的 hard 是形容词，第二句是副词。</w:t>
+      </w:r>
+    </w:p>
+    <w:p>
+      <w:pPr>
+        <w:spacing w:after="160" w:line="380"/>
+        <w:ind w:firstLine="480"/>
+      </w:pPr>
+      <w:r>
+        <w:rPr>
+          <w:rFonts w:ascii="SimSun" w:cs="SimSun" w:eastAsia="SimSun" w:hAnsi="SimSun"/>
+          <w:sz w:val="24"/>
+          <w:szCs w:val="24"/>
+        </w:rPr>
+        <w:t xml:space="preserve">同样情况的还有 fast、late、early、high、near，你一块儿记了。</w:t>
       </w:r>
     </w:p>
     <w:p>

--- a/docs/Level1/高中英语语法切片-Level1-第01课-词类总览.docx
+++ b/docs/Level1/高中英语语法切片-Level1-第01课-词类总览.docx
@@ -2814,7 +2814,7 @@
           <w:sz w:val="24"/>
           <w:szCs w:val="24"/>
         </w:rPr>
-        <w:t xml:space="preserve">所以你记住，引导词后面必须是一个句子。</w:t>
+        <w:t xml:space="preserve">所以你要记住，引导词后面必须是一个句子。</w:t>
       </w:r>
     </w:p>
     <w:p>
@@ -3738,7 +3738,7 @@
           <w:sz w:val="24"/>
           <w:szCs w:val="24"/>
         </w:rPr>
-        <w:t xml:space="preserve">好，你记住，这两个位置最常见的住户就是形容词。</w:t>
+        <w:t xml:space="preserve">你记住，这两个位置最常见的住户就是形容词。</w:t>
       </w:r>
     </w:p>
     <w:p>

--- a/docs/Level1/高中英语语法切片-Level1-第01课-词类总览.docx
+++ b/docs/Level1/高中英语语法切片-Level1-第01课-词类总览.docx
@@ -395,7 +395,7 @@
           <w:sz w:val="24"/>
           <w:szCs w:val="24"/>
         </w:rPr>
-        <w:t xml:space="preserve">第一个问题：能不能直接把 arrive 填进去？</w:t>
+        <w:t xml:space="preserve">第一个问题：能不能直接把 arrive 填进去呢？</w:t>
       </w:r>
     </w:p>
     <w:p>
@@ -633,7 +633,7 @@
           <w:sz w:val="24"/>
           <w:szCs w:val="24"/>
         </w:rPr>
-        <w:t xml:space="preserve">一个动词只要变了形、能让你看出时候，那它就是谓语。为什么？因为整句话到底是过去还是现在，就是它一个人说了算。</w:t>
+        <w:t xml:space="preserve">一个动词只要变了形、能让你看出时候，那它就是谓语。那为什么呢？因为整句话到底是过去还是现在，就是它一个人说了算。</w:t>
       </w:r>
     </w:p>
     <w:p>
@@ -887,7 +887,7 @@
           <w:sz w:val="24"/>
           <w:szCs w:val="24"/>
         </w:rPr>
-        <w:t xml:space="preserve">这个空，到底是在修饰谁？</w:t>
+        <w:t xml:space="preserve">这个空，到底是在修饰谁呢？</w:t>
       </w:r>
     </w:p>
     <w:p>
@@ -929,7 +929,7 @@
           <w:sz w:val="24"/>
           <w:szCs w:val="24"/>
         </w:rPr>
-        <w:t xml:space="preserve">那修饰动词该用什么词性？</w:t>
+        <w:t xml:space="preserve">那修饰动词该用什么词性呢？</w:t>
       </w:r>
     </w:p>
     <w:p>
@@ -1283,7 +1283,7 @@
           <w:sz w:val="24"/>
           <w:szCs w:val="24"/>
         </w:rPr>
-        <w:t xml:space="preserve">你看，felt 是 feel 的过去式，感觉。它在这儿不是用手摸的意思，它后面要跟一个说明主语状态的成分。</w:t>
+        <w:t xml:space="preserve">你看啊，felt 是 feel 的过去式，感觉。它在这儿不是用手摸的意思，它后面要跟一个说明主语状态的成分。</w:t>
       </w:r>
     </w:p>
     <w:p>
@@ -1395,7 +1395,7 @@
           <w:sz w:val="24"/>
           <w:szCs w:val="24"/>
         </w:rPr>
-        <w:t xml:space="preserve">你想想，位置不同，一个在 is 后面，一个在 felt 后面，可道理完全一样：这两个位置要的都是形容词。</w:t>
+        <w:t xml:space="preserve">你想想啊，位置不同，一个在 is 后面，一个在 felt 后面，可道理完全一样：这两个位置要的都是形容词。</w:t>
       </w:r>
     </w:p>
     <w:p>
@@ -1708,7 +1708,7 @@
           <w:sz w:val="24"/>
           <w:szCs w:val="24"/>
         </w:rPr>
-        <w:t xml:space="preserve">很多同学是靠语感蒙的，蒙对蒙错全看运气。今天我给你一条百分之百确定的推理链。</w:t>
+        <w:t xml:space="preserve">很多同学是靠语感蒙的，蒙对蒙错全看运气。今天我跟你说，我给你一条百分之百确定的推理链。</w:t>
       </w:r>
     </w:p>
     <w:p>
@@ -1932,7 +1932,7 @@
           <w:sz w:val="24"/>
           <w:szCs w:val="24"/>
         </w:rPr>
-        <w:t xml:space="preserve">那什么叫词性意识？</w:t>
+        <w:t xml:space="preserve">那什么叫词性意识呢？</w:t>
       </w:r>
     </w:p>
     <w:p>
@@ -2184,7 +2184,7 @@
           <w:sz w:val="24"/>
           <w:szCs w:val="24"/>
         </w:rPr>
-        <w:t xml:space="preserve">所以你看，这就是英语句子的规则：它不是把你认识的单词堆在一起。</w:t>
+        <w:t xml:space="preserve">所以你看啊，这就是英语句子的规则：它不是把你认识的单词堆在一起。</w:t>
       </w:r>
     </w:p>
     <w:p>
@@ -2226,7 +2226,7 @@
           <w:sz w:val="24"/>
           <w:szCs w:val="24"/>
         </w:rPr>
-        <w:t xml:space="preserve">那这十类词具体是哪十类？</w:t>
+        <w:t xml:space="preserve">那这十类词具体是哪十类呢？</w:t>
       </w:r>
     </w:p>
     <w:p>
@@ -2562,7 +2562,7 @@
           <w:sz w:val="24"/>
           <w:szCs w:val="24"/>
         </w:rPr>
-        <w:t xml:space="preserve">这一点你记牢，后面要反复用。</w:t>
+        <w:t xml:space="preserve">这一点啊，你记牢，后面要反复用。</w:t>
       </w:r>
     </w:p>
     <w:p>
@@ -2758,7 +2758,7 @@
           <w:sz w:val="24"/>
           <w:szCs w:val="24"/>
         </w:rPr>
-        <w:t xml:space="preserve">那这个区别为什么重要？</w:t>
+        <w:t xml:space="preserve">那这个区别为什么重要呢？</w:t>
       </w:r>
     </w:p>
     <w:p>
@@ -3318,7 +3318,7 @@
           <w:sz w:val="24"/>
           <w:szCs w:val="24"/>
         </w:rPr>
-        <w:t xml:space="preserve">为什么？</w:t>
+        <w:t xml:space="preserve">那为什么呢？</w:t>
       </w:r>
     </w:p>
     <w:p>
@@ -3626,7 +3626,7 @@
           <w:sz w:val="24"/>
           <w:szCs w:val="24"/>
         </w:rPr>
-        <w:t xml:space="preserve">为什么？</w:t>
+        <w:t xml:space="preserve">那为什么呢？</w:t>
       </w:r>
     </w:p>
     <w:p>
@@ -3668,7 +3668,7 @@
           <w:sz w:val="24"/>
           <w:szCs w:val="24"/>
         </w:rPr>
-        <w:t xml:space="preserve">换句话说，「名词性成分」这几个字有点绕，我给你翻译成人话——就是能当名字用的东西。一个物件、一个人、或者一件事，都算。</w:t>
+        <w:t xml:space="preserve">换句话说，「名词性成分」这几个字有点绕，我跟你说，我给你翻译成人话——就是能当名字用的东西。一个物件、一个人、或者一件事，都算。</w:t>
       </w:r>
     </w:p>
     <w:p>
@@ -3738,7 +3738,7 @@
           <w:sz w:val="24"/>
           <w:szCs w:val="24"/>
         </w:rPr>
-        <w:t xml:space="preserve">你记住，这两个位置最常见的住户就是形容词。</w:t>
+        <w:t xml:space="preserve">你记住啊，这两个位置最常见的住户就是形容词。</w:t>
       </w:r>
     </w:p>
     <w:p>
@@ -3962,7 +3962,7 @@
           <w:sz w:val="24"/>
           <w:szCs w:val="24"/>
         </w:rPr>
-        <w:t xml:space="preserve">反过来你看，凡是没有时态的——原形前面加个 to、或者变成 ing、变成过去分词——那就是非谓语。</w:t>
+        <w:t xml:space="preserve">反过来你看啊，凡是没有时态的——原形前面加个 to、或者变成 ing、变成过去分词——那就是非谓语。</w:t>
       </w:r>
     </w:p>
     <w:p>
@@ -4242,7 +4242,21 @@
           <w:sz w:val="24"/>
           <w:szCs w:val="24"/>
         </w:rPr>
-        <w:t xml:space="preserve">方法讲完了。</w:t>
+        <w:t xml:space="preserve">方法讲完了。顺带提一句，这套方法不只今天用，后面的课我们还会反复拿它出来。</w:t>
+      </w:r>
+    </w:p>
+    <w:p>
+      <w:pPr>
+        <w:spacing w:after="160" w:line="380"/>
+        <w:ind w:firstLine="480"/>
+      </w:pPr>
+      <w:r>
+        <w:rPr>
+          <w:rFonts w:ascii="SimSun" w:cs="SimSun" w:eastAsia="SimSun" w:hAnsi="SimSun"/>
+          <w:sz w:val="24"/>
+          <w:szCs w:val="24"/>
+        </w:rPr>
+        <w:t xml:space="preserve">顺便说一句，这个地方我教了这么多年，年年有人栽在这儿。</w:t>
       </w:r>
     </w:p>
     <w:p>
@@ -4342,7 +4356,7 @@
           <w:sz w:val="24"/>
           <w:szCs w:val="24"/>
         </w:rPr>
-        <w:t xml:space="preserve">第一步，先找谓语。哪个词带时态？</w:t>
+        <w:t xml:space="preserve">第一步，先找谓语。哪个词带时态呢？</w:t>
       </w:r>
     </w:p>
     <w:p>
@@ -4454,7 +4468,7 @@
           <w:sz w:val="24"/>
           <w:szCs w:val="24"/>
         </w:rPr>
-        <w:t xml:space="preserve">这道题你注意，从头到尾我没让你去想括号里那个词是什么意思。</w:t>
+        <w:t xml:space="preserve">这道题你注意啊，从头到尾我没让你去想括号里那个词是什么意思。</w:t>
       </w:r>
     </w:p>
     <w:p>
@@ -4666,7 +4680,7 @@
           <w:sz w:val="24"/>
           <w:szCs w:val="24"/>
         </w:rPr>
-        <w:t xml:space="preserve">今天的内容我给你捋一遍，抓住四句话就够了。</w:t>
+        <w:t xml:space="preserve">今天的内容我跟你说，我给你捋一遍，抓住四句话就够了。</w:t>
       </w:r>
     </w:p>
     <w:p>
@@ -5230,7 +5244,7 @@
           <w:sz w:val="24"/>
           <w:szCs w:val="24"/>
         </w:rPr>
-        <w:t xml:space="preserve">空在 were 后面，是系动词后的表语位置，需要填形容词，这一点不难判断。</w:t>
+        <w:t xml:space="preserve">空在 were 后面，是系动词后的表语位置，需要填形容词，这一点啊，不难判断。</w:t>
       </w:r>
     </w:p>
     <w:p>
@@ -5584,7 +5598,7 @@
           <w:sz w:val="24"/>
           <w:szCs w:val="24"/>
         </w:rPr>
-        <w:t xml:space="preserve">那这个空是在修饰谁？</w:t>
+        <w:t xml:space="preserve">那这个空是在修饰谁呢？</w:t>
       </w:r>
     </w:p>
     <w:p>
@@ -5995,7 +6009,7 @@
           <w:sz w:val="24"/>
           <w:szCs w:val="24"/>
         </w:rPr>
-        <w:t xml:space="preserve">你看，这两处错的是同一件事——词性用错了位置。</w:t>
+        <w:t xml:space="preserve">你看啊，这两处错的是同一件事——词性用错了位置。</w:t>
       </w:r>
     </w:p>
     <w:p>
@@ -6051,7 +6065,7 @@
           <w:sz w:val="24"/>
           <w:szCs w:val="24"/>
         </w:rPr>
-        <w:t xml:space="preserve">好，感觉怎么样？</w:t>
+        <w:t xml:space="preserve">好，感觉怎么样呢？</w:t>
       </w:r>
     </w:p>
     <w:p>

--- a/docs/Level1/高中英语语法切片-Level1-第01课-词类总览.docx
+++ b/docs/Level1/高中英语语法切片-Level1-第01课-词类总览.docx
@@ -1988,6 +1988,20 @@
           <w:sz w:val="24"/>
           <w:szCs w:val="24"/>
         </w:rPr>
+        <w:t xml:space="preserve">我插一句啊，这一课是整套课的地基，你要是听得累就先歇一下再听，别硬撑。</w:t>
+      </w:r>
+    </w:p>
+    <w:p>
+      <w:pPr>
+        <w:spacing w:after="160" w:line="380"/>
+        <w:ind w:firstLine="480"/>
+      </w:pPr>
+      <w:r>
+        <w:rPr>
+          <w:rFonts w:ascii="SimSun" w:cs="SimSun" w:eastAsia="SimSun" w:hAnsi="SimSun"/>
+          <w:sz w:val="24"/>
+          <w:szCs w:val="24"/>
+        </w:rPr>
         <w:t xml:space="preserve">那英语的单词一共分成十个大类。</w:t>
       </w:r>
     </w:p>
@@ -2184,7 +2198,7 @@
           <w:sz w:val="24"/>
           <w:szCs w:val="24"/>
         </w:rPr>
-        <w:t xml:space="preserve">所以你看啊，这就是英语句子的规则：它不是把你认识的单词堆在一起。</w:t>
+        <w:t xml:space="preserve">所以你看啊，你看，这就是英语句子的规则：它不是把你认识的单词堆在一起。</w:t>
       </w:r>
     </w:p>
     <w:p>
@@ -2282,7 +2296,7 @@
           <w:sz w:val="24"/>
           <w:szCs w:val="24"/>
         </w:rPr>
-        <w:t xml:space="preserve">实词的特点是有实实在在的意思。</w:t>
+        <w:t xml:space="preserve">你注意，实词的特点是有实实在在的意思。</w:t>
       </w:r>
     </w:p>
     <w:p>
@@ -2492,7 +2506,7 @@
           <w:sz w:val="24"/>
           <w:szCs w:val="24"/>
         </w:rPr>
-        <w:t xml:space="preserve">虚词自己的意思很虚，不能单独当主语宾语。</w:t>
+        <w:t xml:space="preserve">你想想，虚词自己的意思很虚，不能单独当主语宾语。</w:t>
       </w:r>
     </w:p>
     <w:p>
@@ -2660,7 +2674,7 @@
           <w:sz w:val="24"/>
           <w:szCs w:val="24"/>
         </w:rPr>
-        <w:t xml:space="preserve">好，并列连词的活儿，是把两个地位平等的东西连起来。</w:t>
+        <w:t xml:space="preserve">好，并列连词的活儿你记住：把两个地位平等的东西连起来。</w:t>
       </w:r>
     </w:p>
     <w:p>
@@ -2884,6 +2898,20 @@
           <w:sz w:val="24"/>
           <w:szCs w:val="24"/>
         </w:rPr>
+        <w:t xml:space="preserve">顺带提一嘴：这十类里有七类是重点，我马上告诉你是哪七类。</w:t>
+      </w:r>
+    </w:p>
+    <w:p>
+      <w:pPr>
+        <w:spacing w:after="160" w:line="380"/>
+        <w:ind w:firstLine="480"/>
+      </w:pPr>
+      <w:r>
+        <w:rPr>
+          <w:rFonts w:ascii="SimSun" w:cs="SimSun" w:eastAsia="SimSun" w:hAnsi="SimSun"/>
+          <w:sz w:val="24"/>
+          <w:szCs w:val="24"/>
+        </w:rPr>
         <w:t xml:space="preserve">来，我帮你把重点挑出来，你不用平均用力。</w:t>
       </w:r>
     </w:p>
@@ -3038,6 +3066,20 @@
           <w:sz w:val="24"/>
           <w:szCs w:val="24"/>
         </w:rPr>
+        <w:t xml:space="preserve">对了，补一句：下面这两个办法你都要会，考试的时候哪个顺手用哪个。</w:t>
+      </w:r>
+    </w:p>
+    <w:p>
+      <w:pPr>
+        <w:spacing w:after="160" w:line="380"/>
+        <w:ind w:firstLine="480"/>
+      </w:pPr>
+      <w:r>
+        <w:rPr>
+          <w:rFonts w:ascii="SimSun" w:cs="SimSun" w:eastAsia="SimSun" w:hAnsi="SimSun"/>
+          <w:sz w:val="24"/>
+          <w:szCs w:val="24"/>
+        </w:rPr>
         <w:t xml:space="preserve">我教你第一个办法。</w:t>
       </w:r>
     </w:p>
@@ -3066,7 +3108,7 @@
           <w:sz w:val="24"/>
           <w:szCs w:val="24"/>
         </w:rPr>
-        <w:t xml:space="preserve">英语是一门后缀非常规律的语言。</w:t>
+        <w:t xml:space="preserve">你看啊，英语是一门后缀非常规律的语言。</w:t>
       </w:r>
     </w:p>
     <w:p>
@@ -3332,7 +3374,7 @@
           <w:sz w:val="24"/>
           <w:szCs w:val="24"/>
         </w:rPr>
-        <w:t xml:space="preserve">因为它们是名词加 ly 变来的，不是形容词加 ly。这四个词是高考选择题里的老熟人，你记牢它。</w:t>
+        <w:t xml:space="preserve">因为它们是名词加 ly 变来的，不是形容词加 ly。这四个词是高考选择题里的老熟人，我年年见人在这儿丢分，你记牢它。</w:t>
       </w:r>
     </w:p>
     <w:p>
@@ -3528,6 +3570,20 @@
           <w:sz w:val="24"/>
           <w:szCs w:val="24"/>
         </w:rPr>
+        <w:t xml:space="preserve">说到这儿我多说一句——第一个办法靠单词本身，第二个办法靠位置。位置那个更管用。</w:t>
+      </w:r>
+    </w:p>
+    <w:p>
+      <w:pPr>
+        <w:spacing w:after="160" w:line="380"/>
+        <w:ind w:firstLine="480"/>
+      </w:pPr>
+      <w:r>
+        <w:rPr>
+          <w:rFonts w:ascii="SimSun" w:cs="SimSun" w:eastAsia="SimSun" w:hAnsi="SimSun"/>
+          <w:sz w:val="24"/>
+          <w:szCs w:val="24"/>
+        </w:rPr>
         <w:t xml:space="preserve">所以我再教你第二个办法。</w:t>
       </w:r>
     </w:p>
@@ -3864,7 +3920,7 @@
           <w:sz w:val="24"/>
           <w:szCs w:val="24"/>
         </w:rPr>
-        <w:t xml:space="preserve">这两种情况，你闭着眼睛先想副词。</w:t>
+        <w:t xml:space="preserve">这两种情况，你闭着眼睛先想副词，是吧。</w:t>
       </w:r>
     </w:p>
     <w:p>
@@ -4046,7 +4102,7 @@
           <w:sz w:val="24"/>
           <w:szCs w:val="24"/>
         </w:rPr>
-        <w:t xml:space="preserve">而英语的铁律是：一个简单句，有且只有一个谓语。</w:t>
+        <w:t xml:space="preserve">而英语的铁律你记牢：一个简单句，有且只有一个谓语。</w:t>
       </w:r>
     </w:p>
     <w:p>
@@ -4214,7 +4270,7 @@
           <w:sz w:val="24"/>
           <w:szCs w:val="24"/>
         </w:rPr>
-        <w:t xml:space="preserve">就这四条，没有别的技巧。</w:t>
+        <w:t xml:space="preserve">就这四条，说白了没有别的技巧。</w:t>
       </w:r>
     </w:p>
     <w:p>
@@ -4257,6 +4313,20 @@
           <w:szCs w:val="24"/>
         </w:rPr>
         <w:t xml:space="preserve">顺便说一句，这个地方我教了这么多年，年年有人栽在这儿。</w:t>
+      </w:r>
+    </w:p>
+    <w:p>
+      <w:pPr>
+        <w:spacing w:after="160" w:line="380"/>
+        <w:ind w:firstLine="480"/>
+      </w:pPr>
+      <w:r>
+        <w:rPr>
+          <w:rFonts w:ascii="SimSun" w:cs="SimSun" w:eastAsia="SimSun" w:hAnsi="SimSun"/>
+          <w:sz w:val="24"/>
+          <w:szCs w:val="24"/>
+        </w:rPr>
+        <w:t xml:space="preserve">顺便说一句，这四条标准你现在不用背，做完题自然就记住了。</w:t>
       </w:r>
     </w:p>
     <w:p>
@@ -4961,6 +5031,20 @@
           <w:szCs w:val="24"/>
         </w:rPr>
         <w:t xml:space="preserve">那接下来就该你上手了。</w:t>
+      </w:r>
+    </w:p>
+    <w:p>
+      <w:pPr>
+        <w:spacing w:after="160" w:line="380"/>
+        <w:ind w:firstLine="480"/>
+      </w:pPr>
+      <w:r>
+        <w:rPr>
+          <w:rFonts w:ascii="SimSun" w:cs="SimSun" w:eastAsia="SimSun" w:hAnsi="SimSun"/>
+          <w:sz w:val="24"/>
+          <w:szCs w:val="24"/>
+        </w:rPr>
+        <w:t xml:space="preserve">我插一句：随堂这六道题比课前测难一点，你别急着看答案。</w:t>
       </w:r>
     </w:p>
     <w:p>

--- a/docs/Level1/高中英语语法切片-Level1-第01课-词类总览.docx
+++ b/docs/Level1/高中英语语法切片-Level1-第01课-词类总览.docx
@@ -1708,7 +1708,7 @@
           <w:sz w:val="24"/>
           <w:szCs w:val="24"/>
         </w:rPr>
-        <w:t xml:space="preserve">很多同学是靠语感蒙的，蒙对蒙错全看运气。今天我跟你说，我给你一条百分之百确定的推理链。</w:t>
+        <w:t xml:space="preserve">很多同学是靠语感蒙的，蒙对蒙错全看运气。今天我们来看一条百分之百确定的推理链。</w:t>
       </w:r>
     </w:p>
     <w:p>
@@ -3080,7 +3080,7 @@
           <w:sz w:val="24"/>
           <w:szCs w:val="24"/>
         </w:rPr>
-        <w:t xml:space="preserve">我教你第一个办法。</w:t>
+        <w:t xml:space="preserve">我们先看第一个办法。</w:t>
       </w:r>
     </w:p>
     <w:p>
@@ -3724,7 +3724,7 @@
           <w:sz w:val="24"/>
           <w:szCs w:val="24"/>
         </w:rPr>
-        <w:t xml:space="preserve">换句话说，「名词性成分」这几个字有点绕，我跟你说，我给你翻译成人话——就是能当名字用的东西。一个物件、一个人、或者一件事，都算。</w:t>
+        <w:t xml:space="preserve">换句话说，「名词性成分」这几个字有点绕，我们来看翻译成人话——就是能当名字用的东西。一个物件、一个人、或者一件事，都算。</w:t>
       </w:r>
     </w:p>
     <w:p>
@@ -4750,7 +4750,7 @@
           <w:sz w:val="24"/>
           <w:szCs w:val="24"/>
         </w:rPr>
-        <w:t xml:space="preserve">今天的内容我跟你说，我给你捋一遍，抓住四句话就够了。</w:t>
+        <w:t xml:space="preserve">今天的内容我们来看捋一遍，抓住四句话就够了。</w:t>
       </w:r>
     </w:p>
     <w:p>

--- a/docs/Level1/高中英语语法切片-Level1-第01课-词类总览.docx
+++ b/docs/Level1/高中英语语法切片-Level1-第01课-词类总览.docx
@@ -1622,7 +1622,7 @@
           <w:sz w:val="24"/>
           <w:szCs w:val="24"/>
         </w:rPr>
-        <w:t xml:space="preserve">这个信号你一定要记死：句首加逗号，先想副词。这个考点在高考语法填空里几乎年年出现。</w:t>
+        <w:t xml:space="preserve">这个信号你一定要记牢：句首加逗号，先想副词。这个考点在高考语法填空里几乎年年出现。</w:t>
       </w:r>
     </w:p>
     <w:p>
@@ -4116,7 +4116,7 @@
           <w:sz w:val="24"/>
           <w:szCs w:val="24"/>
         </w:rPr>
-        <w:t xml:space="preserve">记死它。</w:t>
+        <w:t xml:space="preserve">记牢它。</w:t>
       </w:r>
     </w:p>
     <w:p>
@@ -4454,7 +4454,7 @@
           <w:sz w:val="24"/>
           <w:szCs w:val="24"/>
         </w:rPr>
-        <w:t xml:space="preserve">第二步，谓语一钉死，前面那一整块就是主语。</w:t>
+        <w:t xml:space="preserve">第二步，谓语一确定下来，前面那一整块就是主语。</w:t>
       </w:r>
     </w:p>
     <w:p>
